--- a/docs/功能与代码详解_V2.docx
+++ b/docs/功能与代码详解_V2.docx
@@ -2,18 +2,23 @@
 <file path=word/document.xml><?xml version="1.0" encoding="utf-8"?>
 <w:document xmlns:wpc="http://schemas.microsoft.com/office/word/2010/wordprocessingCanvas" xmlns:mo="http://schemas.microsoft.com/office/mac/office/2008/main" xmlns:mc="http://schemas.openxmlformats.org/markup-compatibility/2006" xmlns:mv="urn:schemas-microsoft-com:mac:vml" xmlns:o="urn:schemas-microsoft-com:office:office" xmlns:r="http://schemas.openxmlformats.org/officeDocument/2006/relationships" xmlns:m="http://schemas.openxmlformats.org/officeDocument/2006/math" xmlns:v="urn:schemas-microsoft-com:vml" xmlns:wp14="http://schemas.microsoft.com/office/word/2010/wordprocessingDrawing" xmlns:wp="http://schemas.openxmlformats.org/drawingml/2006/wordprocessingDrawing" xmlns:w10="urn:schemas-microsoft-com:office:word" xmlns:w="http://schemas.openxmlformats.org/wordprocessingml/2006/main" xmlns:w14="http://schemas.microsoft.com/office/word/2010/wordml" xmlns:wpg="http://schemas.microsoft.com/office/word/2010/wordprocessingGroup" xmlns:wpi="http://schemas.microsoft.com/office/word/2010/wordprocessingInk" xmlns:wne="http://schemas.microsoft.com/office/word/2006/wordml" xmlns:wps="http://schemas.microsoft.com/office/word/2010/wordprocessingShape" mc:Ignorable="w14 wp14">
   <w:body>
+    <w:p/>
     <w:p>
       <w:pPr>
+        <w:pStyle w:val="Title"/>
         <w:jc w:val="center"/>
       </w:pPr>
       <w:r>
-        <w:rPr>
-          <w:rFonts w:ascii="Calibri" w:hAnsi="Calibri" w:eastAsia="微软雅黑"/>
-          <w:b/>
-          <w:color w:val="C15F3C"/>
-          <w:sz w:val="44"/>
-        </w:rPr>
         <w:t>Career-RAG 功能与代码详解</w:t>
+      </w:r>
+    </w:p>
+    <w:p>
+      <w:pPr>
+        <w:pStyle w:val="Subtitle"/>
+        <w:jc w:val="center"/>
+      </w:pPr>
+      <w:r>
+        <w:t>Supervisor-guided Dual-space Agentic RAG for Career Matching</w:t>
       </w:r>
     </w:p>
     <w:p>
@@ -22,106 +27,383 @@
       </w:pPr>
       <w:r>
         <w:rPr>
-          <w:rFonts w:ascii="Calibri" w:hAnsi="Calibri" w:eastAsia="微软雅黑"/>
-          <w:color w:val="6B645C"/>
-          <w:sz w:val="21"/>
+          <w:color w:val="707070"/>
         </w:rPr>
-        <w:t>V2 终版 · 2026-08-06 · 经子 agent 与 Codex 双路事实核查通过</w:t>
+        <w:t>冻结代码基线 2474e48 · 2026-08-07</w:t>
       </w:r>
     </w:p>
-    <w:p/>
     <w:p>
-      <w:pPr>
-        <w:ind w:left="283"/>
-      </w:pPr>
-      <w:r>
-        <w:rPr>
-          <w:rFonts w:ascii="Calibri" w:hAnsi="Calibri" w:eastAsia="微软雅黑"/>
-          <w:color w:val="6B645C"/>
-          <w:sz w:val="19"/>
-        </w:rPr>
-        <w:t>这份文档回答两个问题：</w:t>
-      </w:r>
-      <w:r>
-        <w:rPr>
-          <w:rFonts w:ascii="Calibri" w:hAnsi="Calibri" w:eastAsia="微软雅黑"/>
-          <w:b/>
-          <w:color w:val="6B645C"/>
-          <w:sz w:val="19"/>
-        </w:rPr>
-        <w:t>这个系统到底做了什么</w:t>
-      </w:r>
-      <w:r>
-        <w:rPr>
-          <w:rFonts w:ascii="Calibri" w:hAnsi="Calibri" w:eastAsia="微软雅黑"/>
-          <w:color w:val="6B645C"/>
-          <w:sz w:val="19"/>
-        </w:rPr>
-        <w:t>（功能篇，给任何人看），</w:t>
+      <w:r>
+        <w:br w:type="page"/>
       </w:r>
     </w:p>
     <w:p>
       <w:pPr>
-        <w:ind w:left="283"/>
+        <w:pStyle w:val="Title"/>
       </w:pPr>
       <w:r>
+        <w:t>目录</w:t>
+      </w:r>
+    </w:p>
+    <w:p>
+      <w:r>
         <w:rPr>
-          <w:rFonts w:ascii="Calibri" w:hAnsi="Calibri" w:eastAsia="微软雅黑"/>
-          <w:b/>
-          <w:color w:val="6B645C"/>
-          <w:sz w:val="19"/>
+          <w:i/>
         </w:rPr>
-        <w:t>每一部分是怎么实现的、代码在哪</w:t>
-      </w:r>
-      <w:r>
-        <w:rPr>
-          <w:rFonts w:ascii="Calibri" w:hAnsi="Calibri" w:eastAsia="微软雅黑"/>
-          <w:color w:val="6B645C"/>
-          <w:sz w:val="19"/>
-        </w:rPr>
-        <w:t>（代码篇，给读代码的人看）。</w:t>
+        <w:t>目录由 Markdown 标题自动生成。</w:t>
       </w:r>
     </w:p>
     <w:p>
       <w:pPr>
-        <w:ind w:left="283"/>
+        <w:pStyle w:val="GuideTOC"/>
+        <w:ind w:left="0"/>
       </w:pPr>
       <w:r>
         <w:rPr>
-          <w:rFonts w:ascii="Calibri" w:hAnsi="Calibri" w:eastAsia="微软雅黑"/>
-          <w:color w:val="6B645C"/>
-          <w:sz w:val="19"/>
+          <w:b/>
         </w:rPr>
-        <w:t xml:space="preserve">所有描述以当前 </w:t>
-      </w:r>
-      <w:r>
-        <w:rPr>
-          <w:rFonts w:ascii="Consolas" w:hAnsi="Consolas" w:eastAsia="微软雅黑"/>
-          <w:color w:val="8A3B1E"/>
-          <w:sz w:val="18"/>
-        </w:rPr>
-        <w:t>langgraph</w:t>
-      </w:r>
-      <w:r>
-        <w:rPr>
-          <w:rFonts w:ascii="Calibri" w:hAnsi="Calibri" w:eastAsia="微软雅黑"/>
-          <w:color w:val="6B645C"/>
-          <w:sz w:val="19"/>
-        </w:rPr>
-        <w:t xml:space="preserve"> 分支代码实查为准，不是设计愿景。</w:t>
+        <w:t>第一部分：系统功能与设计</w:t>
       </w:r>
     </w:p>
     <w:p>
       <w:pPr>
-        <w:ind w:left="283"/>
+        <w:pStyle w:val="GuideTOC"/>
+        <w:ind w:left="317"/>
       </w:pPr>
       <w:r>
+        <w:t>1. 项目定位与答辩主张</w:t>
+      </w:r>
+    </w:p>
+    <w:p>
+      <w:pPr>
+        <w:pStyle w:val="GuideTOC"/>
+        <w:ind w:left="317"/>
+      </w:pPr>
+      <w:r>
+        <w:t>2. 用户、角色与职责边界</w:t>
+      </w:r>
+    </w:p>
+    <w:p>
+      <w:pPr>
+        <w:pStyle w:val="GuideTOC"/>
+        <w:ind w:left="317"/>
+      </w:pPr>
+      <w:r>
+        <w:t>3. 端到端业务流程</w:t>
+      </w:r>
+    </w:p>
+    <w:p>
+      <w:pPr>
+        <w:pStyle w:val="GuideTOC"/>
+        <w:ind w:left="317"/>
+      </w:pPr>
+      <w:r>
+        <w:t>4. Shared Structured State</w:t>
+      </w:r>
+    </w:p>
+    <w:p>
+      <w:pPr>
+        <w:pStyle w:val="GuideTOC"/>
+        <w:ind w:left="317"/>
+      </w:pPr>
+      <w:r>
+        <w:t>5. 群聊工作台的真实页面结构</w:t>
+      </w:r>
+    </w:p>
+    <w:p>
+      <w:pPr>
+        <w:pStyle w:val="GuideTOC"/>
+        <w:ind w:left="317"/>
+      </w:pPr>
+      <w:r>
+        <w:t>6. 认证、配额与多人隔离</w:t>
+      </w:r>
+    </w:p>
+    <w:p>
+      <w:pPr>
+        <w:pStyle w:val="GuideTOC"/>
+        <w:ind w:left="317"/>
+      </w:pPr>
+      <w:r>
+        <w:t>7. generation 生命周期：202 窗口、重确认洞与 409 契约</w:t>
+      </w:r>
+    </w:p>
+    <w:p>
+      <w:pPr>
+        <w:pStyle w:val="GuideTOC"/>
+        <w:ind w:left="634"/>
+      </w:pPr>
+      <w:r>
+        <w:t>7.1 两个编号解决两个问题</w:t>
+      </w:r>
+    </w:p>
+    <w:p>
+      <w:pPr>
+        <w:pStyle w:val="GuideTOC"/>
+        <w:ind w:left="634"/>
+      </w:pPr>
+      <w:r>
+        <w:t>7.2 202 窗口</w:t>
+      </w:r>
+    </w:p>
+    <w:p>
+      <w:pPr>
+        <w:pStyle w:val="GuideTOC"/>
+        <w:ind w:left="634"/>
+      </w:pPr>
+      <w:r>
+        <w:t>7.3 重确认洞如何被堵住</w:t>
+      </w:r>
+    </w:p>
+    <w:p>
+      <w:pPr>
+        <w:pStyle w:val="GuideTOC"/>
+        <w:ind w:left="634"/>
+      </w:pPr>
+      <w:r>
+        <w:t>7.4 稳定 409 契约与三态恢复</w:t>
+      </w:r>
+    </w:p>
+    <w:p>
+      <w:pPr>
+        <w:pStyle w:val="GuideTOC"/>
+        <w:ind w:left="317"/>
+      </w:pPr>
+      <w:r>
+        <w:t>8. 简历澄清回路：从质量信号到 C### 证据</w:t>
+      </w:r>
+    </w:p>
+    <w:p>
+      <w:pPr>
+        <w:pStyle w:val="GuideTOC"/>
+        <w:ind w:left="634"/>
+      </w:pPr>
+      <w:r>
+        <w:t>8.1 触发来源</w:t>
+      </w:r>
+    </w:p>
+    <w:p>
+      <w:pPr>
+        <w:pStyle w:val="GuideTOC"/>
+        <w:ind w:left="634"/>
+      </w:pPr>
+      <w:r>
+        <w:t>8.2 pending 锚点</w:t>
+      </w:r>
+    </w:p>
+    <w:p>
+      <w:pPr>
+        <w:pStyle w:val="GuideTOC"/>
+        <w:ind w:left="634"/>
+      </w:pPr>
+      <w:r>
+        <w:t>8.3 C### 证据与消费闭环</w:t>
+      </w:r>
+    </w:p>
+    <w:p>
+      <w:pPr>
+        <w:pStyle w:val="GuideTOC"/>
+        <w:ind w:left="634"/>
+      </w:pPr>
+      <w:r>
+        <w:t>8.4 隐私边界</w:t>
+      </w:r>
+    </w:p>
+    <w:p>
+      <w:pPr>
+        <w:pStyle w:val="GuideTOC"/>
+        <w:ind w:left="317"/>
+      </w:pPr>
+      <w:r>
+        <w:t>9. PM 咨询督导：L1、L2、reservation 与 fail-open</w:t>
+      </w:r>
+    </w:p>
+    <w:p>
+      <w:pPr>
+        <w:pStyle w:val="GuideTOC"/>
+        <w:ind w:left="634"/>
+      </w:pPr>
+      <w:r>
+        <w:t>9.1 L1：零模型成本的状态判断</w:t>
+      </w:r>
+    </w:p>
+    <w:p>
+      <w:pPr>
+        <w:pStyle w:val="GuideTOC"/>
+        <w:ind w:left="634"/>
+      </w:pPr>
+      <w:r>
+        <w:t>9.2 reservation：先占预算再调用</w:t>
+      </w:r>
+    </w:p>
+    <w:p>
+      <w:pPr>
+        <w:pStyle w:val="GuideTOC"/>
+        <w:ind w:left="634"/>
+      </w:pPr>
+      <w:r>
+        <w:t>9.3 L2 与 fail-open</w:t>
+      </w:r>
+    </w:p>
+    <w:p>
+      <w:pPr>
+        <w:pStyle w:val="GuideTOC"/>
+        <w:ind w:left="317"/>
+      </w:pPr>
+      <w:r>
+        <w:t>10. Match Brief：SQL 锁定与方向双栏</w:t>
+      </w:r>
+    </w:p>
+    <w:p>
+      <w:pPr>
+        <w:pStyle w:val="GuideTOC"/>
+        <w:ind w:left="317"/>
+      </w:pPr>
+      <w:r>
+        <w:t>11. 三 Agent、Supervisor 与有界循环</w:t>
+      </w:r>
+    </w:p>
+    <w:p>
+      <w:pPr>
+        <w:pStyle w:val="GuideTOC"/>
+        <w:ind w:left="317"/>
+      </w:pPr>
+      <w:r>
+        <w:t>12. 混合检索、双空间与证据链</w:t>
+      </w:r>
+    </w:p>
+    <w:p>
+      <w:pPr>
+        <w:pStyle w:val="GuideTOC"/>
+        <w:ind w:left="317"/>
+      </w:pPr>
+      <w:r>
+        <w:t>13. RAPTOR 与 Cross-Encoder：双开关语义和四组合等价</w:t>
+      </w:r>
+    </w:p>
+    <w:p>
+      <w:pPr>
+        <w:pStyle w:val="GuideTOC"/>
+        <w:ind w:left="317"/>
+      </w:pPr>
+      <w:r>
+        <w:t>14. LangGraph、checkpoint 与恢复边界</w:t>
+      </w:r>
+    </w:p>
+    <w:p>
+      <w:pPr>
+        <w:pStyle w:val="GuideTOC"/>
+        <w:ind w:left="317"/>
+      </w:pPr>
+      <w:r>
+        <w:t>15. 反馈、画像记忆与匿名案例</w:t>
+      </w:r>
+    </w:p>
+    <w:p>
+      <w:pPr>
+        <w:pStyle w:val="GuideTOC"/>
+        <w:ind w:left="317"/>
+      </w:pPr>
+      <w:r>
+        <w:t>16. 评估管线与可引用数字</w:t>
+      </w:r>
+    </w:p>
+    <w:p>
+      <w:pPr>
+        <w:pStyle w:val="GuideTOC"/>
+        <w:ind w:left="317"/>
+      </w:pPr>
+      <w:r>
+        <w:t>17. 批次 9 验收与测试计数</w:t>
+      </w:r>
+    </w:p>
+    <w:p>
+      <w:pPr>
+        <w:pStyle w:val="GuideTOC"/>
+        <w:ind w:left="317"/>
+      </w:pPr>
+      <w:r>
+        <w:t>18. 安全、隐私与能力边界</w:t>
+      </w:r>
+    </w:p>
+    <w:p>
+      <w:pPr>
+        <w:pStyle w:val="GuideTOC"/>
+        <w:ind w:left="0"/>
+      </w:pPr>
+      <w:r>
         <w:rPr>
-          <w:rFonts w:ascii="Calibri" w:hAnsi="Calibri" w:eastAsia="微软雅黑"/>
-          <w:color w:val="6B645C"/>
-          <w:sz w:val="19"/>
+          <w:b/>
         </w:rPr>
-        <w:t>行号引用以 2026-08-05 HEAD 为准，重构后以函数名检索为准。</w:t>
+        <w:t>第二部分：代码实现与复现</w:t>
+      </w:r>
+    </w:p>
+    <w:p>
+      <w:pPr>
+        <w:pStyle w:val="GuideTOC"/>
+        <w:ind w:left="317"/>
+      </w:pPr>
+      <w:r>
+        <w:t>19. 后端目录与调用关系</w:t>
+      </w:r>
+    </w:p>
+    <w:p>
+      <w:pPr>
+        <w:pStyle w:val="GuideTOC"/>
+        <w:ind w:left="317"/>
+      </w:pPr>
+      <w:r>
+        <w:t>20. 模块—文件—关键函数索引</w:t>
+      </w:r>
+    </w:p>
+    <w:p>
+      <w:pPr>
+        <w:pStyle w:val="GuideTOC"/>
+        <w:ind w:left="317"/>
+      </w:pPr>
+      <w:r>
+        <w:t>21. 前端数据流与竞态恢复</w:t>
+      </w:r>
+    </w:p>
+    <w:p>
+      <w:pPr>
+        <w:pStyle w:val="GuideTOC"/>
+        <w:ind w:left="317"/>
+      </w:pPr>
+      <w:r>
+        <w:t>22. 配置与快速运行</w:t>
+      </w:r>
+    </w:p>
+    <w:p>
+      <w:pPr>
+        <w:pStyle w:val="GuideTOC"/>
+        <w:ind w:left="317"/>
+      </w:pPr>
+      <w:r>
+        <w:t>23. 测试、契约与评估命令</w:t>
+      </w:r>
+    </w:p>
+    <w:p>
+      <w:pPr>
+        <w:pStyle w:val="GuideTOC"/>
+        <w:ind w:left="317"/>
+      </w:pPr>
+      <w:r>
+        <w:t>24. 答辩问答与诚实表述</w:t>
+      </w:r>
+    </w:p>
+    <w:p>
+      <w:pPr>
+        <w:pStyle w:val="GuideTOC"/>
+        <w:ind w:left="317"/>
+      </w:pPr>
+      <w:r>
+        <w:t>25. 可核来源清单</w:t>
+      </w:r>
+    </w:p>
+    <w:p>
+      <w:r>
+        <w:br w:type="page"/>
       </w:r>
     </w:p>
     <w:p>
@@ -129,18 +411,7 @@
         <w:pStyle w:val="Heading1"/>
       </w:pPr>
       <w:r>
-        <w:rPr>
-          <w:b/>
-        </w:rPr>
-      </w:r>
-      <w:r>
-        <w:rPr>
-          <w:rFonts w:ascii="Calibri" w:hAnsi="Calibri" w:eastAsia="微软雅黑"/>
-          <w:b/>
-          <w:color w:val="C15F3C"/>
-          <w:sz w:val="32"/>
-        </w:rPr>
-        <w:t>第一篇 功能：这个系统做什么</w:t>
+        <w:t>第一部分：系统功能与设计</w:t>
       </w:r>
     </w:p>
     <w:p>
@@ -148,122 +419,90 @@
         <w:pStyle w:val="Heading2"/>
       </w:pPr>
       <w:r>
-        <w:rPr>
-          <w:rFonts w:ascii="Calibri" w:hAnsi="Calibri" w:eastAsia="微软雅黑"/>
-          <w:b/>
-          <w:color w:val="332E28"/>
-          <w:sz w:val="26"/>
-        </w:rPr>
-        <w:t>1. 一句话与一段话</w:t>
+        <w:t>1. 项目定位与答辩主张</w:t>
       </w:r>
     </w:p>
     <w:p>
       <w:r>
+        <w:t>Career-RAG 是一个 Supervisor 监督的双空间 Agentic RAG 职业匹配系统。</w:t>
+      </w:r>
+      <w:r>
         <w:rPr>
-          <w:rFonts w:ascii="Calibri" w:hAnsi="Calibri" w:eastAsia="微软雅黑"/>
           <w:b/>
-          <w:sz w:val="21"/>
         </w:rPr>
-        <w:t>一句话</w:t>
-      </w:r>
-      <w:r>
-        <w:rPr>
-          <w:rFonts w:ascii="Calibri" w:hAnsi="Calibri" w:eastAsia="微软雅黑"/>
-          <w:sz w:val="21"/>
-        </w:rPr>
-        <w:t>：一个"職业顾问团队群聊"——你上传简历、聊几句想法，四个 AI 角色协作着给你可验证的岗位推荐和职业建议。</w:t>
+        <w:t>Agentic RAG</w:t>
+      </w:r>
+      <w:r>
+        <w:t xml:space="preserve"> 的白话解释是：先从岗位数据库找出可核对的证据，再让分工明确的 AI 角色基于这些证据完成咨询、匹配和规划；它不是让一个聊天模型从头猜到尾。</w:t>
       </w:r>
     </w:p>
     <w:p>
       <w:r>
+        <w:t>系统面向多人使用：每位用户先认证，再在自己的会话中上传简历、完成咨询、批准 Match Brief，最后查看岗位、证据、差距和路径。服务进程不保存用户业务状态；所有 SharedState、run、事件和 checkpoint 都按 ID 写入 PostgreSQL。</w:t>
+      </w:r>
+    </w:p>
+    <w:p>
+      <w:r>
+        <w:t>答辩时应把贡献收敛为四点：</w:t>
+      </w:r>
+    </w:p>
+    <w:p>
+      <w:pPr>
+        <w:pStyle w:val="ListNumber"/>
+      </w:pPr>
+      <w:r>
+        <w:t>硬约束和生成式推理分工明确：SQL 负责不可违反条件，模型负责软性理解与表达。</w:t>
+      </w:r>
+    </w:p>
+    <w:p>
+      <w:pPr>
+        <w:pStyle w:val="ListNumber"/>
+      </w:pPr>
+      <w:r>
+        <w:t xml:space="preserve">简历原文 </w:t>
+      </w:r>
+      <w:r>
         <w:rPr>
-          <w:rFonts w:ascii="Calibri" w:hAnsi="Calibri" w:eastAsia="微软雅黑"/>
-          <w:b/>
-          <w:sz w:val="21"/>
+          <w:rFonts w:ascii="Consolas" w:hAnsi="Consolas" w:eastAsia="Consolas"/>
+          <w:color w:val="7A2121"/>
+          <w:sz w:val="18"/>
         </w:rPr>
-        <w:t>一段话</w:t>
+        <w:t>R###</w:t>
+      </w:r>
+      <w:r>
+        <w:t xml:space="preserve"> 与澄清原话 </w:t>
       </w:r>
       <w:r>
         <w:rPr>
-          <w:rFonts w:ascii="Calibri" w:hAnsi="Calibri" w:eastAsia="微软雅黑"/>
-          <w:sz w:val="21"/>
+          <w:rFonts w:ascii="Consolas" w:hAnsi="Consolas" w:eastAsia="Consolas"/>
+          <w:color w:val="7A2121"/>
+          <w:sz w:val="18"/>
         </w:rPr>
-        <w:t>：用户用邮箱或手机验证码登录，进入"职业规划服务群"。群里四个角色各司其职：</w:t>
-      </w:r>
-      <w:r>
-        <w:rPr>
-          <w:rFonts w:ascii="Calibri" w:hAnsi="Calibri" w:eastAsia="微软雅黑"/>
-          <w:b/>
-          <w:sz w:val="21"/>
-        </w:rPr>
-        <w:t>小意</w:t>
-      </w:r>
-      <w:r>
-        <w:rPr>
-          <w:rFonts w:ascii="Calibri" w:hAnsi="Calibri" w:eastAsia="微软雅黑"/>
-          <w:sz w:val="21"/>
-        </w:rPr>
-        <w:t>（意图顾问）负责多轮启发式咨询，把模糊想法聊成结构化目标；</w:t>
-      </w:r>
-      <w:r>
-        <w:rPr>
-          <w:rFonts w:ascii="Calibri" w:hAnsi="Calibri" w:eastAsia="微软雅黑"/>
-          <w:b/>
-          <w:sz w:val="21"/>
-        </w:rPr>
-        <w:t>小检</w:t>
-      </w:r>
-      <w:r>
-        <w:rPr>
-          <w:rFonts w:ascii="Calibri" w:hAnsi="Calibri" w:eastAsia="微软雅黑"/>
-          <w:sz w:val="21"/>
-        </w:rPr>
-        <w:t>（岗位顾问）负责在 31,879 条岗位库里做混合检索与匹配；</w:t>
-      </w:r>
-      <w:r>
-        <w:rPr>
-          <w:rFonts w:ascii="Calibri" w:hAnsi="Calibri" w:eastAsia="微软雅黑"/>
-          <w:b/>
-          <w:sz w:val="21"/>
-        </w:rPr>
-        <w:t>小策</w:t>
-      </w:r>
-      <w:r>
-        <w:rPr>
-          <w:rFonts w:ascii="Calibri" w:hAnsi="Calibri" w:eastAsia="微软雅黑"/>
-          <w:sz w:val="21"/>
-        </w:rPr>
-        <w:t>（策略顾问）负责简历修改建议、能力缺口与职业路径；</w:t>
-      </w:r>
-      <w:r>
-        <w:rPr>
-          <w:rFonts w:ascii="Calibri" w:hAnsi="Calibri" w:eastAsia="微软雅黑"/>
-          <w:b/>
-          <w:sz w:val="21"/>
-        </w:rPr>
-        <w:t>PM</w:t>
-      </w:r>
-      <w:r>
-        <w:rPr>
-          <w:rFonts w:ascii="Calibri" w:hAnsi="Calibri" w:eastAsia="微软雅黑"/>
-          <w:sz w:val="21"/>
-        </w:rPr>
-        <w:t>（项目经理）在每个环节前后做质量把关，不合格就打回重做。最后交付：三层岗位推荐（现在就投 / 值得冲刺 / 跳板岗位），每条推荐都附 JD 原文证据片段，简历修改建议只能引用你的真实经历——系统的核心承诺是</w:t>
-      </w:r>
-      <w:r>
-        <w:rPr>
-          <w:rFonts w:ascii="Calibri" w:hAnsi="Calibri" w:eastAsia="微软雅黑"/>
-          <w:b/>
-          <w:sz w:val="21"/>
-        </w:rPr>
-        <w:t>不编造</w:t>
-      </w:r>
-      <w:r>
-        <w:rPr>
-          <w:rFonts w:ascii="Calibri" w:hAnsi="Calibri" w:eastAsia="微软雅黑"/>
-          <w:sz w:val="21"/>
-        </w:rPr>
-        <w:t>：说你匹配，就指得出 JD 原文；给你改简历，只基于你写过的内容。</w:t>
+        <w:t>C###</w:t>
+      </w:r>
+      <w:r>
+        <w:t xml:space="preserve"> 构成可追溯证据链，策略建议不能脱离事实。</w:t>
+      </w:r>
+    </w:p>
+    <w:p>
+      <w:pPr>
+        <w:pStyle w:val="ListNumber"/>
+      </w:pPr>
+      <w:r>
+        <w:t>三个业务 Agent 之外，Supervisor 同时覆盖正式运行与咨询期 PM 督导，并且所有恢复都有上限。</w:t>
+      </w:r>
+    </w:p>
+    <w:p>
+      <w:pPr>
+        <w:pStyle w:val="ListNumber"/>
+      </w:pPr>
+      <w:r>
+        <w:t>RAPTOR 与 Cross-Encoder 是两个独立开关，四组合有回归和真机验收，评估产物版本化保存。</w:t>
+      </w:r>
+    </w:p>
+    <w:p>
+      <w:r>
+        <w:t>本文只描述已经存在于冻结代码或版本化实测工件中的能力。离线指标不解释为个人求职成功率；外部模型质量、网络和上游岗位数据仍会影响结果。</w:t>
       </w:r>
     </w:p>
     <w:p>
@@ -271,542 +510,19 @@
         <w:pStyle w:val="Heading2"/>
       </w:pPr>
       <w:r>
-        <w:rPr>
-          <w:rFonts w:ascii="Calibri" w:hAnsi="Calibri" w:eastAsia="微软雅黑"/>
-          <w:b/>
-          <w:color w:val="332E28"/>
-          <w:sz w:val="26"/>
-        </w:rPr>
-        <w:t>2. 一次完整的使用旅程（页面级）</w:t>
+        <w:t>2. 用户、角色与职责边界</w:t>
       </w:r>
     </w:p>
     <w:p>
-      <w:pPr>
-        <w:pStyle w:val="ListNumber"/>
-      </w:pPr>
-      <w:r>
-        <w:rPr>
-          <w:rFonts w:ascii="Calibri" w:hAnsi="Calibri" w:eastAsia="微软雅黑"/>
-          <w:b/>
-          <w:sz w:val="21"/>
-        </w:rPr>
-        <w:t>着陆页</w:t>
-      </w:r>
-      <w:r>
-        <w:rPr>
-          <w:rFonts w:ascii="Calibri" w:hAnsi="Calibri" w:eastAsia="微软雅黑"/>
-          <w:sz w:val="21"/>
-        </w:rPr>
-        <w:t>（claude.com 风格）：右侧登录卡，邮箱/手机验证码二选一，首次登录自动注册。服务端只展示可用通道（如生产环境未接短信，手机 tab 自动隐藏）。</w:t>
-      </w:r>
-    </w:p>
-    <w:p>
-      <w:pPr>
-        <w:pStyle w:val="ListNumber"/>
-      </w:pPr>
-      <w:r>
-        <w:rPr>
-          <w:rFonts w:ascii="Calibri" w:hAnsi="Calibri" w:eastAsia="微软雅黑"/>
-          <w:b/>
-          <w:sz w:val="21"/>
-        </w:rPr>
-        <w:t>应用壳</w:t>
-      </w:r>
-      <w:r>
-        <w:rPr>
-          <w:rFonts w:ascii="Calibri" w:hAnsi="Calibri" w:eastAsia="微软雅黑"/>
-          <w:sz w:val="21"/>
-        </w:rPr>
-        <w:t>：左侧边栏是会话历史（每人 3 个会话额度，超出弹付费墙）、个人档案、答辩用的评估/监控入口。点「新的咨询」进群。</w:t>
-      </w:r>
-    </w:p>
-    <w:p>
-      <w:pPr>
-        <w:pStyle w:val="ListNumber"/>
-      </w:pPr>
-      <w:r>
-        <w:rPr>
-          <w:rFonts w:ascii="Calibri" w:hAnsi="Calibri" w:eastAsia="微软雅黑"/>
-          <w:b/>
-          <w:sz w:val="21"/>
-        </w:rPr>
-        <w:t>群聊工作台</w:t>
-      </w:r>
-      <w:r>
-        <w:rPr>
-          <w:rFonts w:ascii="Calibri" w:hAnsi="Calibri" w:eastAsia="微软雅黑"/>
-          <w:sz w:val="21"/>
-        </w:rPr>
-        <w:t>（核心页面，一条时间线完成所有事）：</w:t>
-      </w:r>
-    </w:p>
-    <w:p>
-      <w:pPr>
-        <w:pStyle w:val="ListBullet"/>
-      </w:pPr>
-      <w:r>
-        <w:rPr>
-          <w:rFonts w:ascii="Calibri" w:hAnsi="Calibri" w:eastAsia="微软雅黑"/>
-          <w:sz w:val="21"/>
-        </w:rPr>
-        <w:t>PM 开场 → 上传简历（PDF/DOCX/TXT）→ 小意报告归一化结果（几段教育/经历/技能，全部带原文出处）→ 用户点「确认简历档案」；</w:t>
-      </w:r>
-    </w:p>
-    <w:p>
-      <w:pPr>
-        <w:pStyle w:val="ListBullet"/>
-      </w:pPr>
-      <w:r>
-        <w:rPr>
-          <w:rFonts w:ascii="Calibri" w:hAnsi="Calibri" w:eastAsia="微软雅黑"/>
-          <w:sz w:val="21"/>
-        </w:rPr>
-        <w:t xml:space="preserve">与小意多轮咨询：前几轮问必填槽位（目标、地点、签证），中段深挖偏好，信息够了 PM 提示可生成 </w:t>
-      </w:r>
-      <w:r>
-        <w:rPr>
-          <w:rFonts w:ascii="Calibri" w:hAnsi="Calibri" w:eastAsia="微软雅黑"/>
-          <w:b/>
-          <w:sz w:val="21"/>
-        </w:rPr>
-        <w:t>Match Brief 确认单</w:t>
-      </w:r>
-      <w:r>
-        <w:rPr>
-          <w:rFonts w:ascii="Calibri" w:hAnsi="Calibri" w:eastAsia="微软雅黑"/>
-          <w:sz w:val="21"/>
-        </w:rPr>
-        <w:t>；继续聊会作废旧确认单（防过期确认）；</w:t>
-      </w:r>
-    </w:p>
-    <w:p>
-      <w:pPr>
-        <w:pStyle w:val="ListBullet"/>
-      </w:pPr>
-      <w:r>
-        <w:rPr>
-          <w:rFonts w:ascii="Calibri" w:hAnsi="Calibri" w:eastAsia="微软雅黑"/>
-          <w:sz w:val="21"/>
-        </w:rPr>
-        <w:t>点「确认无误，开始匹配」→ 后台跑完整管线，四角色在群里实时播报进度；</w:t>
-      </w:r>
-    </w:p>
-    <w:p>
-      <w:pPr>
-        <w:pStyle w:val="ListBullet"/>
-      </w:pPr>
-      <w:r>
-        <w:rPr>
-          <w:rFonts w:ascii="Calibri" w:hAnsi="Calibri" w:eastAsia="微软雅黑"/>
-          <w:sz w:val="21"/>
-        </w:rPr>
-        <w:t>结果卡片：岗位分层、匹配解释、「查看证据」抽屉（JD 原文片段；抽屉留有简历证据槽位，当前主链按岗位填充的是 JD 证据）、反馈表单；演示语料岗位带「演示数据 · CN/UK」虚线徽章。</w:t>
-      </w:r>
-    </w:p>
-    <w:p>
-      <w:pPr>
-        <w:pStyle w:val="ListNumber"/>
-      </w:pPr>
-      <w:r>
-        <w:rPr>
-          <w:rFonts w:ascii="Calibri" w:hAnsi="Calibri" w:eastAsia="微软雅黑"/>
-          <w:b/>
-          <w:sz w:val="21"/>
-        </w:rPr>
-        <w:t>刷新恢复</w:t>
-      </w:r>
-      <w:r>
-        <w:rPr>
-          <w:rFonts w:ascii="Calibri" w:hAnsi="Calibri" w:eastAsia="微软雅黑"/>
-          <w:sz w:val="21"/>
-        </w:rPr>
-        <w:t>：运行 id 写在 URL 里，中途刷新/换设备登录都能回到原进度。</w:t>
-      </w:r>
-    </w:p>
-    <w:p>
-      <w:pPr>
-        <w:pStyle w:val="Heading2"/>
-      </w:pPr>
-      <w:r>
-        <w:rPr>
-          <w:rFonts w:ascii="Calibri" w:hAnsi="Calibri" w:eastAsia="微软雅黑"/>
-          <w:b/>
-          <w:color w:val="332E28"/>
-          <w:sz w:val="26"/>
-        </w:rPr>
-        <w:t>3. 系统承诺（产品可信度的四根柱子）</w:t>
-      </w:r>
-    </w:p>
-    <w:p>
-      <w:pPr>
-        <w:pStyle w:val="ListNumber"/>
-      </w:pPr>
-      <w:r>
-        <w:rPr>
-          <w:rFonts w:ascii="Calibri" w:hAnsi="Calibri" w:eastAsia="微软雅黑"/>
-          <w:b/>
-          <w:sz w:val="21"/>
-        </w:rPr>
-        <w:t>硬条件不交给 AI</w:t>
-      </w:r>
-      <w:r>
-        <w:rPr>
-          <w:rFonts w:ascii="Calibri" w:hAnsi="Calibri" w:eastAsia="微软雅黑"/>
-          <w:sz w:val="21"/>
-        </w:rPr>
-        <w:t>：签证、地点、岗位开放状态由 SQL WHERE 子句判定，模型无权放宽。</w:t>
-      </w:r>
-    </w:p>
-    <w:p>
-      <w:pPr>
-        <w:pStyle w:val="ListNumber"/>
-      </w:pPr>
-      <w:r>
-        <w:rPr>
-          <w:rFonts w:ascii="Calibri" w:hAnsi="Calibri" w:eastAsia="微软雅黑"/>
-          <w:b/>
-          <w:sz w:val="21"/>
-        </w:rPr>
-        <w:t>证据可追溯</w:t>
-      </w:r>
-      <w:r>
-        <w:rPr>
-          <w:rFonts w:ascii="Calibri" w:hAnsi="Calibri" w:eastAsia="微软雅黑"/>
-          <w:sz w:val="21"/>
-        </w:rPr>
-        <w:t>：每条岗位推荐锚定 JD 原文片段；每条简历建议受简历 evidence_spans白名单约束、只能引用真实经历；发布门检测到无 JD 证据的推荐直接拦下。</w:t>
-      </w:r>
-    </w:p>
-    <w:p>
-      <w:pPr>
-        <w:pStyle w:val="ListNumber"/>
-      </w:pPr>
-      <w:r>
-        <w:rPr>
-          <w:rFonts w:ascii="Calibri" w:hAnsi="Calibri" w:eastAsia="微软雅黑"/>
-          <w:b/>
-          <w:sz w:val="21"/>
-        </w:rPr>
-        <w:t>过程受监督</w:t>
-      </w:r>
-      <w:r>
-        <w:rPr>
-          <w:rFonts w:ascii="Calibri" w:hAnsi="Calibri" w:eastAsia="微软雅黑"/>
-          <w:sz w:val="21"/>
-        </w:rPr>
-        <w:t>：Supervisor 在规划与终核两个关口核查，允许一次有界的重检索/修复循环，全程留痕（supervisor_log），答辩可回放。</w:t>
-      </w:r>
-    </w:p>
-    <w:p>
-      <w:pPr>
-        <w:pStyle w:val="ListNumber"/>
-      </w:pPr>
-      <w:r>
-        <w:rPr>
-          <w:rFonts w:ascii="Calibri" w:hAnsi="Calibri" w:eastAsia="微软雅黑"/>
-          <w:b/>
-          <w:sz w:val="21"/>
-        </w:rPr>
-        <w:t>演示语料全程亮牌</w:t>
-      </w:r>
-      <w:r>
-        <w:rPr>
-          <w:rFonts w:ascii="Calibri" w:hAnsi="Calibri" w:eastAsia="微软雅黑"/>
-          <w:sz w:val="21"/>
-        </w:rPr>
-        <w:t>：31,879 条岗位是真实 LinkedIn JD 经确定性变换的合成演示语料（公司/城市映射、签证合成、薪资不伪造），demo_synthetic 标记从数据库列一路带到前端徽章，生产模式未显式声明就拒绝启动。</w:t>
-      </w:r>
-    </w:p>
-    <w:p>
-      <w:pPr>
-        <w:pStyle w:val="Heading1"/>
-      </w:pPr>
-      <w:r>
-        <w:rPr>
-          <w:b/>
-        </w:rPr>
-      </w:r>
-      <w:r>
-        <w:rPr>
-          <w:rFonts w:ascii="Calibri" w:hAnsi="Calibri" w:eastAsia="微软雅黑"/>
-          <w:b/>
-          <w:color w:val="C15F3C"/>
-          <w:sz w:val="32"/>
-        </w:rPr>
-        <w:t>第二篇 代码：每一部分怎么实现</w:t>
-      </w:r>
-    </w:p>
-    <w:p>
-      <w:pPr>
-        <w:pStyle w:val="Heading2"/>
-      </w:pPr>
-      <w:r>
-        <w:rPr>
-          <w:rFonts w:ascii="Calibri" w:hAnsi="Calibri" w:eastAsia="微软雅黑"/>
-          <w:b/>
-          <w:color w:val="332E28"/>
-          <w:sz w:val="26"/>
-        </w:rPr>
-        <w:t>4. 架构总览</w:t>
-      </w:r>
-    </w:p>
-    <w:p>
-      <w:pPr>
-        <w:spacing w:after="0"/>
-        <w:ind w:left="340"/>
-      </w:pPr>
-      <w:r>
-        <w:rPr>
-          <w:rFonts w:ascii="Consolas" w:hAnsi="Consolas" w:eastAsia="微软雅黑"/>
-          <w:color w:val="332E28"/>
-          <w:sz w:val="17"/>
-        </w:rPr>
-        <w:t>浏览器  React 19 + Vite + TanStack Query（frontend/src/v2 群聊界面）</w:t>
-      </w:r>
-    </w:p>
-    <w:p>
-      <w:pPr>
-        <w:spacing w:after="0"/>
-        <w:ind w:left="340"/>
-      </w:pPr>
-      <w:r>
-        <w:rPr>
-          <w:rFonts w:ascii="Consolas" w:hAnsi="Consolas" w:eastAsia="微软雅黑"/>
-          <w:color w:val="332E28"/>
-          <w:sz w:val="17"/>
-        </w:rPr>
-        <w:t xml:space="preserve">   │ /api/v1 · openapi-typescript 生成类型 · __Host- Cookie 会话</w:t>
-      </w:r>
-    </w:p>
-    <w:p>
-      <w:pPr>
-        <w:spacing w:after="0"/>
-        <w:ind w:left="340"/>
-      </w:pPr>
-      <w:r>
-        <w:rPr>
-          <w:rFonts w:ascii="Consolas" w:hAnsi="Consolas" w:eastAsia="微软雅黑"/>
-          <w:color w:val="332E28"/>
-          <w:sz w:val="17"/>
-        </w:rPr>
-        <w:t xml:space="preserve">   ▼</w:t>
-      </w:r>
-    </w:p>
-    <w:p>
-      <w:pPr>
-        <w:spacing w:after="0"/>
-        <w:ind w:left="340"/>
-      </w:pPr>
-      <w:r>
-        <w:rPr>
-          <w:rFonts w:ascii="Consolas" w:hAnsi="Consolas" w:eastAsia="微软雅黑"/>
-          <w:color w:val="332E28"/>
-          <w:sz w:val="17"/>
-        </w:rPr>
-        <w:t>FastAPI  app/serve.py（Windows 强制 SelectorEventLoop）→ app/api/main.py lifespan</w:t>
-      </w:r>
-    </w:p>
-    <w:p>
-      <w:pPr>
-        <w:spacing w:after="0"/>
-        <w:ind w:left="340"/>
-      </w:pPr>
-      <w:r>
-        <w:rPr>
-          <w:rFonts w:ascii="Consolas" w:hAnsi="Consolas" w:eastAsia="微软雅黑"/>
-          <w:color w:val="332E28"/>
-          <w:sz w:val="17"/>
-        </w:rPr>
-        <w:t xml:space="preserve">   ├── auth 层：OTP → JWT Cookie → 属主依赖 → Origin 同源校验</w:t>
-      </w:r>
-    </w:p>
-    <w:p>
-      <w:pPr>
-        <w:spacing w:after="0"/>
-        <w:ind w:left="340"/>
-      </w:pPr>
-      <w:r>
-        <w:rPr>
-          <w:rFonts w:ascii="Consolas" w:hAnsi="Consolas" w:eastAsia="微软雅黑"/>
-          <w:color w:val="332E28"/>
-          <w:sz w:val="17"/>
-        </w:rPr>
-        <w:t xml:space="preserve">   ├── v1 路由：sessions / runs / feedback / monitoring</w:t>
-      </w:r>
-    </w:p>
-    <w:p>
-      <w:pPr>
-        <w:spacing w:after="0"/>
-        <w:ind w:left="340"/>
-      </w:pPr>
-      <w:r>
-        <w:rPr>
-          <w:rFonts w:ascii="Consolas" w:hAnsi="Consolas" w:eastAsia="微软雅黑"/>
-          <w:color w:val="332E28"/>
-          <w:sz w:val="17"/>
-        </w:rPr>
-        <w:t xml:space="preserve">   ▼</w:t>
-      </w:r>
-    </w:p>
-    <w:p>
-      <w:pPr>
-        <w:spacing w:after="0"/>
-        <w:ind w:left="340"/>
-      </w:pPr>
-      <w:r>
-        <w:rPr>
-          <w:rFonts w:ascii="Consolas" w:hAnsi="Consolas" w:eastAsia="微软雅黑"/>
-          <w:color w:val="332E28"/>
-          <w:sz w:val="17"/>
-        </w:rPr>
-        <w:t>LangGraph 1.2.9 StateGraph（app/graph）</w:t>
-      </w:r>
-    </w:p>
-    <w:p>
-      <w:pPr>
-        <w:spacing w:after="0"/>
-        <w:ind w:left="340"/>
-      </w:pPr>
-      <w:r>
-        <w:rPr>
-          <w:rFonts w:ascii="Consolas" w:hAnsi="Consolas" w:eastAsia="微软雅黑"/>
-          <w:color w:val="332E28"/>
-          <w:sz w:val="17"/>
-        </w:rPr>
-        <w:t xml:space="preserve">   intent → lock_brief → retrieve_match → strategy → verify →(有界循环)→ publish</w:t>
-      </w:r>
-    </w:p>
-    <w:p>
-      <w:pPr>
-        <w:spacing w:after="0"/>
-        <w:ind w:left="340"/>
-      </w:pPr>
-      <w:r>
-        <w:rPr>
-          <w:rFonts w:ascii="Consolas" w:hAnsi="Consolas" w:eastAsia="微软雅黑"/>
-          <w:color w:val="332E28"/>
-          <w:sz w:val="17"/>
-        </w:rPr>
-        <w:t xml:space="preserve">   检查点 AsyncPostgresSaver（psycopg3 独立池；终态删检查点保护隐私）</w:t>
-      </w:r>
-    </w:p>
-    <w:p>
-      <w:pPr>
-        <w:spacing w:after="0"/>
-        <w:ind w:left="340"/>
-      </w:pPr>
-      <w:r>
-        <w:rPr>
-          <w:rFonts w:ascii="Consolas" w:hAnsi="Consolas" w:eastAsia="微软雅黑"/>
-          <w:color w:val="332E28"/>
-          <w:sz w:val="17"/>
-        </w:rPr>
-        <w:t xml:space="preserve">   ▼</w:t>
-      </w:r>
-    </w:p>
-    <w:p>
-      <w:pPr>
-        <w:spacing w:after="0"/>
-        <w:ind w:left="340"/>
-      </w:pPr>
-      <w:r>
-        <w:rPr>
-          <w:rFonts w:ascii="Consolas" w:hAnsi="Consolas" w:eastAsia="微软雅黑"/>
-          <w:color w:val="332E28"/>
-          <w:sz w:val="17"/>
-        </w:rPr>
-        <w:t>PostgreSQL 17 + pgvector（vector(1024) HNSW 余弦 + GIN tsvector + advisory locks）</w:t>
-      </w:r>
-    </w:p>
-    <w:p/>
-    <w:p>
-      <w:pPr>
-        <w:pStyle w:val="Heading2"/>
-      </w:pPr>
-      <w:r>
-        <w:rPr>
-          <w:rFonts w:ascii="Calibri" w:hAnsi="Calibri" w:eastAsia="微软雅黑"/>
-          <w:b/>
-          <w:color w:val="332E28"/>
-          <w:sz w:val="26"/>
-        </w:rPr>
-        <w:t>5. 六阶段管线（app/graph + app/agents）</w:t>
-      </w:r>
-    </w:p>
-    <w:p>
-      <w:r>
-        <w:rPr>
-          <w:rFonts w:ascii="Calibri" w:hAnsi="Calibri" w:eastAsia="微软雅黑"/>
-          <w:sz w:val="21"/>
-        </w:rPr>
-        <w:t xml:space="preserve">图装配在 </w:t>
-      </w:r>
-      <w:r>
-        <w:rPr>
-          <w:rFonts w:ascii="Consolas" w:hAnsi="Consolas" w:eastAsia="微软雅黑"/>
-          <w:color w:val="8A3B1E"/>
-          <w:sz w:val="20"/>
-        </w:rPr>
-        <w:t>app/graph/build.py</w:t>
-      </w:r>
-      <w:r>
-        <w:rPr>
-          <w:rFonts w:ascii="Calibri" w:hAnsi="Calibri" w:eastAsia="微软雅黑"/>
-          <w:sz w:val="21"/>
-        </w:rPr>
-        <w:t>：七个节点、START→intent 起步、</w:t>
-      </w:r>
-      <w:r>
-        <w:rPr>
-          <w:rFonts w:ascii="Consolas" w:hAnsi="Consolas" w:eastAsia="微软雅黑"/>
-          <w:color w:val="8A3B1E"/>
-          <w:sz w:val="20"/>
-        </w:rPr>
-        <w:t>route_after_verify</w:t>
-      </w:r>
-      <w:r>
-        <w:rPr>
-          <w:rFonts w:ascii="Calibri" w:hAnsi="Calibri" w:eastAsia="微软雅黑"/>
-          <w:sz w:val="21"/>
-        </w:rPr>
-        <w:t xml:space="preserve">决定 publish 还是回 </w:t>
-      </w:r>
-      <w:r>
-        <w:rPr>
-          <w:rFonts w:ascii="Consolas" w:hAnsi="Consolas" w:eastAsia="微软雅黑"/>
-          <w:color w:val="8A3B1E"/>
-          <w:sz w:val="20"/>
-        </w:rPr>
-        <w:t>prepare_reretrieval</w:t>
-      </w:r>
-      <w:r>
-        <w:rPr>
-          <w:rFonts w:ascii="Calibri" w:hAnsi="Calibri" w:eastAsia="微软雅黑"/>
-          <w:sz w:val="21"/>
-        </w:rPr>
-        <w:t>（有界一次）。</w:t>
-      </w:r>
-      <w:r>
-        <w:rPr>
-          <w:rFonts w:ascii="Consolas" w:hAnsi="Consolas" w:eastAsia="微软雅黑"/>
-          <w:color w:val="8A3B1E"/>
-          <w:sz w:val="20"/>
-        </w:rPr>
-        <w:t>GraphState</w:t>
-      </w:r>
-      <w:r>
-        <w:rPr>
-          <w:rFonts w:ascii="Calibri" w:hAnsi="Calibri" w:eastAsia="微软雅黑"/>
-          <w:sz w:val="21"/>
-        </w:rPr>
-        <w:t>（graph/state.py）是 TypedDict：shared（SharedState）+ brief + retrieval_plan + verification +loops 计数器 + stage_timing（存墙钟不存 perf_counter，跨进程续跑不出错——nodes.py 头注释）。</w:t>
+      <w:r>
+        <w:t>群聊工作台展示四个角色：</w:t>
       </w:r>
     </w:p>
     <w:tbl>
       <w:tblPr>
         <w:tblStyle w:val="TableGrid"/>
         <w:tblW w:type="auto" w:w="0"/>
-        <w:jc w:val="center"/>
+        <w:tblLayout w:type="autofit"/>
         <w:tblLook w:firstColumn="1" w:firstRow="1" w:lastColumn="0" w:lastRow="0" w:noHBand="0" w:noVBand="1" w:val="04A0"/>
       </w:tblPr>
       <w:tblGrid>
@@ -815,12 +531,18 @@
         <w:gridCol w:w="3173"/>
       </w:tblGrid>
       <w:tr>
+        <w:trPr>
+          <w:tblHeader w:val="true"/>
+        </w:trPr>
         <w:tc>
           <w:tcPr>
             <w:tcW w:type="dxa" w:w="3173"/>
-            <w:shd w:val="clear" w:fill="F3EEE7"/>
+            <w:shd w:fill="D9EAF7"/>
           </w:tcPr>
           <w:p>
+            <w:pPr>
+              <w:spacing w:after="40"/>
+            </w:pPr>
             <w:r>
               <w:rPr>
                 <w:b/>
@@ -828,20 +550,21 @@
             </w:r>
             <w:r>
               <w:rPr>
-                <w:rFonts w:ascii="Calibri" w:hAnsi="Calibri" w:eastAsia="微软雅黑"/>
                 <w:b/>
-                <w:sz w:val="19"/>
               </w:rPr>
-              <w:t>阶段</w:t>
+              <w:t>角色</w:t>
             </w:r>
           </w:p>
         </w:tc>
         <w:tc>
           <w:tcPr>
             <w:tcW w:type="dxa" w:w="3173"/>
-            <w:shd w:val="clear" w:fill="F3EEE7"/>
+            <w:shd w:fill="D9EAF7"/>
           </w:tcPr>
           <w:p>
+            <w:pPr>
+              <w:spacing w:after="40"/>
+            </w:pPr>
             <w:r>
               <w:rPr>
                 <w:b/>
@@ -849,20 +572,21 @@
             </w:r>
             <w:r>
               <w:rPr>
-                <w:rFonts w:ascii="Calibri" w:hAnsi="Calibri" w:eastAsia="微软雅黑"/>
                 <w:b/>
-                <w:sz w:val="19"/>
               </w:rPr>
-              <w:t>节点/代码</w:t>
+              <w:t>用户看到的职责</w:t>
             </w:r>
           </w:p>
         </w:tc>
         <w:tc>
           <w:tcPr>
             <w:tcW w:type="dxa" w:w="3173"/>
-            <w:shd w:val="clear" w:fill="F3EEE7"/>
+            <w:shd w:fill="D9EAF7"/>
           </w:tcPr>
           <w:p>
+            <w:pPr>
+              <w:spacing w:after="40"/>
+            </w:pPr>
             <w:r>
               <w:rPr>
                 <w:b/>
@@ -870,11 +594,9 @@
             </w:r>
             <w:r>
               <w:rPr>
-                <w:rFonts w:ascii="Calibri" w:hAnsi="Calibri" w:eastAsia="微软雅黑"/>
                 <w:b/>
-                <w:sz w:val="19"/>
               </w:rPr>
-              <w:t>干什么</w:t>
+              <w:t>代码中的职责</w:t>
             </w:r>
           </w:p>
         </w:tc>
@@ -885,13 +607,12 @@
             <w:tcW w:type="dxa" w:w="3173"/>
           </w:tcPr>
           <w:p>
+            <w:pPr>
+              <w:spacing w:after="40"/>
+            </w:pPr>
             <w:r/>
             <w:r>
-              <w:rPr>
-                <w:rFonts w:ascii="Calibri" w:hAnsi="Calibri" w:eastAsia="微软雅黑"/>
-                <w:sz w:val="19"/>
-              </w:rPr>
-              <w:t>Stage0 归一化</w:t>
+              <w:t>需求顾问·小意</w:t>
             </w:r>
           </w:p>
         </w:tc>
@@ -900,14 +621,12 @@
             <w:tcW w:type="dxa" w:w="3173"/>
           </w:tcPr>
           <w:p>
+            <w:pPr>
+              <w:spacing w:after="40"/>
+            </w:pPr>
             <w:r/>
             <w:r>
-              <w:rPr>
-                <w:rFonts w:ascii="Consolas" w:hAnsi="Consolas" w:eastAsia="微软雅黑"/>
-                <w:color w:val="8A3B1E"/>
-                <w:sz w:val="18"/>
-              </w:rPr>
-              <w:t>normalization/resume_intake.py</w:t>
+              <w:t>问清目标、地点、签证和含糊经历</w:t>
             </w:r>
           </w:p>
         </w:tc>
@@ -916,13 +635,12 @@
             <w:tcW w:type="dxa" w:w="3173"/>
           </w:tcPr>
           <w:p>
+            <w:pPr>
+              <w:spacing w:after="40"/>
+            </w:pPr>
             <w:r/>
             <w:r>
-              <w:rPr>
-                <w:rFonts w:ascii="Calibri" w:hAnsi="Calibri" w:eastAsia="微软雅黑"/>
-                <w:sz w:val="19"/>
-              </w:rPr>
-              <w:t>PDF/DOCX/TXT 抽文本 → 切 evidence_spans（≤120 段）→ LLM 结构化（pydantic 白名单校验）→ 落库。这是"不编造"的地基</w:t>
+              <w:t>咨询引擎 + Intent Agent</w:t>
             </w:r>
           </w:p>
         </w:tc>
@@ -933,13 +651,12 @@
             <w:tcW w:type="dxa" w:w="3173"/>
           </w:tcPr>
           <w:p>
+            <w:pPr>
+              <w:spacing w:after="40"/>
+            </w:pPr>
             <w:r/>
             <w:r>
-              <w:rPr>
-                <w:rFonts w:ascii="Calibri" w:hAnsi="Calibri" w:eastAsia="微软雅黑"/>
-                <w:sz w:val="19"/>
-              </w:rPr>
-              <w:t>Stage1 意图</w:t>
+              <w:t>岗位顾问·小检</w:t>
             </w:r>
           </w:p>
         </w:tc>
@@ -948,14 +665,12 @@
             <w:tcW w:type="dxa" w:w="3173"/>
           </w:tcPr>
           <w:p>
+            <w:pPr>
+              <w:spacing w:after="40"/>
+            </w:pPr>
             <w:r/>
             <w:r>
-              <w:rPr>
-                <w:rFonts w:ascii="Consolas" w:hAnsi="Consolas" w:eastAsia="微软雅黑"/>
-                <w:color w:val="8A3B1E"/>
-                <w:sz w:val="18"/>
-              </w:rPr>
-              <w:t>agents/intent_agent.py</w:t>
+              <w:t>找岗位并解释为什么推荐</w:t>
             </w:r>
           </w:p>
         </w:tc>
@@ -964,13 +679,12 @@
             <w:tcW w:type="dxa" w:w="3173"/>
           </w:tcPr>
           <w:p>
+            <w:pPr>
+              <w:spacing w:after="40"/>
+            </w:pPr>
             <w:r/>
             <w:r>
-              <w:rPr>
-                <w:rFonts w:ascii="Calibri" w:hAnsi="Calibri" w:eastAsia="微软雅黑"/>
-                <w:sz w:val="19"/>
-              </w:rPr>
-              <w:t>咨询已完成时跳过（skip_agent=intent_consulted）；否则从 brief 目标文本抽取画像</w:t>
+              <w:t>Retrieval + Matching Agent</w:t>
             </w:r>
           </w:p>
         </w:tc>
@@ -981,13 +695,12 @@
             <w:tcW w:type="dxa" w:w="3173"/>
           </w:tcPr>
           <w:p>
+            <w:pPr>
+              <w:spacing w:after="40"/>
+            </w:pPr>
             <w:r/>
             <w:r>
-              <w:rPr>
-                <w:rFonts w:ascii="Calibri" w:hAnsi="Calibri" w:eastAsia="微软雅黑"/>
-                <w:sz w:val="19"/>
-              </w:rPr>
-              <w:t>Stage2 规划</w:t>
+              <w:t>规划师·小策</w:t>
             </w:r>
           </w:p>
         </w:tc>
@@ -996,29 +709,12 @@
             <w:tcW w:type="dxa" w:w="3173"/>
           </w:tcPr>
           <w:p>
+            <w:pPr>
+              <w:spacing w:after="40"/>
+            </w:pPr>
             <w:r/>
             <w:r>
-              <w:rPr>
-                <w:rFonts w:ascii="Consolas" w:hAnsi="Consolas" w:eastAsia="微软雅黑"/>
-                <w:color w:val="8A3B1E"/>
-                <w:sz w:val="18"/>
-              </w:rPr>
-              <w:t>graph/nodes.py::lock_brief</w:t>
-            </w:r>
-            <w:r>
-              <w:rPr>
-                <w:rFonts w:ascii="Calibri" w:hAnsi="Calibri" w:eastAsia="微软雅黑"/>
-                <w:sz w:val="19"/>
-              </w:rPr>
-              <w:t xml:space="preserve"> → </w:t>
-            </w:r>
-            <w:r>
-              <w:rPr>
-                <w:rFonts w:ascii="Consolas" w:hAnsi="Consolas" w:eastAsia="微软雅黑"/>
-                <w:color w:val="8A3B1E"/>
-                <w:sz w:val="18"/>
-              </w:rPr>
-              <w:t>orchestrator.lock_approved_brief</w:t>
+              <w:t>说明差距、简历修改和职业路径</w:t>
             </w:r>
           </w:p>
         </w:tc>
@@ -1027,36 +723,12 @@
             <w:tcW w:type="dxa" w:w="3173"/>
           </w:tcPr>
           <w:p>
+            <w:pPr>
+              <w:spacing w:after="40"/>
+            </w:pPr>
             <w:r/>
             <w:r>
-              <w:rPr>
-                <w:rFonts w:ascii="Calibri" w:hAnsi="Calibri" w:eastAsia="微软雅黑"/>
-                <w:b/>
-                <w:sz w:val="19"/>
-              </w:rPr>
-              <w:t>确定性</w:t>
-            </w:r>
-            <w:r>
-              <w:rPr>
-                <w:rFonts w:ascii="Calibri" w:hAnsi="Calibri" w:eastAsia="微软雅黑"/>
-                <w:sz w:val="19"/>
-              </w:rPr>
-              <w:t>锁定已批准的 Brief 并生成 retrieval_plan（含 use_cross_encoder 等开关快照）+ 审计日志——主链这里不再调 LLM；</w:t>
-            </w:r>
-            <w:r>
-              <w:rPr>
-                <w:rFonts w:ascii="Consolas" w:hAnsi="Consolas" w:eastAsia="微软雅黑"/>
-                <w:color w:val="8A3B1E"/>
-                <w:sz w:val="18"/>
-              </w:rPr>
-              <w:t>supervisor.plan_retrieval</w:t>
-            </w:r>
-            <w:r>
-              <w:rPr>
-                <w:rFonts w:ascii="Calibri" w:hAnsi="Calibri" w:eastAsia="微软雅黑"/>
-                <w:sz w:val="19"/>
-              </w:rPr>
-              <w:t xml:space="preserve"> 属 legacy/直调路径</w:t>
+              <w:t>Strategy Agent</w:t>
             </w:r>
           </w:p>
         </w:tc>
@@ -1067,13 +739,12 @@
             <w:tcW w:type="dxa" w:w="3173"/>
           </w:tcPr>
           <w:p>
+            <w:pPr>
+              <w:spacing w:after="40"/>
+            </w:pPr>
             <w:r/>
             <w:r>
-              <w:rPr>
-                <w:rFonts w:ascii="Calibri" w:hAnsi="Calibri" w:eastAsia="微软雅黑"/>
-                <w:sz w:val="19"/>
-              </w:rPr>
-              <w:t>Stage3 检索匹配</w:t>
+              <w:t>项目经理·PM</w:t>
             </w:r>
           </w:p>
         </w:tc>
@@ -1082,29 +753,12 @@
             <w:tcW w:type="dxa" w:w="3173"/>
           </w:tcPr>
           <w:p>
+            <w:pPr>
+              <w:spacing w:after="40"/>
+            </w:pPr>
             <w:r/>
             <w:r>
-              <w:rPr>
-                <w:rFonts w:ascii="Consolas" w:hAnsi="Consolas" w:eastAsia="微软雅黑"/>
-                <w:color w:val="8A3B1E"/>
-                <w:sz w:val="18"/>
-              </w:rPr>
-              <w:t>agents/matching_agent.py</w:t>
-            </w:r>
-            <w:r>
-              <w:rPr>
-                <w:rFonts w:ascii="Calibri" w:hAnsi="Calibri" w:eastAsia="微软雅黑"/>
-                <w:sz w:val="19"/>
-              </w:rPr>
-              <w:t xml:space="preserve"> → </w:t>
-            </w:r>
-            <w:r>
-              <w:rPr>
-                <w:rFonts w:ascii="Consolas" w:hAnsi="Consolas" w:eastAsia="微软雅黑"/>
-                <w:color w:val="8A3B1E"/>
-                <w:sz w:val="18"/>
-              </w:rPr>
-              <w:t>retrieval/</w:t>
+              <w:t>监督咨询质量、确认里程碑、终审核查</w:t>
             </w:r>
           </w:p>
         </w:tc>
@@ -1113,13 +767,973 @@
             <w:tcW w:type="dxa" w:w="3173"/>
           </w:tcPr>
           <w:p>
+            <w:pPr>
+              <w:spacing w:after="40"/>
+            </w:pPr>
             <w:r/>
             <w:r>
+              <w:t>Consult Coach + Supervisor/Harness</w:t>
+            </w:r>
+          </w:p>
+        </w:tc>
+      </w:tr>
+    </w:tbl>
+    <w:p>
+      <w:pPr>
+        <w:spacing w:after="0"/>
+      </w:pPr>
+    </w:p>
+    <w:p>
+      <w:r>
+        <w:t>三个业务 Agent 是三类不同 system prompt 的模型调用，它们共享一份结构化状态，不是三个微服务。PM 也不是一个无上限自由循环的“总控模型”：咨询期先做确定性 L1 判断；正式运行由确定性检查和有界模型核查共同组成。</w:t>
+      </w:r>
+    </w:p>
+    <w:p>
+      <w:r>
+        <w:rPr>
+          <w:b/>
+        </w:rPr>
+        <w:t>确定性检查</w:t>
+      </w:r>
+      <w:r>
+        <w:t xml:space="preserve"> 指相同输入一定得到相同判断的 SQL 或 Python 规则，例如版本相等、证据 ID 存在、岗位是否在允许集合。模型只处理规则难以覆盖的语义任务。</w:t>
+      </w:r>
+    </w:p>
+    <w:p>
+      <w:pPr>
+        <w:pStyle w:val="Heading2"/>
+      </w:pPr>
+      <w:r>
+        <w:t>3. 端到端业务流程</w:t>
+      </w:r>
+    </w:p>
+    <w:p>
+      <w:pPr>
+        <w:pStyle w:val="CodeBlock"/>
+        <w:shd w:fill="F3F4F6"/>
+      </w:pPr>
+      <w:r>
+        <w:rPr>
+          <w:rFonts w:ascii="Consolas" w:hAnsi="Consolas" w:eastAsia="Consolas"/>
+          <w:sz w:val="17"/>
+        </w:rPr>
+        <w:t>认证与额度</w:t>
+        <w:br/>
+        <w:t xml:space="preserve">  → 创建 session</w:t>
+        <w:br/>
+        <w:t xml:space="preserve">  → 上传简历（API 立即返回 202）</w:t>
+        <w:br/>
+        <w:t xml:space="preserve">  → 后台解析、归一化、建立 R### 证据</w:t>
+        <w:br/>
+        <w:t xml:space="preserve">  → 预览并确认 resume_version</w:t>
+        <w:br/>
+        <w:t xml:space="preserve">  → 咨询：三项必需信息 → 可选 resume_clarify → deepen</w:t>
+        <w:br/>
+        <w:t xml:space="preserve">  → PM note（可选、有预算、fail-open）</w:t>
+        <w:br/>
+        <w:t xml:space="preserve">  → finalize → Match Brief 双栏确认</w:t>
+        <w:br/>
+        <w:t xml:space="preserve">  → plan_version + plan_hash 锁定</w:t>
+        <w:br/>
+        <w:t xml:space="preserve">  → LangGraph 七节点执行</w:t>
+        <w:br/>
+        <w:t xml:space="preserve">  → SQL 硬过滤 → BM25 ∥ Dense ∥ RAPTOR → RRF → Cross-Encoder</w:t>
+        <w:br/>
+        <w:t xml:space="preserve">  → 三层岗位 + JD/简历证据 + 差距 + 修改计划 + 路径</w:t>
+        <w:br/>
+        <w:t xml:space="preserve">  → 用户反馈 → 私有记录 / 满足条件后匿名案例</w:t>
+      </w:r>
+    </w:p>
+    <w:p>
+      <w:r>
+        <w:t>长任务采用“提交—轮询”而不是让 HTTP 请求一直等待。用户批准确认单后，前端创建并触发 run，再轮询状态和群聊播报。run 的状态、计划、事件和结果都持久化，因此浏览器刷新后可以重新读取。</w:t>
+      </w:r>
+    </w:p>
+    <w:p>
+      <w:pPr>
+        <w:pStyle w:val="Heading2"/>
+      </w:pPr>
+      <w:r>
+        <w:t>4. Shared Structured State</w:t>
+      </w:r>
+    </w:p>
+    <w:p>
+      <w:r>
+        <w:rPr>
+          <w:rFonts w:ascii="Consolas" w:hAnsi="Consolas" w:eastAsia="Consolas"/>
+          <w:color w:val="7A2121"/>
+          <w:sz w:val="18"/>
+        </w:rPr>
+        <w:t>app/state/schema.py:68</w:t>
+      </w:r>
+      <w:r>
+        <w:t xml:space="preserve"> 的 </w:t>
+      </w:r>
+      <w:r>
+        <w:rPr>
+          <w:rFonts w:ascii="Consolas" w:hAnsi="Consolas" w:eastAsia="Consolas"/>
+          <w:color w:val="7A2121"/>
+          <w:sz w:val="18"/>
+        </w:rPr>
+        <w:t>SharedState</w:t>
+      </w:r>
+      <w:r>
+        <w:t xml:space="preserve"> 是单一事实来源。新增字段必须先进入这里，避免 Agent 之间靠隐含约定传字符串。</w:t>
+      </w:r>
+    </w:p>
+    <w:p>
+      <w:pPr>
+        <w:pStyle w:val="CodeBlock"/>
+        <w:shd w:fill="F3F4F6"/>
+      </w:pPr>
+      <w:r>
+        <w:rPr>
+          <w:rFonts w:ascii="Consolas" w:hAnsi="Consolas" w:eastAsia="Consolas"/>
+          <w:sz w:val="17"/>
+        </w:rPr>
+        <w:t>SharedState</w:t>
+        <w:br/>
+        <w:t>├─ session_id / user_id</w:t>
+        <w:br/>
+        <w:t>├─ resume_state</w:t>
+        <w:br/>
+        <w:t>│  ├─ education / experience / projects / skills</w:t>
+        <w:br/>
+        <w:t>│  ├─ resume_quality_issues</w:t>
+        <w:br/>
+        <w:t>│  ├─ original_evidence_spans        R###</w:t>
+        <w:br/>
+        <w:t>│  ├─ clarification_targets          待处理目标</w:t>
+        <w:br/>
+        <w:t>│  ├─ pending_clarification          当前问题锚点</w:t>
+        <w:br/>
+        <w:t>│  ├─ clarifications                 回答/跳过记录</w:t>
+        <w:br/>
+        <w:t>│  └─ clarification_evidence_spans   C###</w:t>
+        <w:br/>
+        <w:t>├─ career_state</w:t>
+        <w:br/>
+        <w:t>│  ├─ goal / hard_constraints / soft_preferences / avoid_roles</w:t>
+        <w:br/>
+        <w:t>│  └─ consult_transcript / consult_rounds</w:t>
+        <w:br/>
+        <w:t>├─ retrieval_state</w:t>
+        <w:br/>
+        <w:t>├─ strategy_state</w:t>
+        <w:br/>
+        <w:t>├─ feedback_state</w:t>
+        <w:br/>
+        <w:t>├─ coach_reservations</w:t>
+        <w:br/>
+        <w:t>└─ supervisor_log</w:t>
+      </w:r>
+    </w:p>
+    <w:p>
+      <w:r>
+        <w:rPr>
+          <w:rFonts w:ascii="Consolas" w:hAnsi="Consolas" w:eastAsia="Consolas"/>
+          <w:color w:val="7A2121"/>
+          <w:sz w:val="18"/>
+        </w:rPr>
+        <w:t>app/state/resume_view.py:11</w:t>
+      </w:r>
+      <w:r>
+        <w:t xml:space="preserve"> 的 </w:t>
+      </w:r>
+      <w:r>
+        <w:rPr>
+          <w:rFonts w:ascii="Consolas" w:hAnsi="Consolas" w:eastAsia="Consolas"/>
+          <w:color w:val="7A2121"/>
+          <w:sz w:val="18"/>
+        </w:rPr>
+        <w:t>effective_resume_text</w:t>
+      </w:r>
+      <w:r>
+        <w:t xml:space="preserve"> 和 </w:t>
+      </w:r>
+      <w:r>
+        <w:rPr>
+          <w:rFonts w:ascii="Consolas" w:hAnsi="Consolas" w:eastAsia="Consolas"/>
+          <w:color w:val="7A2121"/>
+          <w:sz w:val="18"/>
+        </w:rPr>
+        <w:t>:38</w:t>
+      </w:r>
+      <w:r>
+        <w:t xml:space="preserve"> 的 </w:t>
+      </w:r>
+      <w:r>
+        <w:rPr>
+          <w:rFonts w:ascii="Consolas" w:hAnsi="Consolas" w:eastAsia="Consolas"/>
+          <w:color w:val="7A2121"/>
+          <w:sz w:val="18"/>
+        </w:rPr>
+        <w:t>all_resume_evidence_spans</w:t>
+      </w:r>
+      <w:r>
+        <w:t xml:space="preserve"> 是新增证据的统一消费视图。澄清开关关闭时，旧简历文本和证据行为保持不变；开启时，只把已经完成验证的 </w:t>
+      </w:r>
+      <w:r>
+        <w:rPr>
+          <w:rFonts w:ascii="Consolas" w:hAnsi="Consolas" w:eastAsia="Consolas"/>
+          <w:color w:val="7A2121"/>
+          <w:sz w:val="18"/>
+        </w:rPr>
+        <w:t>C###</w:t>
+      </w:r>
+      <w:r>
+        <w:t xml:space="preserve"> 证据加入本人匹配与策略链。</w:t>
+      </w:r>
+    </w:p>
+    <w:p>
+      <w:pPr>
+        <w:pStyle w:val="Heading2"/>
+      </w:pPr>
+      <w:r>
+        <w:t>5. 群聊工作台的真实页面结构</w:t>
+      </w:r>
+    </w:p>
+    <w:p>
+      <w:r>
+        <w:t>产品不是多页向导，而是一条群聊时间线。实际顺序是：</w:t>
+      </w:r>
+    </w:p>
+    <w:p>
+      <w:pPr>
+        <w:pStyle w:val="ListNumber"/>
+      </w:pPr>
+      <w:r>
+        <w:rPr>
+          <w:rFonts w:ascii="Consolas" w:hAnsi="Consolas" w:eastAsia="Consolas"/>
+          <w:color w:val="7A2121"/>
+          <w:sz w:val="18"/>
+        </w:rPr>
+        <w:t>frontend/src/v2/LandingPage.tsx:16</w:t>
+      </w:r>
+      <w:r>
+        <w:t>：登录/注册卡；验证码通道由能力接口控制。</w:t>
+      </w:r>
+    </w:p>
+    <w:p>
+      <w:pPr>
+        <w:pStyle w:val="ListNumber"/>
+      </w:pPr>
+      <w:r>
+        <w:rPr>
+          <w:rFonts w:ascii="Consolas" w:hAnsi="Consolas" w:eastAsia="Consolas"/>
+          <w:color w:val="7A2121"/>
+          <w:sz w:val="18"/>
+        </w:rPr>
+        <w:t>frontend/src/app/router.tsx:11</w:t>
+      </w:r>
+      <w:r>
+        <w:t>：无会话空态，用三步说明引导新建咨询。</w:t>
+      </w:r>
+    </w:p>
+    <w:p>
+      <w:pPr>
+        <w:pStyle w:val="ListNumber"/>
+      </w:pPr>
+      <w:r>
+        <w:rPr>
+          <w:rFonts w:ascii="Consolas" w:hAnsi="Consolas" w:eastAsia="Consolas"/>
+          <w:color w:val="7A2121"/>
+          <w:sz w:val="18"/>
+        </w:rPr>
+        <w:t>frontend/src/v2/WorkbenchPage.tsx:818</w:t>
+      </w:r>
+      <w:r>
+        <w:t>：职业规划服务群主时间线。</w:t>
+      </w:r>
+    </w:p>
+    <w:p>
+      <w:pPr>
+        <w:pStyle w:val="ListNumber"/>
+      </w:pPr>
+      <w:r>
+        <w:rPr>
+          <w:rFonts w:ascii="Consolas" w:hAnsi="Consolas" w:eastAsia="Consolas"/>
+          <w:color w:val="7A2121"/>
+          <w:sz w:val="18"/>
+        </w:rPr>
+        <w:t>frontend/src/v2/ResumeProfileAccordion.tsx:12</w:t>
+      </w:r>
+      <w:r>
+        <w:t>：归一化档案手风琴与重传入口。</w:t>
+      </w:r>
+    </w:p>
+    <w:p>
+      <w:pPr>
+        <w:pStyle w:val="ListNumber"/>
+      </w:pPr>
+      <w:r>
+        <w:rPr>
+          <w:rFonts w:ascii="Consolas" w:hAnsi="Consolas" w:eastAsia="Consolas"/>
+          <w:color w:val="7A2121"/>
+          <w:sz w:val="18"/>
+        </w:rPr>
+        <w:t>frontend/src/v2/consultSlots.ts:10</w:t>
+      </w:r>
+      <w:r>
+        <w:t>：目标、地点、签证三个 chip；需要澄清时追加第四个进度 chip。</w:t>
+      </w:r>
+    </w:p>
+    <w:p>
+      <w:pPr>
+        <w:pStyle w:val="ListNumber"/>
+      </w:pPr>
+      <w:r>
+        <w:rPr>
+          <w:rFonts w:ascii="Consolas" w:hAnsi="Consolas" w:eastAsia="Consolas"/>
+          <w:color w:val="7A2121"/>
+          <w:sz w:val="18"/>
+        </w:rPr>
+        <w:t>frontend/src/v2/WorkbenchPage.tsx:945</w:t>
+      </w:r>
+      <w:r>
+        <w:t>：用户、小意和 PM note 气泡。</w:t>
+      </w:r>
+    </w:p>
+    <w:p>
+      <w:pPr>
+        <w:pStyle w:val="ListNumber"/>
+      </w:pPr>
+      <w:r>
+        <w:rPr>
+          <w:rFonts w:ascii="Consolas" w:hAnsi="Consolas" w:eastAsia="Consolas"/>
+          <w:color w:val="7A2121"/>
+          <w:sz w:val="18"/>
+        </w:rPr>
+        <w:t>frontend/src/v2/WorkbenchPage.tsx:238</w:t>
+      </w:r>
+      <w:r>
+        <w:t>：Match Brief，显示“硬条件（SQL 锁定）”和“检索方向 / 排序参考”。</w:t>
+      </w:r>
+    </w:p>
+    <w:p>
+      <w:pPr>
+        <w:pStyle w:val="ListNumber"/>
+      </w:pPr>
+      <w:r>
+        <w:rPr>
+          <w:rFonts w:ascii="Consolas" w:hAnsi="Consolas" w:eastAsia="Consolas"/>
+          <w:color w:val="7A2121"/>
+          <w:sz w:val="18"/>
+        </w:rPr>
+        <w:t>frontend/src/v2/WorkbenchPage.tsx:139</w:t>
+      </w:r>
+      <w:r>
+        <w:t>：服务进度卡；</w:t>
+      </w:r>
+      <w:r>
+        <w:rPr>
+          <w:rFonts w:ascii="Consolas" w:hAnsi="Consolas" w:eastAsia="Consolas"/>
+          <w:color w:val="7A2121"/>
+          <w:sz w:val="18"/>
+        </w:rPr>
+        <w:t>:1004</w:t>
+      </w:r>
+      <w:r>
+        <w:t xml:space="preserve"> 开始展示运行阶段播报。</w:t>
+      </w:r>
+    </w:p>
+    <w:p>
+      <w:pPr>
+        <w:pStyle w:val="ListNumber"/>
+      </w:pPr>
+      <w:r>
+        <w:rPr>
+          <w:rFonts w:ascii="Consolas" w:hAnsi="Consolas" w:eastAsia="Consolas"/>
+          <w:color w:val="7A2121"/>
+          <w:sz w:val="18"/>
+        </w:rPr>
+        <w:t>frontend/src/v2/WorkbenchPage.tsx:310</w:t>
+      </w:r>
+      <w:r>
+        <w:t>：结果三分层、证据、策略与后续动作。</w:t>
+      </w:r>
+    </w:p>
+    <w:p>
+      <w:pPr>
+        <w:pStyle w:val="ListNumber"/>
+      </w:pPr>
+      <w:r>
+        <w:rPr>
+          <w:rFonts w:ascii="Consolas" w:hAnsi="Consolas" w:eastAsia="Consolas"/>
+          <w:color w:val="7A2121"/>
+          <w:sz w:val="18"/>
+        </w:rPr>
+        <w:t>frontend/src/features/feedback/ReactionForm.tsx:18</w:t>
+      </w:r>
+      <w:r>
+        <w:t>：岗位反馈。</w:t>
+      </w:r>
+    </w:p>
+    <w:p>
+      <w:pPr>
+        <w:pStyle w:val="ListNumber"/>
+      </w:pPr>
+      <w:r>
+        <w:rPr>
+          <w:rFonts w:ascii="Consolas" w:hAnsi="Consolas" w:eastAsia="Consolas"/>
+          <w:color w:val="7A2121"/>
+          <w:sz w:val="18"/>
+        </w:rPr>
+        <w:t>frontend/src/v2/AppShell.tsx:134</w:t>
+      </w:r>
+      <w:r>
+        <w:t>：移动端导航抽屉。</w:t>
+      </w:r>
+    </w:p>
+    <w:p>
+      <w:r>
+        <w:t>工作台只展示公开投影。完整 SharedState、模型提示词、供应商错误、用户原始简历全文和内部 CAS 信息不作为页面内容。</w:t>
+      </w:r>
+    </w:p>
+    <w:p>
+      <w:pPr>
+        <w:pStyle w:val="Heading2"/>
+      </w:pPr>
+      <w:r>
+        <w:t>6. 认证、配额与多人隔离</w:t>
+      </w:r>
+    </w:p>
+    <w:p>
+      <w:r>
+        <w:t xml:space="preserve">认证入口位于 </w:t>
+      </w:r>
+      <w:r>
+        <w:rPr>
+          <w:rFonts w:ascii="Consolas" w:hAnsi="Consolas" w:eastAsia="Consolas"/>
+          <w:color w:val="7A2121"/>
+          <w:sz w:val="18"/>
+        </w:rPr>
+        <w:t>app/api/auth/routes.py:75</w:t>
+      </w:r>
+      <w:r>
+        <w:t>、</w:t>
+      </w:r>
+      <w:r>
+        <w:rPr>
+          <w:rFonts w:ascii="Consolas" w:hAnsi="Consolas" w:eastAsia="Consolas"/>
+          <w:color w:val="7A2121"/>
+          <w:sz w:val="18"/>
+        </w:rPr>
+        <w:t>:119</w:t>
+      </w:r>
+      <w:r>
+        <w:t>、</w:t>
+      </w:r>
+      <w:r>
+        <w:rPr>
+          <w:rFonts w:ascii="Consolas" w:hAnsi="Consolas" w:eastAsia="Consolas"/>
+          <w:color w:val="7A2121"/>
+          <w:sz w:val="18"/>
+        </w:rPr>
+        <w:t>:148</w:t>
+      </w:r>
+      <w:r>
+        <w:t>、</w:t>
+      </w:r>
+      <w:r>
+        <w:rPr>
+          <w:rFonts w:ascii="Consolas" w:hAnsi="Consolas" w:eastAsia="Consolas"/>
+          <w:color w:val="7A2121"/>
+          <w:sz w:val="18"/>
+        </w:rPr>
+        <w:t>:155</w:t>
+      </w:r>
+      <w:r>
+        <w:t>，分别负责请求 OTP、核验、退出和查询当前账号。</w:t>
+      </w:r>
+      <w:r>
+        <w:rPr>
+          <w:b/>
+        </w:rPr>
+        <w:t>OTP</w:t>
+      </w:r>
+      <w:r>
+        <w:t xml:space="preserve"> 是一次性验证码；可用邮箱或短信通道由配置和 </w:t>
+      </w:r>
+      <w:r>
+        <w:rPr>
+          <w:rFonts w:ascii="Consolas" w:hAnsi="Consolas" w:eastAsia="Consolas"/>
+          <w:color w:val="7A2121"/>
+          <w:sz w:val="18"/>
+        </w:rPr>
+        <w:t>/capabilities</w:t>
+      </w:r>
+      <w:r>
+        <w:t xml:space="preserve"> 一起决定。</w:t>
+      </w:r>
+    </w:p>
+    <w:p>
+      <w:r>
+        <w:t xml:space="preserve">认证会话使用 HttpOnly Cookie。账号、会话和 run 在数据库中建立所有权关系；前端请求携带 Cookie，后端依赖负责拒绝跨用户读取。每账号会话额度由 </w:t>
+      </w:r>
+      <w:r>
+        <w:rPr>
+          <w:rFonts w:ascii="Consolas" w:hAnsi="Consolas" w:eastAsia="Consolas"/>
+          <w:color w:val="7A2121"/>
+          <w:sz w:val="18"/>
+        </w:rPr>
+        <w:t>SESSION_QUOTA_PER_USER</w:t>
+      </w:r>
+      <w:r>
+        <w:t xml:space="preserve"> 控制，超出返回 402，前端显示额度弹窗。支付只是占位提示，当前没有支付闭环。</w:t>
+      </w:r>
+    </w:p>
+    <w:p>
+      <w:r>
+        <w:rPr>
+          <w:rFonts w:ascii="Consolas" w:hAnsi="Consolas" w:eastAsia="Consolas"/>
+          <w:color w:val="7A2121"/>
+          <w:sz w:val="18"/>
+        </w:rPr>
+        <w:t>app/db/pool.py:18</w:t>
+      </w:r>
+      <w:r>
+        <w:t xml:space="preserve"> 复用 </w:t>
+      </w:r>
+      <w:r>
+        <w:rPr>
+          <w:rFonts w:ascii="Consolas" w:hAnsi="Consolas" w:eastAsia="Consolas"/>
+          <w:color w:val="7A2121"/>
+          <w:sz w:val="18"/>
+        </w:rPr>
+        <w:t>asyncpg</w:t>
+      </w:r>
+      <w:r>
+        <w:t xml:space="preserve"> 连接池。业务状态不进模块级可变字典；</w:t>
+      </w:r>
+      <w:r>
+        <w:rPr>
+          <w:rFonts w:ascii="Consolas" w:hAnsi="Consolas" w:eastAsia="Consolas"/>
+          <w:color w:val="7A2121"/>
+          <w:sz w:val="18"/>
+        </w:rPr>
+        <w:t>app/db/state_store.py:327</w:t>
+      </w:r>
+      <w:r>
+        <w:t xml:space="preserve"> 用行锁下的原子 mutation 处理咨询和简历并发更新。这是多人同时使用时不互相覆盖的基础。</w:t>
+      </w:r>
+    </w:p>
+    <w:p>
+      <w:pPr>
+        <w:pStyle w:val="Heading2"/>
+      </w:pPr>
+      <w:r>
+        <w:t>7. generation 生命周期：202 窗口、重确认洞与 409 契约</w:t>
+      </w:r>
+    </w:p>
+    <w:p>
+      <w:pPr>
+        <w:pStyle w:val="Heading3"/>
+      </w:pPr>
+      <w:r>
+        <w:t>7.1 两个编号解决两个问题</w:t>
+      </w:r>
+    </w:p>
+    <w:p>
+      <w:pPr>
+        <w:pStyle w:val="ListBullet"/>
+      </w:pPr>
+      <w:r>
+        <w:rPr>
+          <w:b/>
+        </w:rPr>
+        <w:t>resume_generation</w:t>
+      </w:r>
+      <w:r>
+        <w:t>：第几次上传尝试。每次接受上传立即加一，不要求归一化成功。</w:t>
+      </w:r>
+    </w:p>
+    <w:p>
+      <w:pPr>
+        <w:pStyle w:val="ListBullet"/>
+      </w:pPr>
+      <w:r>
+        <w:rPr>
+          <w:b/>
+        </w:rPr>
+        <w:t>resume_version</w:t>
+      </w:r>
+      <w:r>
+        <w:t>：第几份成功归一化并写入的简历。只有当前 generation 成功时才增加。</w:t>
+      </w:r>
+    </w:p>
+    <w:p>
+      <w:r>
+        <w:t>区分两者后，旧后台任务即使晚到，也不能覆盖较新的上传。</w:t>
+      </w:r>
+    </w:p>
+    <w:p>
+      <w:pPr>
+        <w:pStyle w:val="Heading3"/>
+      </w:pPr>
+      <w:r>
+        <w:t>7.2 202 窗口</w:t>
+      </w:r>
+    </w:p>
+    <w:p>
+      <w:r>
+        <w:rPr>
+          <w:rFonts w:ascii="Consolas" w:hAnsi="Consolas" w:eastAsia="Consolas"/>
+          <w:color w:val="7A2121"/>
+          <w:sz w:val="18"/>
+        </w:rPr>
+        <w:t>app/api/v1/sessions.py:156</w:t>
+      </w:r>
+      <w:r>
+        <w:t xml:space="preserve"> 接受文件后返回 HTTP 202。</w:t>
+      </w:r>
+      <w:r>
+        <w:rPr>
+          <w:b/>
+        </w:rPr>
+        <w:t>202</w:t>
+      </w:r>
+      <w:r>
+        <w:t xml:space="preserve"> 的白话解释是“服务器已经接单，但工作还没做完”。数据库操作 </w:t>
+      </w:r>
+      <w:r>
+        <w:rPr>
+          <w:rFonts w:ascii="Consolas" w:hAnsi="Consolas" w:eastAsia="Consolas"/>
+          <w:color w:val="7A2121"/>
+          <w:sz w:val="18"/>
+        </w:rPr>
+        <w:t>app/db/state_store.py:207</w:t>
+      </w:r>
+      <w:r>
+        <w:t xml:space="preserve"> </w:t>
+      </w:r>
+      <w:r>
+        <w:rPr>
+          <w:rFonts w:ascii="Consolas" w:hAnsi="Consolas" w:eastAsia="Consolas"/>
+          <w:color w:val="7A2121"/>
+          <w:sz w:val="18"/>
+        </w:rPr>
+        <w:t>accept_resume_upload</w:t>
+      </w:r>
+      <w:r>
+        <w:t xml:space="preserve"> 在同一事务内：</w:t>
+      </w:r>
+    </w:p>
+    <w:p>
+      <w:pPr>
+        <w:pStyle w:val="CodeBlock"/>
+        <w:shd w:fill="F3F4F6"/>
+      </w:pPr>
+      <w:r>
+        <w:rPr>
+          <w:rFonts w:ascii="Consolas" w:hAnsi="Consolas" w:eastAsia="Consolas"/>
+          <w:sz w:val="17"/>
+        </w:rPr>
+        <w:t>resume_generation += 1</w:t>
+        <w:br/>
+        <w:t>resume_processing_status = queued</w:t>
+        <w:br/>
+        <w:t>confirmed_resume_version = null</w:t>
+        <w:br/>
+        <w:t>旧错误清空</w:t>
+      </w:r>
+    </w:p>
+    <w:p>
+      <w:r>
+        <w:t>从 202 返回到后台保存结果之间就是“202 窗口”。在这段时间，预览接口以稳定 detail=</w:t>
+      </w:r>
+      <w:r>
+        <w:rPr>
+          <w:rFonts w:ascii="Consolas" w:hAnsi="Consolas" w:eastAsia="Consolas"/>
+          <w:color w:val="7A2121"/>
+          <w:sz w:val="18"/>
+        </w:rPr>
+        <w:t>resume_processing</w:t>
+      </w:r>
+      <w:r>
+        <w:t xml:space="preserve"> 返回 409，前端每 2.5 秒继续轮询。新上传已被接受，所以旧档案即刻不能用于新一轮咨询。</w:t>
+      </w:r>
+    </w:p>
+    <w:p>
+      <w:r>
+        <w:t xml:space="preserve">后台入口 </w:t>
+      </w:r>
+      <w:r>
+        <w:rPr>
+          <w:rFonts w:ascii="Consolas" w:hAnsi="Consolas" w:eastAsia="Consolas"/>
+          <w:color w:val="7A2121"/>
+          <w:sz w:val="18"/>
+        </w:rPr>
+        <w:t>app/api/v1/sessions.py:913</w:t>
+      </w:r>
+      <w:r>
+        <w:t xml:space="preserve"> </w:t>
+      </w:r>
+      <w:r>
+        <w:rPr>
+          <w:rFonts w:ascii="Consolas" w:hAnsi="Consolas" w:eastAsia="Consolas"/>
+          <w:color w:val="7A2121"/>
+          <w:sz w:val="18"/>
+        </w:rPr>
+        <w:t>_normalize_resume</w:t>
+      </w:r>
+      <w:r>
+        <w:t xml:space="preserve"> 携带 </w:t>
+      </w:r>
+      <w:r>
+        <w:rPr>
+          <w:rFonts w:ascii="Consolas" w:hAnsi="Consolas" w:eastAsia="Consolas"/>
+          <w:color w:val="7A2121"/>
+          <w:sz w:val="18"/>
+        </w:rPr>
+        <w:t>expected_generation</w:t>
+      </w:r>
+      <w:r>
+        <w:t xml:space="preserve">。成功保存 </w:t>
+      </w:r>
+      <w:r>
+        <w:rPr>
+          <w:rFonts w:ascii="Consolas" w:hAnsi="Consolas" w:eastAsia="Consolas"/>
+          <w:color w:val="7A2121"/>
+          <w:sz w:val="18"/>
+        </w:rPr>
+        <w:t>app/db/state_store.py:229</w:t>
+      </w:r>
+      <w:r>
+        <w:t xml:space="preserve"> 与失败保存 </w:t>
+      </w:r>
+      <w:r>
+        <w:rPr>
+          <w:rFonts w:ascii="Consolas" w:hAnsi="Consolas" w:eastAsia="Consolas"/>
+          <w:color w:val="7A2121"/>
+          <w:sz w:val="18"/>
+        </w:rPr>
+        <w:t>:271</w:t>
+      </w:r>
+      <w:r>
+        <w:t xml:space="preserve"> 都先锁行核对 generation；不相等说明自己已经过期，直接丢弃写回。</w:t>
+      </w:r>
+    </w:p>
+    <w:p>
+      <w:pPr>
+        <w:pStyle w:val="Heading3"/>
+      </w:pPr>
+      <w:r>
+        <w:t>7.3 重确认洞如何被堵住</w:t>
+      </w:r>
+    </w:p>
+    <w:p>
+      <w:r>
+        <w:t>“重确认洞”指用户上传新简历后，旧版仍短暂被当作已确认，导致咨询或确认单继续使用旧事实。当前实现从三个位置封闭它：</w:t>
+      </w:r>
+    </w:p>
+    <w:p>
+      <w:pPr>
+        <w:pStyle w:val="ListNumber"/>
+      </w:pPr>
+      <w:r>
+        <w:t>接受新上传的事务立刻把旧确认置空。</w:t>
+      </w:r>
+    </w:p>
+    <w:p>
+      <w:pPr>
+        <w:pStyle w:val="ListNumber"/>
+      </w:pPr>
+      <w:r>
+        <w:rPr>
+          <w:rFonts w:ascii="Consolas" w:hAnsi="Consolas" w:eastAsia="Consolas"/>
+          <w:color w:val="7A2121"/>
+          <w:sz w:val="18"/>
+        </w:rPr>
+        <w:t>app/db/state_store.py:292</w:t>
+      </w:r>
+      <w:r>
+        <w:t xml:space="preserve"> </w:t>
+      </w:r>
+      <w:r>
+        <w:rPr>
+          <w:rFonts w:ascii="Consolas" w:hAnsi="Consolas" w:eastAsia="Consolas"/>
+          <w:color w:val="7A2121"/>
+          <w:sz w:val="18"/>
+        </w:rPr>
+        <w:t>confirm_resume</w:t>
+      </w:r>
+      <w:r>
+        <w:t xml:space="preserve"> 在行锁内同时核对 ready 状态和期望 resume_version。</w:t>
+      </w:r>
+    </w:p>
+    <w:p>
+      <w:pPr>
+        <w:pStyle w:val="ListNumber"/>
+      </w:pPr>
+      <w:r>
+        <w:t>咨询、finalize 和 Match Brief 路由再次核对简历版本；冲突时不提交本轮。</w:t>
+      </w:r>
+    </w:p>
+    <w:p>
+      <w:pPr>
+        <w:pStyle w:val="Heading3"/>
+      </w:pPr>
+      <w:r>
+        <w:t>7.4 稳定 409 契约与三态恢复</w:t>
+      </w:r>
+    </w:p>
+    <w:p>
+      <w:r>
+        <w:rPr>
+          <w:b/>
+        </w:rPr>
+        <w:t>409</w:t>
+      </w:r>
+      <w:r>
+        <w:t xml:space="preserve"> 表示请求依据的资源状态已经过期。预览接口 </w:t>
+      </w:r>
+      <w:r>
+        <w:rPr>
+          <w:rFonts w:ascii="Consolas" w:hAnsi="Consolas" w:eastAsia="Consolas"/>
+          <w:color w:val="7A2121"/>
+          <w:sz w:val="18"/>
+        </w:rPr>
+        <w:t>app/api/v1/sessions.py:186</w:t>
+      </w:r>
+      <w:r>
+        <w:t xml:space="preserve"> 使用 </w:t>
+      </w:r>
+      <w:r>
+        <w:rPr>
+          <w:rFonts w:ascii="Consolas" w:hAnsi="Consolas" w:eastAsia="Consolas"/>
+          <w:color w:val="7A2121"/>
+          <w:sz w:val="18"/>
+        </w:rPr>
+        <w:t>resume_missing</w:t>
+      </w:r>
+      <w:r>
+        <w:t>、</w:t>
+      </w:r>
+      <w:r>
+        <w:rPr>
+          <w:rFonts w:ascii="Consolas" w:hAnsi="Consolas" w:eastAsia="Consolas"/>
+          <w:color w:val="7A2121"/>
+          <w:sz w:val="18"/>
+        </w:rPr>
+        <w:t>resume_processing</w:t>
+      </w:r>
+      <w:r>
+        <w:t>、</w:t>
+      </w:r>
+      <w:r>
+        <w:rPr>
+          <w:rFonts w:ascii="Consolas" w:hAnsi="Consolas" w:eastAsia="Consolas"/>
+          <w:color w:val="7A2121"/>
+          <w:sz w:val="18"/>
+        </w:rPr>
+        <w:t>resume_error</w:t>
+      </w:r>
+      <w:r>
+        <w:t xml:space="preserve">；动作接口还会使用 </w:t>
+      </w:r>
+      <w:r>
+        <w:rPr>
+          <w:rFonts w:ascii="Consolas" w:hAnsi="Consolas" w:eastAsia="Consolas"/>
+          <w:color w:val="7A2121"/>
+          <w:sz w:val="18"/>
+        </w:rPr>
+        <w:t>resume_changed</w:t>
+      </w:r>
+      <w:r>
+        <w:t xml:space="preserve">。前端 </w:t>
+      </w:r>
+      <w:r>
+        <w:rPr>
+          <w:rFonts w:ascii="Consolas" w:hAnsi="Consolas" w:eastAsia="Consolas"/>
+          <w:color w:val="7A2121"/>
+          <w:sz w:val="18"/>
+        </w:rPr>
+        <w:t>frontend/src/v2/WorkbenchPage.tsx:535</w:t>
+      </w:r>
+      <w:r>
+        <w:t xml:space="preserve"> 统一清空过期 Brief，并同时失效 preview 与 consult 查询。</w:t>
+      </w:r>
+    </w:p>
+    <w:tbl>
+      <w:tblPr>
+        <w:tblStyle w:val="TableGrid"/>
+        <w:tblW w:type="auto" w:w="0"/>
+        <w:tblLayout w:type="autofit"/>
+        <w:tblLook w:firstColumn="1" w:firstRow="1" w:lastColumn="0" w:lastRow="0" w:noHBand="0" w:noVBand="1" w:val="04A0"/>
+      </w:tblPr>
+      <w:tblGrid>
+        <w:gridCol w:w="3173"/>
+        <w:gridCol w:w="3173"/>
+        <w:gridCol w:w="3173"/>
+      </w:tblGrid>
+      <w:tr>
+        <w:trPr>
+          <w:tblHeader w:val="true"/>
+        </w:trPr>
+        <w:tc>
+          <w:tcPr>
+            <w:tcW w:type="dxa" w:w="3173"/>
+            <w:shd w:fill="D9EAF7"/>
+          </w:tcPr>
+          <w:p>
+            <w:pPr>
+              <w:spacing w:after="40"/>
+            </w:pPr>
+            <w:r>
               <w:rPr>
-                <w:rFonts w:ascii="Calibri" w:hAnsi="Calibri" w:eastAsia="微软雅黑"/>
-                <w:sz w:val="19"/>
+                <w:b/>
               </w:rPr>
-              <w:t>见 §6</w:t>
+            </w:r>
+            <w:r>
+              <w:rPr>
+                <w:b/>
+              </w:rPr>
+              <w:t>恢复态</w:t>
+            </w:r>
+          </w:p>
+        </w:tc>
+        <w:tc>
+          <w:tcPr>
+            <w:tcW w:type="dxa" w:w="3173"/>
+            <w:shd w:fill="D9EAF7"/>
+          </w:tcPr>
+          <w:p>
+            <w:pPr>
+              <w:spacing w:after="40"/>
+            </w:pPr>
+            <w:r>
+              <w:rPr>
+                <w:b/>
+              </w:rPr>
+            </w:r>
+            <w:r>
+              <w:rPr>
+                <w:b/>
+              </w:rPr>
+              <w:t>固定文案</w:t>
+            </w:r>
+          </w:p>
+        </w:tc>
+        <w:tc>
+          <w:tcPr>
+            <w:tcW w:type="dxa" w:w="3173"/>
+            <w:shd w:fill="D9EAF7"/>
+          </w:tcPr>
+          <w:p>
+            <w:pPr>
+              <w:spacing w:after="40"/>
+            </w:pPr>
+            <w:r>
+              <w:rPr>
+                <w:b/>
+              </w:rPr>
+            </w:r>
+            <w:r>
+              <w:rPr>
+                <w:b/>
+              </w:rPr>
+              <w:t>行为</w:t>
             </w:r>
           </w:p>
         </w:tc>
@@ -1130,13 +1744,12 @@
             <w:tcW w:type="dxa" w:w="3173"/>
           </w:tcPr>
           <w:p>
+            <w:pPr>
+              <w:spacing w:after="40"/>
+            </w:pPr>
             <w:r/>
             <w:r>
-              <w:rPr>
-                <w:rFonts w:ascii="Calibri" w:hAnsi="Calibri" w:eastAsia="微软雅黑"/>
-                <w:sz w:val="19"/>
-              </w:rPr>
-              <w:t>Stage4 策略</w:t>
+              <w:t>processing</w:t>
             </w:r>
           </w:p>
         </w:tc>
@@ -1145,14 +1758,12 @@
             <w:tcW w:type="dxa" w:w="3173"/>
           </w:tcPr>
           <w:p>
+            <w:pPr>
+              <w:spacing w:after="40"/>
+            </w:pPr>
             <w:r/>
             <w:r>
-              <w:rPr>
-                <w:rFonts w:ascii="Consolas" w:hAnsi="Consolas" w:eastAsia="微软雅黑"/>
-                <w:color w:val="8A3B1E"/>
-                <w:sz w:val="18"/>
-              </w:rPr>
-              <w:t>agents/strategy_agent.py</w:t>
+              <w:t>新简历处理中</w:t>
             </w:r>
           </w:p>
         </w:tc>
@@ -1161,13 +1772,12 @@
             <w:tcW w:type="dxa" w:w="3173"/>
           </w:tcPr>
           <w:p>
+            <w:pPr>
+              <w:spacing w:after="40"/>
+            </w:pPr>
             <w:r/>
             <w:r>
-              <w:rPr>
-                <w:rFonts w:ascii="Calibri" w:hAnsi="Calibri" w:eastAsia="微软雅黑"/>
-                <w:sz w:val="19"/>
-              </w:rPr>
-              <w:t>简历修改计划（_filter_resume_revision_plan 证据白名单）/ 缺口与路径（_filter_supported_items）</w:t>
+              <w:t>保持轮询，不提交旧轮次。</w:t>
             </w:r>
           </w:p>
         </w:tc>
@@ -1178,13 +1788,12 @@
             <w:tcW w:type="dxa" w:w="3173"/>
           </w:tcPr>
           <w:p>
+            <w:pPr>
+              <w:spacing w:after="40"/>
+            </w:pPr>
             <w:r/>
             <w:r>
-              <w:rPr>
-                <w:rFonts w:ascii="Calibri" w:hAnsi="Calibri" w:eastAsia="微软雅黑"/>
-                <w:sz w:val="19"/>
-              </w:rPr>
-              <w:t>Stage5 终核</w:t>
+              <w:t>error</w:t>
             </w:r>
           </w:p>
         </w:tc>
@@ -1193,29 +1802,12 @@
             <w:tcW w:type="dxa" w:w="3173"/>
           </w:tcPr>
           <w:p>
+            <w:pPr>
+              <w:spacing w:after="40"/>
+            </w:pPr>
             <w:r/>
             <w:r>
-              <w:rPr>
-                <w:rFonts w:ascii="Consolas" w:hAnsi="Consolas" w:eastAsia="微软雅黑"/>
-                <w:color w:val="8A3B1E"/>
-                <w:sz w:val="18"/>
-              </w:rPr>
-              <w:t>supervisor.py::final_verification</w:t>
-            </w:r>
-            <w:r>
-              <w:rPr>
-                <w:rFonts w:ascii="Calibri" w:hAnsi="Calibri" w:eastAsia="微软雅黑"/>
-                <w:sz w:val="19"/>
-              </w:rPr>
-              <w:t xml:space="preserve"> + </w:t>
-            </w:r>
-            <w:r>
-              <w:rPr>
-                <w:rFonts w:ascii="Consolas" w:hAnsi="Consolas" w:eastAsia="微软雅黑"/>
-                <w:color w:val="8A3B1E"/>
-                <w:sz w:val="18"/>
-              </w:rPr>
-              <w:t>supervisor_harness.py</w:t>
+              <w:t>旧档案已作废，请重传</w:t>
             </w:r>
           </w:p>
         </w:tc>
@@ -1224,56 +1816,80 @@
             <w:tcW w:type="dxa" w:w="3173"/>
           </w:tcPr>
           <w:p>
+            <w:pPr>
+              <w:spacing w:after="40"/>
+            </w:pPr>
             <w:r/>
             <w:r>
-              <w:rPr>
-                <w:rFonts w:ascii="Calibri" w:hAnsi="Calibri" w:eastAsia="微软雅黑"/>
-                <w:sz w:val="19"/>
-              </w:rPr>
-              <w:t>确定性核查（硬约束违例、证据缺失、demo 标记缺失即拦）+ 发布门；可触发一次 re-retrieval/repair</w:t>
+              <w:t>停止轮询，显示重传入口。</w:t>
+            </w:r>
+          </w:p>
+        </w:tc>
+      </w:tr>
+      <w:tr>
+        <w:tc>
+          <w:tcPr>
+            <w:tcW w:type="dxa" w:w="3173"/>
+          </w:tcPr>
+          <w:p>
+            <w:pPr>
+              <w:spacing w:after="40"/>
+            </w:pPr>
+            <w:r/>
+            <w:r>
+              <w:t>updated</w:t>
+            </w:r>
+          </w:p>
+        </w:tc>
+        <w:tc>
+          <w:tcPr>
+            <w:tcW w:type="dxa" w:w="3173"/>
+          </w:tcPr>
+          <w:p>
+            <w:pPr>
+              <w:spacing w:after="40"/>
+            </w:pPr>
+            <w:r/>
+            <w:r>
+              <w:t>简历已更新，本轮未提交；请确认新档案后重试</w:t>
+            </w:r>
+          </w:p>
+        </w:tc>
+        <w:tc>
+          <w:tcPr>
+            <w:tcW w:type="dxa" w:w="3173"/>
+          </w:tcPr>
+          <w:p>
+            <w:pPr>
+              <w:spacing w:after="40"/>
+            </w:pPr>
+            <w:r/>
+            <w:r>
+              <w:t>新预览 ready 后要求重新确认。</w:t>
             </w:r>
           </w:p>
         </w:tc>
       </w:tr>
     </w:tbl>
-    <w:p/>
     <w:p>
+      <w:pPr>
+        <w:spacing w:after="0"/>
+      </w:pPr>
+    </w:p>
+    <w:p>
+      <w:r>
+        <w:t xml:space="preserve">三段文案定义在 </w:t>
+      </w:r>
       <w:r>
         <w:rPr>
-          <w:rFonts w:ascii="Calibri" w:hAnsi="Calibri" w:eastAsia="微软雅黑"/>
-          <w:sz w:val="21"/>
+          <w:rFonts w:ascii="Consolas" w:hAnsi="Consolas" w:eastAsia="Consolas"/>
+          <w:color w:val="7A2121"/>
+          <w:sz w:val="18"/>
         </w:rPr>
-        <w:t>编排双轨：</w:t>
-      </w:r>
-      <w:r>
-        <w:rPr>
-          <w:rFonts w:ascii="Consolas" w:hAnsi="Consolas" w:eastAsia="微软雅黑"/>
-          <w:color w:val="8A3B1E"/>
-          <w:sz w:val="20"/>
-        </w:rPr>
-        <w:t>agents/orchestrator.py</w:t>
-      </w:r>
-      <w:r>
-        <w:rPr>
-          <w:rFonts w:ascii="Calibri" w:hAnsi="Calibri" w:eastAsia="微软雅黑"/>
-          <w:sz w:val="21"/>
-        </w:rPr>
-        <w:t xml:space="preserve"> 是原生 harness（LangGraph 关闭时的回退与characterization 基准），</w:t>
-      </w:r>
-      <w:r>
-        <w:rPr>
-          <w:rFonts w:ascii="Consolas" w:hAnsi="Consolas" w:eastAsia="微软雅黑"/>
-          <w:color w:val="8A3B1E"/>
-          <w:sz w:val="20"/>
-        </w:rPr>
-        <w:t>graph/runner.py::run_graph_match</w:t>
-      </w:r>
-      <w:r>
-        <w:rPr>
-          <w:rFonts w:ascii="Calibri" w:hAnsi="Calibri" w:eastAsia="微软雅黑"/>
-          <w:sz w:val="21"/>
-        </w:rPr>
-        <w:t xml:space="preserve"> 是 LangGraph 主轨——启动/续跑/幂等读一体，崩溃后从检查点续跑（tests/test_langgraph_runner_recovery.py 在真实 PG 验证）。</w:t>
+        <w:t>frontend/src/v2/WorkbenchPage.tsx:38</w:t>
+      </w:r>
+      <w:r>
+        <w:t>。这是一份前后端恢复合同，不是普通 toast。</w:t>
       </w:r>
     </w:p>
     <w:p>
@@ -1281,30 +1897,1506 @@
         <w:pStyle w:val="Heading2"/>
       </w:pPr>
       <w:r>
-        <w:rPr>
-          <w:rFonts w:ascii="Calibri" w:hAnsi="Calibri" w:eastAsia="微软雅黑"/>
-          <w:b/>
-          <w:color w:val="332E28"/>
-          <w:sz w:val="26"/>
-        </w:rPr>
-        <w:t>6. 检索栈（app/retrieval）——本系统的技术心脏</w:t>
+        <w:t>8. 简历澄清回路：从质量信号到 C### 证据</w:t>
       </w:r>
     </w:p>
     <w:p>
+      <w:pPr>
+        <w:pStyle w:val="Heading3"/>
+      </w:pPr>
+      <w:r>
+        <w:t>8.1 触发来源</w:t>
+      </w:r>
+    </w:p>
+    <w:p>
       <w:r>
         <w:rPr>
-          <w:rFonts w:ascii="Consolas" w:hAnsi="Consolas" w:eastAsia="微软雅黑"/>
-          <w:color w:val="8A3B1E"/>
-          <w:sz w:val="20"/>
+          <w:rFonts w:ascii="Consolas" w:hAnsi="Consolas" w:eastAsia="Consolas"/>
+          <w:color w:val="7A2121"/>
+          <w:sz w:val="18"/>
         </w:rPr>
-        <w:t>hybrid_search.py::hybrid_search</w:t>
+        <w:t>app/normalization/resume_intake.py:281</w:t>
+      </w:r>
+      <w:r>
+        <w:t xml:space="preserve"> </w:t>
       </w:r>
       <w:r>
         <w:rPr>
-          <w:rFonts w:ascii="Calibri" w:hAnsi="Calibri" w:eastAsia="微软雅黑"/>
-          <w:sz w:val="21"/>
+          <w:rFonts w:ascii="Consolas" w:hAnsi="Consolas" w:eastAsia="Consolas"/>
+          <w:color w:val="7A2121"/>
+          <w:sz w:val="18"/>
         </w:rPr>
-        <w:t xml:space="preserve"> 的完整流水：</w:t>
+        <w:t>build_clarification_targets</w:t>
+      </w:r>
+      <w:r>
+        <w:t xml:space="preserve"> 用确定性顺序建立目标：先处理高/中优先级质量问题，再看过短经历是否缺职责或成果，最后看项目是否缺技能。</w:t>
+      </w:r>
+      <w:r>
+        <w:rPr>
+          <w:rFonts w:ascii="Consolas" w:hAnsi="Consolas" w:eastAsia="Consolas"/>
+          <w:color w:val="7A2121"/>
+          <w:sz w:val="18"/>
+        </w:rPr>
+        <w:t>RESUME_CLARIFY_MAX</w:t>
+      </w:r>
+      <w:r>
+        <w:t xml:space="preserve"> 限制目标数；功能门位于同文件 </w:t>
+      </w:r>
+      <w:r>
+        <w:rPr>
+          <w:rFonts w:ascii="Consolas" w:hAnsi="Consolas" w:eastAsia="Consolas"/>
+          <w:color w:val="7A2121"/>
+          <w:sz w:val="18"/>
+        </w:rPr>
+        <w:t>:612</w:t>
+      </w:r>
+      <w:r>
+        <w:t>。</w:t>
+      </w:r>
+    </w:p>
+    <w:p>
+      <w:r>
+        <w:t xml:space="preserve">咨询阶段 </w:t>
+      </w:r>
+      <w:r>
+        <w:rPr>
+          <w:rFonts w:ascii="Consolas" w:hAnsi="Consolas" w:eastAsia="Consolas"/>
+          <w:color w:val="7A2121"/>
+          <w:sz w:val="18"/>
+        </w:rPr>
+        <w:t>app/agents/consult_engine.py:174</w:t>
+      </w:r>
+      <w:r>
+        <w:t xml:space="preserve"> </w:t>
+      </w:r>
+      <w:r>
+        <w:rPr>
+          <w:rFonts w:ascii="Consolas" w:hAnsi="Consolas" w:eastAsia="Consolas"/>
+          <w:color w:val="7A2121"/>
+          <w:sz w:val="18"/>
+        </w:rPr>
+        <w:t>determine_phase</w:t>
+      </w:r>
+      <w:r>
+        <w:t xml:space="preserve"> 先保证目标、地点、签证三个模板槽位完成；若开关开启、存在 open target 且仍有轮次预算，进入 </w:t>
+      </w:r>
+      <w:r>
+        <w:rPr>
+          <w:rFonts w:ascii="Consolas" w:hAnsi="Consolas" w:eastAsia="Consolas"/>
+          <w:color w:val="7A2121"/>
+          <w:sz w:val="18"/>
+        </w:rPr>
+        <w:t>resume_clarify</w:t>
+      </w:r>
+      <w:r>
+        <w:t>。没有目标时不会为了展示功能凭空提问。</w:t>
+      </w:r>
+    </w:p>
+    <w:p>
+      <w:pPr>
+        <w:pStyle w:val="Heading3"/>
+      </w:pPr>
+      <w:r>
+        <w:t>8.2 pending 锚点</w:t>
+      </w:r>
+    </w:p>
+    <w:p>
+      <w:r>
+        <w:t>每次只追问一个目标。</w:t>
+      </w:r>
+      <w:r>
+        <w:rPr>
+          <w:rFonts w:ascii="Consolas" w:hAnsi="Consolas" w:eastAsia="Consolas"/>
+          <w:color w:val="7A2121"/>
+          <w:sz w:val="18"/>
+        </w:rPr>
+        <w:t>app/agents/consult_engine.py:292</w:t>
+      </w:r>
+      <w:r>
+        <w:t xml:space="preserve"> </w:t>
+      </w:r>
+      <w:r>
+        <w:rPr>
+          <w:rFonts w:ascii="Consolas" w:hAnsi="Consolas" w:eastAsia="Consolas"/>
+          <w:color w:val="7A2121"/>
+          <w:sz w:val="18"/>
+        </w:rPr>
+        <w:t>run_consult_round</w:t>
+      </w:r>
+      <w:r>
+        <w:t xml:space="preserve"> 在轮次开始读取 </w:t>
+      </w:r>
+      <w:r>
+        <w:rPr>
+          <w:rFonts w:ascii="Consolas" w:hAnsi="Consolas" w:eastAsia="Consolas"/>
+          <w:color w:val="7A2121"/>
+          <w:sz w:val="18"/>
+        </w:rPr>
+        <w:t>pending_clarification</w:t>
+      </w:r>
+      <w:r>
+        <w:t>；新提问时一起保存：</w:t>
+      </w:r>
+    </w:p>
+    <w:p>
+      <w:pPr>
+        <w:pStyle w:val="CodeBlock"/>
+        <w:shd w:fill="F3F4F6"/>
+      </w:pPr>
+      <w:r>
+        <w:rPr>
+          <w:rFonts w:ascii="Consolas" w:hAnsi="Consolas" w:eastAsia="Consolas"/>
+          <w:sz w:val="17"/>
+        </w:rPr>
+        <w:t>{</w:t>
+        <w:br/>
+        <w:t xml:space="preserve">  "target_ref": "experience[0].achievements",</w:t>
+        <w:br/>
+        <w:t xml:space="preserve">  "asked_round": 4,</w:t>
+        <w:br/>
+        <w:t xml:space="preserve">  "baseline_version": 1</w:t>
+        <w:br/>
+        <w:t>}</w:t>
+      </w:r>
+    </w:p>
+    <w:p>
+      <w:r>
+        <w:rPr>
+          <w:rFonts w:ascii="Consolas" w:hAnsi="Consolas" w:eastAsia="Consolas"/>
+          <w:color w:val="7A2121"/>
+          <w:sz w:val="18"/>
+        </w:rPr>
+        <w:t>target_ref</w:t>
+      </w:r>
+      <w:r>
+        <w:t xml:space="preserve"> 说明在补哪一个字段，</w:t>
+      </w:r>
+      <w:r>
+        <w:rPr>
+          <w:rFonts w:ascii="Consolas" w:hAnsi="Consolas" w:eastAsia="Consolas"/>
+          <w:color w:val="7A2121"/>
+          <w:sz w:val="18"/>
+        </w:rPr>
+        <w:t>asked_round</w:t>
+      </w:r>
+      <w:r>
+        <w:t xml:space="preserve"> 防止错轮消费，</w:t>
+      </w:r>
+      <w:r>
+        <w:rPr>
+          <w:rFonts w:ascii="Consolas" w:hAnsi="Consolas" w:eastAsia="Consolas"/>
+          <w:color w:val="7A2121"/>
+          <w:sz w:val="18"/>
+        </w:rPr>
+        <w:t>baseline_version</w:t>
+      </w:r>
+      <w:r>
+        <w:t xml:space="preserve"> 防止跨简历版本消费。版本核验位于 </w:t>
+      </w:r>
+      <w:r>
+        <w:rPr>
+          <w:rFonts w:ascii="Consolas" w:hAnsi="Consolas" w:eastAsia="Consolas"/>
+          <w:color w:val="7A2121"/>
+          <w:sz w:val="18"/>
+        </w:rPr>
+        <w:t>app/api/v1/sessions.py:759</w:t>
+      </w:r>
+      <w:r>
+        <w:t xml:space="preserve"> </w:t>
+      </w:r>
+      <w:r>
+        <w:rPr>
+          <w:rFonts w:ascii="Consolas" w:hAnsi="Consolas" w:eastAsia="Consolas"/>
+          <w:color w:val="7A2121"/>
+          <w:sz w:val="18"/>
+        </w:rPr>
+        <w:t>_pending_baseline_matches_version</w:t>
+      </w:r>
+      <w:r>
+        <w:t>。</w:t>
+      </w:r>
+    </w:p>
+    <w:p>
+      <w:pPr>
+        <w:pStyle w:val="Heading3"/>
+      </w:pPr>
+      <w:r>
+        <w:t>8.3 C### 证据与消费闭环</w:t>
+      </w:r>
+    </w:p>
+    <w:p>
+      <w:r>
+        <w:rPr>
+          <w:rFonts w:ascii="Consolas" w:hAnsi="Consolas" w:eastAsia="Consolas"/>
+          <w:color w:val="7A2121"/>
+          <w:sz w:val="18"/>
+        </w:rPr>
+        <w:t>app/api/v1/sessions.py:816</w:t>
+      </w:r>
+      <w:r>
+        <w:t xml:space="preserve"> </w:t>
+      </w:r>
+      <w:r>
+        <w:rPr>
+          <w:rFonts w:ascii="Consolas" w:hAnsi="Consolas" w:eastAsia="Consolas"/>
+          <w:color w:val="7A2121"/>
+          <w:sz w:val="18"/>
+        </w:rPr>
+        <w:t>_record_clarification_turn</w:t>
+      </w:r>
+      <w:r>
+        <w:t xml:space="preserve"> 负责闭环：</w:t>
+      </w:r>
+    </w:p>
+    <w:p>
+      <w:pPr>
+        <w:pStyle w:val="CodeBlock"/>
+        <w:shd w:fill="F3F4F6"/>
+      </w:pPr>
+      <w:r>
+        <w:rPr>
+          <w:rFonts w:ascii="Consolas" w:hAnsi="Consolas" w:eastAsia="Consolas"/>
+          <w:sz w:val="17"/>
+        </w:rPr>
+        <w:t>open target</w:t>
+        <w:br/>
+        <w:t xml:space="preserve">  → 问题与 pending 一起持久化</w:t>
+        <w:br/>
+        <w:t xml:space="preserve">  → 用户实质回答：target=answered，保存 C###，清 pending</w:t>
+        <w:br/>
+        <w:t xml:space="preserve">  → 用户明确跳过：target=skipped，清 pending</w:t>
+        <w:br/>
+        <w:t xml:space="preserve">  → 选择下一个 open target，或进入 deepen/finalize</w:t>
+      </w:r>
+    </w:p>
+    <w:p>
+      <w:r>
+        <w:t xml:space="preserve">编号由 </w:t>
+      </w:r>
+      <w:r>
+        <w:rPr>
+          <w:rFonts w:ascii="Consolas" w:hAnsi="Consolas" w:eastAsia="Consolas"/>
+          <w:color w:val="7A2121"/>
+          <w:sz w:val="18"/>
+        </w:rPr>
+        <w:t>app/api/v1/sessions.py:893</w:t>
+      </w:r>
+      <w:r>
+        <w:t xml:space="preserve"> </w:t>
+      </w:r>
+      <w:r>
+        <w:rPr>
+          <w:rFonts w:ascii="Consolas" w:hAnsi="Consolas" w:eastAsia="Consolas"/>
+          <w:color w:val="7A2121"/>
+          <w:sz w:val="18"/>
+        </w:rPr>
+        <w:t>_next_clarification_span_id</w:t>
+      </w:r>
+      <w:r>
+        <w:t xml:space="preserve"> 生成。有效回答保存为 </w:t>
+      </w:r>
+      <w:r>
+        <w:rPr>
+          <w:rFonts w:ascii="Consolas" w:hAnsi="Consolas" w:eastAsia="Consolas"/>
+          <w:color w:val="7A2121"/>
+          <w:sz w:val="18"/>
+        </w:rPr>
+        <w:t>source=user_clarification</w:t>
+      </w:r>
+      <w:r>
+        <w:t>，</w:t>
+      </w:r>
+      <w:r>
+        <w:rPr>
+          <w:rFonts w:ascii="Consolas" w:hAnsi="Consolas" w:eastAsia="Consolas"/>
+          <w:color w:val="7A2121"/>
+          <w:sz w:val="18"/>
+        </w:rPr>
+        <w:t>span.text</w:t>
+      </w:r>
+      <w:r>
+        <w:t xml:space="preserve"> 与用户原话逐字相等。</w:t>
+      </w:r>
+      <w:r>
+        <w:rPr>
+          <w:rFonts w:ascii="Consolas" w:hAnsi="Consolas" w:eastAsia="Consolas"/>
+          <w:color w:val="7A2121"/>
+          <w:sz w:val="18"/>
+        </w:rPr>
+        <w:t>app/agents/consult_engine.py:586</w:t>
+      </w:r>
+      <w:r>
+        <w:t xml:space="preserve"> 的 </w:t>
+      </w:r>
+      <w:r>
+        <w:rPr>
+          <w:rFonts w:ascii="Consolas" w:hAnsi="Consolas" w:eastAsia="Consolas"/>
+          <w:color w:val="7A2121"/>
+          <w:sz w:val="18"/>
+        </w:rPr>
+        <w:t>validated_answer_summary</w:t>
+      </w:r>
+      <w:r>
+        <w:t xml:space="preserve"> 只允许从原话抽取 token，不能悄悄加入新的事实。</w:t>
+      </w:r>
+    </w:p>
+    <w:p>
+      <w:r>
+        <w:t>统一消费链是：</w:t>
+      </w:r>
+    </w:p>
+    <w:p>
+      <w:pPr>
+        <w:pStyle w:val="ListBullet"/>
+      </w:pPr>
+      <w:r>
+        <w:rPr>
+          <w:rFonts w:ascii="Consolas" w:hAnsi="Consolas" w:eastAsia="Consolas"/>
+          <w:color w:val="7A2121"/>
+          <w:sz w:val="18"/>
+        </w:rPr>
+        <w:t>app/state/resume_view.py:11</w:t>
+      </w:r>
+      <w:r>
+        <w:t xml:space="preserve"> 把 </w:t>
+      </w:r>
+      <w:r>
+        <w:rPr>
+          <w:rFonts w:ascii="Consolas" w:hAnsi="Consolas" w:eastAsia="Consolas"/>
+          <w:color w:val="7A2121"/>
+          <w:sz w:val="18"/>
+        </w:rPr>
+        <w:t>C###</w:t>
+      </w:r>
+      <w:r>
+        <w:t xml:space="preserve"> 加入有效简历文本；</w:t>
+      </w:r>
+    </w:p>
+    <w:p>
+      <w:pPr>
+        <w:pStyle w:val="ListBullet"/>
+      </w:pPr>
+      <w:r>
+        <w:rPr>
+          <w:rFonts w:ascii="Consolas" w:hAnsi="Consolas" w:eastAsia="Consolas"/>
+          <w:color w:val="7A2121"/>
+          <w:sz w:val="18"/>
+        </w:rPr>
+        <w:t>app/retrieval/query_builder.py:40</w:t>
+      </w:r>
+      <w:r>
+        <w:t xml:space="preserve"> 让显式检索读取该文本；</w:t>
+      </w:r>
+    </w:p>
+    <w:p>
+      <w:pPr>
+        <w:pStyle w:val="ListBullet"/>
+      </w:pPr>
+      <w:r>
+        <w:t xml:space="preserve">Strategy Agent 基于 </w:t>
+      </w:r>
+      <w:r>
+        <w:rPr>
+          <w:rFonts w:ascii="Consolas" w:hAnsi="Consolas" w:eastAsia="Consolas"/>
+          <w:color w:val="7A2121"/>
+          <w:sz w:val="18"/>
+        </w:rPr>
+        <w:t>all_resume_evidence_spans</w:t>
+      </w:r>
+      <w:r>
+        <w:t xml:space="preserve"> 过滤无证据建议；</w:t>
+      </w:r>
+    </w:p>
+    <w:p>
+      <w:pPr>
+        <w:pStyle w:val="ListBullet"/>
+      </w:pPr>
+      <w:r>
+        <w:t>Supervisor 用 evidence IDs 核查发布；</w:t>
+      </w:r>
+    </w:p>
+    <w:p>
+      <w:pPr>
+        <w:pStyle w:val="ListBullet"/>
+      </w:pPr>
+      <w:r>
+        <w:t>对外结果只投影实际被引用的允许字段。</w:t>
+      </w:r>
+    </w:p>
+    <w:p>
+      <w:r>
+        <w:t xml:space="preserve">批次 9 P4 真机路径记录了 </w:t>
+      </w:r>
+      <w:r>
+        <w:rPr>
+          <w:rFonts w:ascii="Consolas" w:hAnsi="Consolas" w:eastAsia="Consolas"/>
+          <w:color w:val="7A2121"/>
+          <w:sz w:val="18"/>
+        </w:rPr>
+        <w:t>C001</w:t>
+      </w:r>
+      <w:r>
+        <w:t xml:space="preserve"> 原话证据，并在公开 run result 中出现该 evidence 引用。该结论来源为 </w:t>
+      </w:r>
+      <w:r>
+        <w:rPr>
+          <w:rFonts w:ascii="Consolas" w:hAnsi="Consolas" w:eastAsia="Consolas"/>
+          <w:color w:val="7A2121"/>
+          <w:sz w:val="18"/>
+        </w:rPr>
+        <w:t>docs/validation/2026-08-07-batch9-acceptance.md</w:t>
+      </w:r>
+      <w:r>
+        <w:t>。</w:t>
+      </w:r>
+    </w:p>
+    <w:p>
+      <w:pPr>
+        <w:pStyle w:val="Heading3"/>
+      </w:pPr>
+      <w:r>
+        <w:t>8.4 隐私边界</w:t>
+      </w:r>
+    </w:p>
+    <w:p>
+      <w:r>
+        <w:rPr>
+          <w:rFonts w:ascii="Consolas" w:hAnsi="Consolas" w:eastAsia="Consolas"/>
+          <w:color w:val="7A2121"/>
+          <w:sz w:val="18"/>
+        </w:rPr>
+        <w:t>app/retrieval/implicit_search.py:43</w:t>
+      </w:r>
+      <w:r>
+        <w:t xml:space="preserve"> </w:t>
+      </w:r>
+      <w:r>
+        <w:rPr>
+          <w:rFonts w:ascii="Consolas" w:hAnsi="Consolas" w:eastAsia="Consolas"/>
+          <w:color w:val="7A2121"/>
+          <w:sz w:val="18"/>
+        </w:rPr>
+        <w:t>build_implicit_query_text</w:t>
+      </w:r>
+      <w:r>
+        <w:t xml:space="preserve"> 只读取结构化教育、经历、项目和技能，不读取 </w:t>
+      </w:r>
+      <w:r>
+        <w:rPr>
+          <w:rFonts w:ascii="Consolas" w:hAnsi="Consolas" w:eastAsia="Consolas"/>
+          <w:color w:val="7A2121"/>
+          <w:sz w:val="18"/>
+        </w:rPr>
+        <w:t>clarification_evidence_spans</w:t>
+      </w:r>
+      <w:r>
+        <w:t xml:space="preserve"> 或 pending 原话。因此，澄清内容可以服务当前用户的显式匹配和策略，但不会被直接拼进匿名案例检索查询。</w:t>
+      </w:r>
+    </w:p>
+    <w:p>
+      <w:r>
+        <w:t>“不直接拼入查询”不等于承诺任何系统绝对无风险；公开接口仍通过投影、所有权检查和隐私回归共同防护。</w:t>
+      </w:r>
+    </w:p>
+    <w:p>
+      <w:pPr>
+        <w:pStyle w:val="Heading2"/>
+      </w:pPr>
+      <w:r>
+        <w:t>9. PM 咨询督导：L1、L2、reservation 与 fail-open</w:t>
+      </w:r>
+    </w:p>
+    <w:p>
+      <w:r>
+        <w:t>正式匹配前的咨询原本主要由需求顾问推进。PM 咨询督导补上这段监督空白，但不让模型每轮任意插话。</w:t>
+      </w:r>
+    </w:p>
+    <w:p>
+      <w:pPr>
+        <w:pStyle w:val="Heading3"/>
+      </w:pPr>
+      <w:r>
+        <w:t>9.1 L1：零模型成本的状态判断</w:t>
+      </w:r>
+    </w:p>
+    <w:p>
+      <w:r>
+        <w:rPr>
+          <w:rFonts w:ascii="Consolas" w:hAnsi="Consolas" w:eastAsia="Consolas"/>
+          <w:color w:val="7A2121"/>
+          <w:sz w:val="18"/>
+        </w:rPr>
+        <w:t>app/agents/consult_coach.py:62</w:t>
+      </w:r>
+      <w:r>
+        <w:t xml:space="preserve"> </w:t>
+      </w:r>
+      <w:r>
+        <w:rPr>
+          <w:rFonts w:ascii="Consolas" w:hAnsi="Consolas" w:eastAsia="Consolas"/>
+          <w:color w:val="7A2121"/>
+          <w:sz w:val="18"/>
+        </w:rPr>
+        <w:t>evaluate_consult_l1</w:t>
+      </w:r>
+      <w:r>
+        <w:t xml:space="preserve"> 读取已持久化事实：当前阶段、三项槽位、完整度变化、连续停滞、是否可 finalize、澄清是否结束、剩余预算。</w:t>
+      </w:r>
+      <w:r>
+        <w:rPr>
+          <w:b/>
+        </w:rPr>
+        <w:t>L1</w:t>
+      </w:r>
+      <w:r>
+        <w:t xml:space="preserve"> 就是“只用代码规则做第一层筛选”。</w:t>
+      </w:r>
+    </w:p>
+    <w:p>
+      <w:r>
+        <w:rPr>
+          <w:rFonts w:ascii="Consolas" w:hAnsi="Consolas" w:eastAsia="Consolas"/>
+          <w:color w:val="7A2121"/>
+          <w:sz w:val="18"/>
+        </w:rPr>
+        <w:t>app/agents/consult_coach.py:118</w:t>
+      </w:r>
+      <w:r>
+        <w:t xml:space="preserve"> </w:t>
+      </w:r>
+      <w:r>
+        <w:rPr>
+          <w:rFonts w:ascii="Consolas" w:hAnsi="Consolas" w:eastAsia="Consolas"/>
+          <w:color w:val="7A2121"/>
+          <w:sz w:val="18"/>
+        </w:rPr>
+        <w:t>select_coach_trigger</w:t>
+      </w:r>
+      <w:r>
+        <w:t xml:space="preserve"> 从三类触发中选一个：</w:t>
+      </w:r>
+    </w:p>
+    <w:p>
+      <w:pPr>
+        <w:pStyle w:val="ListBullet"/>
+      </w:pPr>
+      <w:r>
+        <w:rPr>
+          <w:rFonts w:ascii="Consolas" w:hAnsi="Consolas" w:eastAsia="Consolas"/>
+          <w:color w:val="7A2121"/>
+          <w:sz w:val="18"/>
+        </w:rPr>
+        <w:t>finalizable</w:t>
+      </w:r>
+      <w:r>
+        <w:t>：条件已齐，提醒进入确认单；</w:t>
+      </w:r>
+    </w:p>
+    <w:p>
+      <w:pPr>
+        <w:pStyle w:val="ListBullet"/>
+      </w:pPr>
+      <w:r>
+        <w:rPr>
+          <w:rFonts w:ascii="Consolas" w:hAnsi="Consolas" w:eastAsia="Consolas"/>
+          <w:color w:val="7A2121"/>
+          <w:sz w:val="18"/>
+        </w:rPr>
+        <w:t>stagnation</w:t>
+      </w:r>
+      <w:r>
+        <w:t>：连续轮次没有有效增量，建议换一种问法；</w:t>
+      </w:r>
+    </w:p>
+    <w:p>
+      <w:pPr>
+        <w:pStyle w:val="ListBullet"/>
+      </w:pPr>
+      <w:r>
+        <w:rPr>
+          <w:rFonts w:ascii="Consolas" w:hAnsi="Consolas" w:eastAsia="Consolas"/>
+          <w:color w:val="7A2121"/>
+          <w:sz w:val="18"/>
+        </w:rPr>
+        <w:t>deepen_entry</w:t>
+      </w:r>
+      <w:r>
+        <w:t>：刚进入深挖，确认下一步方向。</w:t>
+      </w:r>
+    </w:p>
+    <w:p>
+      <w:r>
+        <w:t>优先级、同类一次、每轮一次和总预算都由确定性状态约束。澄清阶段会暂停停滞 streak，避免用户认真补简历时被误判为“对话没进展”。</w:t>
+      </w:r>
+    </w:p>
+    <w:p>
+      <w:pPr>
+        <w:pStyle w:val="Heading3"/>
+      </w:pPr>
+      <w:r>
+        <w:t>9.2 reservation：先占预算再调用</w:t>
+      </w:r>
+    </w:p>
+    <w:p>
+      <w:r>
+        <w:t>两个并发请求可能同时判断“应该叫 PM”。若都先调用模型再扣次数，就会双花预算。</w:t>
+      </w:r>
+      <w:r>
+        <w:rPr>
+          <w:rFonts w:ascii="Consolas" w:hAnsi="Consolas" w:eastAsia="Consolas"/>
+          <w:color w:val="7A2121"/>
+          <w:sz w:val="18"/>
+        </w:rPr>
+        <w:t>app/agents/consult_coach.py:155</w:t>
+      </w:r>
+      <w:r>
+        <w:t xml:space="preserve"> </w:t>
+      </w:r>
+      <w:r>
+        <w:rPr>
+          <w:rFonts w:ascii="Consolas" w:hAnsi="Consolas" w:eastAsia="Consolas"/>
+          <w:color w:val="7A2121"/>
+          <w:sz w:val="18"/>
+        </w:rPr>
+        <w:t>reserve_coach_attempt</w:t>
+      </w:r>
+      <w:r>
+        <w:t xml:space="preserve"> 先生成 attempt ID 并写 </w:t>
+      </w:r>
+      <w:r>
+        <w:rPr>
+          <w:rFonts w:ascii="Consolas" w:hAnsi="Consolas" w:eastAsia="Consolas"/>
+          <w:color w:val="7A2121"/>
+          <w:sz w:val="18"/>
+        </w:rPr>
+        <w:t>reserved</w:t>
+      </w:r>
+      <w:r>
+        <w:t xml:space="preserve"> 记录；</w:t>
+      </w:r>
+      <w:r>
+        <w:rPr>
+          <w:rFonts w:ascii="Consolas" w:hAnsi="Consolas" w:eastAsia="Consolas"/>
+          <w:color w:val="7A2121"/>
+          <w:sz w:val="18"/>
+        </w:rPr>
+        <w:t>app/api/v1/sessions.py:537</w:t>
+      </w:r>
+      <w:r>
+        <w:t xml:space="preserve"> 的第一次 CAS 同时提交用户轮次和 reservation。只有预约成功的一方能进入 L2。</w:t>
+      </w:r>
+    </w:p>
+    <w:p>
+      <w:r>
+        <w:rPr>
+          <w:b/>
+        </w:rPr>
+        <w:t>CAS</w:t>
+      </w:r>
+      <w:r>
+        <w:t xml:space="preserve"> 是 compare-and-swap，白话说就是“数据库仍是我刚才读到的版本时才允许写”。它让并发轮次不会重复消费 pending 或 PM 预算。</w:t>
+      </w:r>
+    </w:p>
+    <w:p>
+      <w:pPr>
+        <w:pStyle w:val="Heading3"/>
+      </w:pPr>
+      <w:r>
+        <w:t>9.3 L2 与 fail-open</w:t>
+      </w:r>
+    </w:p>
+    <w:p>
+      <w:r>
+        <w:rPr>
+          <w:rFonts w:ascii="Consolas" w:hAnsi="Consolas" w:eastAsia="Consolas"/>
+          <w:color w:val="7A2121"/>
+          <w:sz w:val="18"/>
+        </w:rPr>
+        <w:t>app/agents/consult_coach.py:331</w:t>
+      </w:r>
+      <w:r>
+        <w:t xml:space="preserve"> </w:t>
+      </w:r>
+      <w:r>
+        <w:rPr>
+          <w:rFonts w:ascii="Consolas" w:hAnsi="Consolas" w:eastAsia="Consolas"/>
+          <w:color w:val="7A2121"/>
+          <w:sz w:val="18"/>
+        </w:rPr>
+        <w:t>run_consult_coach</w:t>
+      </w:r>
+      <w:r>
+        <w:t xml:space="preserve"> 执行受超时保护的模型调用。</w:t>
+      </w:r>
+      <w:r>
+        <w:rPr>
+          <w:b/>
+        </w:rPr>
+        <w:t>L2</w:t>
+      </w:r>
+      <w:r>
+        <w:t xml:space="preserve"> 是“基于 L1 给定原因，把真实状态组织成一条用户可读的 PM note”。</w:t>
+      </w:r>
+      <w:r>
+        <w:rPr>
+          <w:rFonts w:ascii="Consolas" w:hAnsi="Consolas" w:eastAsia="Consolas"/>
+          <w:color w:val="7A2121"/>
+          <w:sz w:val="18"/>
+        </w:rPr>
+        <w:t>app/agents/consult_coach.py:247</w:t>
+      </w:r>
+      <w:r>
+        <w:t xml:space="preserve"> </w:t>
+      </w:r>
+      <w:r>
+        <w:rPr>
+          <w:rFonts w:ascii="Consolas" w:hAnsi="Consolas" w:eastAsia="Consolas"/>
+          <w:color w:val="7A2121"/>
+          <w:sz w:val="18"/>
+        </w:rPr>
+        <w:t>finalize_coach_reservation</w:t>
+      </w:r>
+      <w:r>
+        <w:t xml:space="preserve"> 把 reservation 单调变成成功或错误终态，并写 </w:t>
+      </w:r>
+      <w:r>
+        <w:rPr>
+          <w:rFonts w:ascii="Consolas" w:hAnsi="Consolas" w:eastAsia="Consolas"/>
+          <w:color w:val="7A2121"/>
+          <w:sz w:val="18"/>
+        </w:rPr>
+        <w:t>supervisor_log</w:t>
+      </w:r>
+      <w:r>
+        <w:t>。</w:t>
+      </w:r>
+    </w:p>
+    <w:p>
+      <w:r>
+        <w:t xml:space="preserve">用户轮次先提交，L2 后调用。超时、服务错误或解析失败时，第二次 CAS 只记录错误，不回滚用户输入和小意回复。这是 </w:t>
+      </w:r>
+      <w:r>
+        <w:rPr>
+          <w:b/>
+        </w:rPr>
+        <w:t>fail-open</w:t>
+      </w:r>
+      <w:r>
+        <w:t>：辅助监督不可用时主咨询仍可继续。它不表示错误被隐藏；错误留在监督日志中供审计。</w:t>
+      </w:r>
+    </w:p>
+    <w:p>
+      <w:r>
+        <w:t xml:space="preserve">前端把成功 note 投影成 PM 气泡，见 </w:t>
+      </w:r>
+      <w:r>
+        <w:rPr>
+          <w:rFonts w:ascii="Consolas" w:hAnsi="Consolas" w:eastAsia="Consolas"/>
+          <w:color w:val="7A2121"/>
+          <w:sz w:val="18"/>
+        </w:rPr>
+        <w:t>frontend/src/v2/WorkbenchPage.tsx:761</w:t>
+      </w:r>
+      <w:r>
+        <w:t>。</w:t>
+      </w:r>
+      <w:r>
+        <w:rPr>
+          <w:rFonts w:ascii="Consolas" w:hAnsi="Consolas" w:eastAsia="Consolas"/>
+          <w:color w:val="7A2121"/>
+          <w:sz w:val="18"/>
+        </w:rPr>
+        <w:t>finalizable</w:t>
+      </w:r>
+      <w:r>
+        <w:t xml:space="preserve"> note 下方直接出现整理确认单按钮；若没有该 note 但状态已可 finalize，页面仍有确定性兜底卡片，见同文件 </w:t>
+      </w:r>
+      <w:r>
+        <w:rPr>
+          <w:rFonts w:ascii="Consolas" w:hAnsi="Consolas" w:eastAsia="Consolas"/>
+          <w:color w:val="7A2121"/>
+          <w:sz w:val="18"/>
+        </w:rPr>
+        <w:t>:970</w:t>
+      </w:r>
+      <w:r>
+        <w:t>。</w:t>
+      </w:r>
+    </w:p>
+    <w:p>
+      <w:r>
+        <w:t xml:space="preserve">批次 9 P4 记录了 </w:t>
+      </w:r>
+      <w:r>
+        <w:rPr>
+          <w:rFonts w:ascii="Consolas" w:hAnsi="Consolas" w:eastAsia="Consolas"/>
+          <w:color w:val="7A2121"/>
+          <w:sz w:val="18"/>
+        </w:rPr>
+        <w:t>stagnation</w:t>
+      </w:r>
+      <w:r>
+        <w:t>、</w:t>
+      </w:r>
+      <w:r>
+        <w:rPr>
+          <w:rFonts w:ascii="Consolas" w:hAnsi="Consolas" w:eastAsia="Consolas"/>
+          <w:color w:val="7A2121"/>
+          <w:sz w:val="18"/>
+        </w:rPr>
+        <w:t>finalizable</w:t>
+      </w:r>
+      <w:r>
+        <w:t>、</w:t>
+      </w:r>
+      <w:r>
+        <w:rPr>
+          <w:rFonts w:ascii="Consolas" w:hAnsi="Consolas" w:eastAsia="Consolas"/>
+          <w:color w:val="7A2121"/>
+          <w:sz w:val="18"/>
+        </w:rPr>
+        <w:t>deepen_entry</w:t>
+      </w:r>
+      <w:r>
+        <w:t xml:space="preserve"> 三类各一次，并在配置预算内耗尽 3/3。该数字只用于描述这条已执行的演示路径，不代表每个用户都会收到三条 PM note。</w:t>
+      </w:r>
+    </w:p>
+    <w:p>
+      <w:pPr>
+        <w:pStyle w:val="Heading2"/>
+      </w:pPr>
+      <w:r>
+        <w:t>10. Match Brief：SQL 锁定与方向双栏</w:t>
+      </w:r>
+    </w:p>
+    <w:p>
+      <w:r>
+        <w:t>Match Brief 是运行前必须经用户确认的不可变计划。</w:t>
+      </w:r>
+      <w:r>
+        <w:rPr>
+          <w:rFonts w:ascii="Consolas" w:hAnsi="Consolas" w:eastAsia="Consolas"/>
+          <w:color w:val="7A2121"/>
+          <w:sz w:val="18"/>
+        </w:rPr>
+        <w:t>app/agents/orchestrator.py:428</w:t>
+      </w:r>
+      <w:r>
+        <w:t xml:space="preserve"> </w:t>
+      </w:r>
+      <w:r>
+        <w:rPr>
+          <w:rFonts w:ascii="Consolas" w:hAnsi="Consolas" w:eastAsia="Consolas"/>
+          <w:color w:val="7A2121"/>
+          <w:sz w:val="18"/>
+        </w:rPr>
+        <w:t>_lock_approved_brief</w:t>
+      </w:r>
+      <w:r>
+        <w:t xml:space="preserve"> 计算计划内容、</w:t>
+      </w:r>
+      <w:r>
+        <w:rPr>
+          <w:rFonts w:ascii="Consolas" w:hAnsi="Consolas" w:eastAsia="Consolas"/>
+          <w:color w:val="7A2121"/>
+          <w:sz w:val="18"/>
+        </w:rPr>
+        <w:t>plan_version</w:t>
+      </w:r>
+      <w:r>
+        <w:t xml:space="preserve"> 与 </w:t>
+      </w:r>
+      <w:r>
+        <w:rPr>
+          <w:rFonts w:ascii="Consolas" w:hAnsi="Consolas" w:eastAsia="Consolas"/>
+          <w:color w:val="7A2121"/>
+          <w:sz w:val="18"/>
+        </w:rPr>
+        <w:t>plan_hash</w:t>
+      </w:r>
+      <w:r>
+        <w:t>，并把检索开关快照进本次 run。</w:t>
+      </w:r>
+    </w:p>
+    <w:tbl>
+      <w:tblPr>
+        <w:tblStyle w:val="TableGrid"/>
+        <w:tblW w:type="auto" w:w="0"/>
+        <w:tblLayout w:type="autofit"/>
+        <w:tblLook w:firstColumn="1" w:firstRow="1" w:lastColumn="0" w:lastRow="0" w:noHBand="0" w:noVBand="1" w:val="04A0"/>
+      </w:tblPr>
+      <w:tblGrid>
+        <w:gridCol w:w="3173"/>
+        <w:gridCol w:w="3173"/>
+        <w:gridCol w:w="3173"/>
+      </w:tblGrid>
+      <w:tr>
+        <w:trPr>
+          <w:tblHeader w:val="true"/>
+        </w:trPr>
+        <w:tc>
+          <w:tcPr>
+            <w:tcW w:type="dxa" w:w="3173"/>
+            <w:shd w:fill="D9EAF7"/>
+          </w:tcPr>
+          <w:p>
+            <w:pPr>
+              <w:spacing w:after="40"/>
+            </w:pPr>
+            <w:r>
+              <w:rPr>
+                <w:b/>
+              </w:rPr>
+            </w:r>
+            <w:r>
+              <w:rPr>
+                <w:b/>
+              </w:rPr>
+              <w:t>栏位</w:t>
+            </w:r>
+          </w:p>
+        </w:tc>
+        <w:tc>
+          <w:tcPr>
+            <w:tcW w:type="dxa" w:w="3173"/>
+            <w:shd w:fill="D9EAF7"/>
+          </w:tcPr>
+          <w:p>
+            <w:pPr>
+              <w:spacing w:after="40"/>
+            </w:pPr>
+            <w:r>
+              <w:rPr>
+                <w:b/>
+              </w:rPr>
+            </w:r>
+            <w:r>
+              <w:rPr>
+                <w:b/>
+              </w:rPr>
+              <w:t>数据去向</w:t>
+            </w:r>
+          </w:p>
+        </w:tc>
+        <w:tc>
+          <w:tcPr>
+            <w:tcW w:type="dxa" w:w="3173"/>
+            <w:shd w:fill="D9EAF7"/>
+          </w:tcPr>
+          <w:p>
+            <w:pPr>
+              <w:spacing w:after="40"/>
+            </w:pPr>
+            <w:r>
+              <w:rPr>
+                <w:b/>
+              </w:rPr>
+            </w:r>
+            <w:r>
+              <w:rPr>
+                <w:b/>
+              </w:rPr>
+              <w:t>例子</w:t>
+            </w:r>
+          </w:p>
+        </w:tc>
+      </w:tr>
+      <w:tr>
+        <w:tc>
+          <w:tcPr>
+            <w:tcW w:type="dxa" w:w="3173"/>
+          </w:tcPr>
+          <w:p>
+            <w:pPr>
+              <w:spacing w:after="40"/>
+            </w:pPr>
+            <w:r/>
+            <w:r>
+              <w:t>硬条件（SQL 锁定）</w:t>
+            </w:r>
+          </w:p>
+        </w:tc>
+        <w:tc>
+          <w:tcPr>
+            <w:tcW w:type="dxa" w:w="3173"/>
+          </w:tcPr>
+          <w:p>
+            <w:pPr>
+              <w:spacing w:after="40"/>
+            </w:pPr>
+            <w:r/>
+            <w:r>
+              <w:t>metadata WHERE/允许集合</w:t>
+            </w:r>
+          </w:p>
+        </w:tc>
+        <w:tc>
+          <w:tcPr>
+            <w:tcW w:type="dxa" w:w="3173"/>
+          </w:tcPr>
+          <w:p>
+            <w:pPr>
+              <w:spacing w:after="40"/>
+            </w:pPr>
+            <w:r/>
+            <w:r>
+              <w:t>地点、签证、学历、经验、岗位开放状态</w:t>
+            </w:r>
+          </w:p>
+        </w:tc>
+      </w:tr>
+      <w:tr>
+        <w:tc>
+          <w:tcPr>
+            <w:tcW w:type="dxa" w:w="3173"/>
+          </w:tcPr>
+          <w:p>
+            <w:pPr>
+              <w:spacing w:after="40"/>
+            </w:pPr>
+            <w:r/>
+            <w:r>
+              <w:t>检索方向 / 排序参考</w:t>
+            </w:r>
+          </w:p>
+        </w:tc>
+        <w:tc>
+          <w:tcPr>
+            <w:tcW w:type="dxa" w:w="3173"/>
+          </w:tcPr>
+          <w:p>
+            <w:pPr>
+              <w:spacing w:after="40"/>
+            </w:pPr>
+            <w:r/>
+            <w:r>
+              <w:t>查询构造、软偏好加权、avoid_roles</w:t>
+            </w:r>
+          </w:p>
+        </w:tc>
+        <w:tc>
+          <w:tcPr>
+            <w:tcW w:type="dxa" w:w="3173"/>
+          </w:tcPr>
+          <w:p>
+            <w:pPr>
+              <w:spacing w:after="40"/>
+            </w:pPr>
+            <w:r/>
+            <w:r>
+              <w:t>目标岗位、行业倾向、希望避开的方向</w:t>
+            </w:r>
+          </w:p>
+        </w:tc>
+      </w:tr>
+    </w:tbl>
+    <w:p>
+      <w:pPr>
+        <w:spacing w:after="0"/>
+      </w:pPr>
+    </w:p>
+    <w:p>
+      <w:r>
+        <w:t xml:space="preserve">用户确认时看到的公开投影由 </w:t>
+      </w:r>
+      <w:r>
+        <w:rPr>
+          <w:rFonts w:ascii="Consolas" w:hAnsi="Consolas" w:eastAsia="Consolas"/>
+          <w:color w:val="7A2121"/>
+          <w:sz w:val="18"/>
+        </w:rPr>
+        <w:t>app/agents/orchestrator.py:507</w:t>
+      </w:r>
+      <w:r>
+        <w:t xml:space="preserve"> 生成。执行请求必须携带匹配的 version 和 hash，防止前端确认 A、后台执行 B。简历 generation/version 变化会使旧 Brief 失效。</w:t>
+      </w:r>
+    </w:p>
+    <w:p>
+      <w:pPr>
+        <w:pStyle w:val="Heading2"/>
+      </w:pPr>
+      <w:r>
+        <w:t>11. 三 Agent、Supervisor 与有界循环</w:t>
+      </w:r>
+    </w:p>
+    <w:tbl>
+      <w:tblPr>
+        <w:tblStyle w:val="TableGrid"/>
+        <w:tblW w:type="auto" w:w="0"/>
+        <w:tblLayout w:type="autofit"/>
+        <w:tblLook w:firstColumn="1" w:firstRow="1" w:lastColumn="0" w:lastRow="0" w:noHBand="0" w:noVBand="1" w:val="04A0"/>
+      </w:tblPr>
+      <w:tblGrid>
+        <w:gridCol w:w="3173"/>
+        <w:gridCol w:w="3173"/>
+        <w:gridCol w:w="3173"/>
+      </w:tblGrid>
+      <w:tr>
+        <w:trPr>
+          <w:tblHeader w:val="true"/>
+        </w:trPr>
+        <w:tc>
+          <w:tcPr>
+            <w:tcW w:type="dxa" w:w="3173"/>
+            <w:shd w:fill="D9EAF7"/>
+          </w:tcPr>
+          <w:p>
+            <w:pPr>
+              <w:spacing w:after="40"/>
+            </w:pPr>
+            <w:r>
+              <w:rPr>
+                <w:b/>
+              </w:rPr>
+            </w:r>
+            <w:r>
+              <w:rPr>
+                <w:b/>
+              </w:rPr>
+              <w:t>模块</w:t>
+            </w:r>
+          </w:p>
+        </w:tc>
+        <w:tc>
+          <w:tcPr>
+            <w:tcW w:type="dxa" w:w="3173"/>
+            <w:shd w:fill="D9EAF7"/>
+          </w:tcPr>
+          <w:p>
+            <w:pPr>
+              <w:spacing w:after="40"/>
+            </w:pPr>
+            <w:r>
+              <w:rPr>
+                <w:b/>
+              </w:rPr>
+            </w:r>
+            <w:r>
+              <w:rPr>
+                <w:b/>
+              </w:rPr>
+              <w:t>核心职责</w:t>
+            </w:r>
+          </w:p>
+        </w:tc>
+        <w:tc>
+          <w:tcPr>
+            <w:tcW w:type="dxa" w:w="3173"/>
+            <w:shd w:fill="D9EAF7"/>
+          </w:tcPr>
+          <w:p>
+            <w:pPr>
+              <w:spacing w:after="40"/>
+            </w:pPr>
+            <w:r>
+              <w:rPr>
+                <w:b/>
+              </w:rPr>
+            </w:r>
+            <w:r>
+              <w:rPr>
+                <w:b/>
+              </w:rPr>
+              <w:t>主要文件</w:t>
+            </w:r>
+          </w:p>
+        </w:tc>
+      </w:tr>
+      <w:tr>
+        <w:tc>
+          <w:tcPr>
+            <w:tcW w:type="dxa" w:w="3173"/>
+          </w:tcPr>
+          <w:p>
+            <w:pPr>
+              <w:spacing w:after="40"/>
+            </w:pPr>
+            <w:r/>
+            <w:r>
+              <w:t>Intent Agent</w:t>
+            </w:r>
+          </w:p>
+        </w:tc>
+        <w:tc>
+          <w:tcPr>
+            <w:tcW w:type="dxa" w:w="3173"/>
+          </w:tcPr>
+          <w:p>
+            <w:pPr>
+              <w:spacing w:after="40"/>
+            </w:pPr>
+            <w:r/>
+            <w:r>
+              <w:t>根据已确认咨询状态整理当前与长期目标</w:t>
+            </w:r>
+          </w:p>
+        </w:tc>
+        <w:tc>
+          <w:tcPr>
+            <w:tcW w:type="dxa" w:w="3173"/>
+          </w:tcPr>
+          <w:p>
+            <w:pPr>
+              <w:spacing w:after="40"/>
+            </w:pPr>
+            <w:r/>
+            <w:r>
+              <w:rPr>
+                <w:rFonts w:ascii="Consolas" w:hAnsi="Consolas" w:eastAsia="Consolas"/>
+                <w:color w:val="7A2121"/>
+                <w:sz w:val="18"/>
+              </w:rPr>
+              <w:t>app/agents/intent_agent.py</w:t>
+            </w:r>
+          </w:p>
+        </w:tc>
+      </w:tr>
+      <w:tr>
+        <w:tc>
+          <w:tcPr>
+            <w:tcW w:type="dxa" w:w="3173"/>
+          </w:tcPr>
+          <w:p>
+            <w:pPr>
+              <w:spacing w:after="40"/>
+            </w:pPr>
+            <w:r/>
+            <w:r>
+              <w:t>Matching Agent</w:t>
+            </w:r>
+          </w:p>
+        </w:tc>
+        <w:tc>
+          <w:tcPr>
+            <w:tcW w:type="dxa" w:w="3173"/>
+          </w:tcPr>
+          <w:p>
+            <w:pPr>
+              <w:spacing w:after="40"/>
+            </w:pPr>
+            <w:r/>
+            <w:r>
+              <w:t>调检索、过滤 avoid roles、生成 Top 岗位解释并三分层</w:t>
+            </w:r>
+          </w:p>
+        </w:tc>
+        <w:tc>
+          <w:tcPr>
+            <w:tcW w:type="dxa" w:w="3173"/>
+          </w:tcPr>
+          <w:p>
+            <w:pPr>
+              <w:spacing w:after="40"/>
+            </w:pPr>
+            <w:r/>
+            <w:r>
+              <w:rPr>
+                <w:rFonts w:ascii="Consolas" w:hAnsi="Consolas" w:eastAsia="Consolas"/>
+                <w:color w:val="7A2121"/>
+                <w:sz w:val="18"/>
+              </w:rPr>
+              <w:t>app/agents/matching_agent.py</w:t>
+            </w:r>
+          </w:p>
+        </w:tc>
+      </w:tr>
+      <w:tr>
+        <w:tc>
+          <w:tcPr>
+            <w:tcW w:type="dxa" w:w="3173"/>
+          </w:tcPr>
+          <w:p>
+            <w:pPr>
+              <w:spacing w:after="40"/>
+            </w:pPr>
+            <w:r/>
+            <w:r>
+              <w:t>Strategy Agent</w:t>
+            </w:r>
+          </w:p>
+        </w:tc>
+        <w:tc>
+          <w:tcPr>
+            <w:tcW w:type="dxa" w:w="3173"/>
+          </w:tcPr>
+          <w:p>
+            <w:pPr>
+              <w:spacing w:after="40"/>
+            </w:pPr>
+            <w:r/>
+            <w:r>
+              <w:t>技能差距、简历修改计划、职业路径；无简历证据建议被删除</w:t>
+            </w:r>
+          </w:p>
+        </w:tc>
+        <w:tc>
+          <w:tcPr>
+            <w:tcW w:type="dxa" w:w="3173"/>
+          </w:tcPr>
+          <w:p>
+            <w:pPr>
+              <w:spacing w:after="40"/>
+            </w:pPr>
+            <w:r/>
+            <w:r>
+              <w:rPr>
+                <w:rFonts w:ascii="Consolas" w:hAnsi="Consolas" w:eastAsia="Consolas"/>
+                <w:color w:val="7A2121"/>
+                <w:sz w:val="18"/>
+              </w:rPr>
+              <w:t>app/agents/strategy_agent.py</w:t>
+            </w:r>
+          </w:p>
+        </w:tc>
+      </w:tr>
+      <w:tr>
+        <w:tc>
+          <w:tcPr>
+            <w:tcW w:type="dxa" w:w="3173"/>
+          </w:tcPr>
+          <w:p>
+            <w:pPr>
+              <w:spacing w:after="40"/>
+            </w:pPr>
+            <w:r/>
+            <w:r>
+              <w:t>Supervisor</w:t>
+            </w:r>
+          </w:p>
+        </w:tc>
+        <w:tc>
+          <w:tcPr>
+            <w:tcW w:type="dxa" w:w="3173"/>
+          </w:tcPr>
+          <w:p>
+            <w:pPr>
+              <w:spacing w:after="40"/>
+            </w:pPr>
+            <w:r/>
+            <w:r>
+              <w:t>规划/终审语义判断，加确定性 ID、数量、证据与约束核查</w:t>
+            </w:r>
+          </w:p>
+        </w:tc>
+        <w:tc>
+          <w:tcPr>
+            <w:tcW w:type="dxa" w:w="3173"/>
+          </w:tcPr>
+          <w:p>
+            <w:pPr>
+              <w:spacing w:after="40"/>
+            </w:pPr>
+            <w:r/>
+            <w:r>
+              <w:rPr>
+                <w:rFonts w:ascii="Consolas" w:hAnsi="Consolas" w:eastAsia="Consolas"/>
+                <w:color w:val="7A2121"/>
+                <w:sz w:val="18"/>
+              </w:rPr>
+              <w:t>app/agents/supervisor.py</w:t>
+            </w:r>
+          </w:p>
+        </w:tc>
+      </w:tr>
+      <w:tr>
+        <w:tc>
+          <w:tcPr>
+            <w:tcW w:type="dxa" w:w="3173"/>
+          </w:tcPr>
+          <w:p>
+            <w:pPr>
+              <w:spacing w:after="40"/>
+            </w:pPr>
+            <w:r/>
+            <w:r>
+              <w:t>Harness</w:t>
+            </w:r>
+          </w:p>
+        </w:tc>
+        <w:tc>
+          <w:tcPr>
+            <w:tcW w:type="dxa" w:w="3173"/>
+          </w:tcPr>
+          <w:p>
+            <w:pPr>
+              <w:spacing w:after="40"/>
+            </w:pPr>
+            <w:r/>
+            <w:r>
+              <w:t>Agent 前后及发布门的纯代码合同检查</w:t>
+            </w:r>
+          </w:p>
+        </w:tc>
+        <w:tc>
+          <w:tcPr>
+            <w:tcW w:type="dxa" w:w="3173"/>
+          </w:tcPr>
+          <w:p>
+            <w:pPr>
+              <w:spacing w:after="40"/>
+            </w:pPr>
+            <w:r/>
+            <w:r>
+              <w:rPr>
+                <w:rFonts w:ascii="Consolas" w:hAnsi="Consolas" w:eastAsia="Consolas"/>
+                <w:color w:val="7A2121"/>
+                <w:sz w:val="18"/>
+              </w:rPr>
+              <w:t>app/agents/supervisor_harness.py</w:t>
+            </w:r>
+          </w:p>
+        </w:tc>
+      </w:tr>
+    </w:tbl>
+    <w:p>
+      <w:pPr>
+        <w:spacing w:after="0"/>
+      </w:pPr>
+    </w:p>
+    <w:p>
+      <w:r>
+        <w:t xml:space="preserve">clarification、re-retrieval 和 repair 都有最大次数，没有开放式 </w:t>
+      </w:r>
+      <w:r>
+        <w:rPr>
+          <w:rFonts w:ascii="Consolas" w:hAnsi="Consolas" w:eastAsia="Consolas"/>
+          <w:color w:val="7A2121"/>
+          <w:sz w:val="18"/>
+        </w:rPr>
+        <w:t>while True</w:t>
+      </w:r>
+      <w:r>
+        <w:t>。模型说“岗位符合硬条件”不能代替 SQL；模型说“建议有依据”也不能代替 evidence ID 核查。</w:t>
+      </w:r>
+    </w:p>
+    <w:p>
+      <w:pPr>
+        <w:pStyle w:val="Heading2"/>
+      </w:pPr>
+      <w:r>
+        <w:t>12. 混合检索、双空间与证据链</w:t>
+      </w:r>
+    </w:p>
+    <w:p>
+      <w:r>
+        <w:rPr>
+          <w:b/>
+        </w:rPr>
+        <w:t>混合检索</w:t>
+      </w:r>
+      <w:r>
+        <w:t xml:space="preserve"> 是把关键词和语义两种找法合并：BM25 擅长明确词汇，Dense embedding 擅长语义相近表达。</w:t>
+      </w:r>
+      <w:r>
+        <w:rPr>
+          <w:rFonts w:ascii="Consolas" w:hAnsi="Consolas" w:eastAsia="Consolas"/>
+          <w:color w:val="7A2121"/>
+          <w:sz w:val="18"/>
+        </w:rPr>
+        <w:t>app/retrieval/hybrid_search.py:867</w:t>
+      </w:r>
+      <w:r>
+        <w:t xml:space="preserve"> 是主入口：</w:t>
       </w:r>
     </w:p>
     <w:p>
@@ -1313,48 +3405,25 @@
       </w:pPr>
       <w:r>
         <w:rPr>
-          <w:rFonts w:ascii="Calibri" w:hAnsi="Calibri" w:eastAsia="微软雅黑"/>
-          <w:b/>
-          <w:sz w:val="21"/>
+          <w:rFonts w:ascii="Consolas" w:hAnsi="Consolas" w:eastAsia="Consolas"/>
+          <w:color w:val="7A2121"/>
+          <w:sz w:val="18"/>
         </w:rPr>
-        <w:t>硬过滤</w:t>
+        <w:t>:918</w:t>
+      </w:r>
+      <w:r>
+        <w:t xml:space="preserve"> 先用 SQL/metadata 得到 </w:t>
       </w:r>
       <w:r>
         <w:rPr>
-          <w:rFonts w:ascii="Calibri" w:hAnsi="Calibri" w:eastAsia="微软雅黑"/>
-          <w:sz w:val="21"/>
+          <w:rFonts w:ascii="Consolas" w:hAnsi="Consolas" w:eastAsia="Consolas"/>
+          <w:color w:val="7A2121"/>
+          <w:sz w:val="18"/>
         </w:rPr>
-        <w:t>（SQL）：</w:t>
-      </w:r>
-      <w:r>
-        <w:rPr>
-          <w:rFonts w:ascii="Consolas" w:hAnsi="Consolas" w:eastAsia="微软雅黑"/>
-          <w:color w:val="8A3B1E"/>
-          <w:sz w:val="20"/>
-        </w:rPr>
-        <w:t>hybrid_search.py::_build_hard_filter_query</w:t>
-      </w:r>
-      <w:r>
-        <w:rPr>
-          <w:rFonts w:ascii="Calibri" w:hAnsi="Calibri" w:eastAsia="微软雅黑"/>
-          <w:sz w:val="21"/>
-        </w:rPr>
-        <w:t xml:space="preserve"> 把 hard_constraints翻译成 WHERE（locations/role_clusters/visa/学历/年限/is_open），产出 allow_ids白名单；</w:t>
-      </w:r>
-      <w:r>
-        <w:rPr>
-          <w:rFonts w:ascii="Consolas" w:hAnsi="Consolas" w:eastAsia="微软雅黑"/>
-          <w:color w:val="8A3B1E"/>
-          <w:sz w:val="20"/>
-        </w:rPr>
-        <w:t>query_builder.py</w:t>
-      </w:r>
-      <w:r>
-        <w:rPr>
-          <w:rFonts w:ascii="Calibri" w:hAnsi="Calibri" w:eastAsia="微软雅黑"/>
-          <w:sz w:val="21"/>
-        </w:rPr>
-        <w:t xml:space="preserve"> 干的是另一件事——把简历画像拼成检索查询文本；</w:t>
+        <w:t>allow_ids</w:t>
+      </w:r>
+      <w:r>
+        <w:t>。</w:t>
       </w:r>
     </w:p>
     <w:p>
@@ -1362,34 +3431,29 @@
         <w:pStyle w:val="ListNumber"/>
       </w:pPr>
       <w:r>
+        <w:t>RAPTOR 开启时，</w:t>
+      </w:r>
+      <w:r>
         <w:rPr>
-          <w:rFonts w:ascii="Calibri" w:hAnsi="Calibri" w:eastAsia="微软雅黑"/>
-          <w:b/>
-          <w:sz w:val="21"/>
+          <w:rFonts w:ascii="Consolas" w:hAnsi="Consolas" w:eastAsia="Consolas"/>
+          <w:color w:val="7A2121"/>
+          <w:sz w:val="18"/>
         </w:rPr>
-        <w:t>双路召回</w:t>
+        <w:t>:924</w:t>
+      </w:r>
+      <w:r>
+        <w:t xml:space="preserve"> 并行 BM25、Dense、RAPTOR；关闭时 </w:t>
       </w:r>
       <w:r>
         <w:rPr>
-          <w:rFonts w:ascii="Calibri" w:hAnsi="Calibri" w:eastAsia="微软雅黑"/>
-          <w:sz w:val="21"/>
+          <w:rFonts w:ascii="Consolas" w:hAnsi="Consolas" w:eastAsia="Consolas"/>
+          <w:color w:val="7A2121"/>
+          <w:sz w:val="18"/>
         </w:rPr>
-        <w:t xml:space="preserve">（asyncio.gather 并行）：BM25（Postgres tsvector </w:t>
-      </w:r>
-      <w:r>
-        <w:rPr>
-          <w:rFonts w:ascii="Consolas" w:hAnsi="Consolas" w:eastAsia="微软雅黑"/>
-          <w:color w:val="8A3B1E"/>
-          <w:sz w:val="20"/>
-        </w:rPr>
-        <w:t>ts_rank_cd</w:t>
-      </w:r>
-      <w:r>
-        <w:rPr>
-          <w:rFonts w:ascii="Calibri" w:hAnsi="Calibri" w:eastAsia="微软雅黑"/>
-          <w:sz w:val="21"/>
-        </w:rPr>
-        <w:t>）∥dense（pgvector HNSW 余弦，Qwen embedding 1024 维）；开 RAPTOR 时第三路走摘要节点树（见下）；</w:t>
+        <w:t>:945</w:t>
+      </w:r>
+      <w:r>
+        <w:t xml:space="preserve"> 并行前两路。</w:t>
       </w:r>
     </w:p>
     <w:p>
@@ -1398,63 +3462,25 @@
       </w:pPr>
       <w:r>
         <w:rPr>
-          <w:rFonts w:ascii="Calibri" w:hAnsi="Calibri" w:eastAsia="微软雅黑"/>
-          <w:b/>
-          <w:sz w:val="21"/>
+          <w:rFonts w:ascii="Consolas" w:hAnsi="Consolas" w:eastAsia="Consolas"/>
+          <w:color w:val="7A2121"/>
+          <w:sz w:val="18"/>
         </w:rPr>
-        <w:t>RRF 融合</w:t>
+        <w:t>:950</w:t>
+      </w:r>
+      <w:r>
+        <w:t xml:space="preserve"> 把文本块命中折叠为岗位级排名；</w:t>
       </w:r>
       <w:r>
         <w:rPr>
-          <w:rFonts w:ascii="Calibri" w:hAnsi="Calibri" w:eastAsia="微软雅黑"/>
-          <w:sz w:val="21"/>
+          <w:rFonts w:ascii="Consolas" w:hAnsi="Consolas" w:eastAsia="Consolas"/>
+          <w:color w:val="7A2121"/>
+          <w:sz w:val="18"/>
         </w:rPr>
-        <w:t>：每路先各自把 chunk 命中塌缩到 job 粒度（</w:t>
-      </w:r>
-      <w:r>
-        <w:rPr>
-          <w:rFonts w:ascii="Consolas" w:hAnsi="Consolas" w:eastAsia="微软雅黑"/>
-          <w:color w:val="8A3B1E"/>
-          <w:sz w:val="20"/>
-        </w:rPr>
-        <w:t>_collapse_chunk_hits</w:t>
-      </w:r>
-      <w:r>
-        <w:rPr>
-          <w:rFonts w:ascii="Calibri" w:hAnsi="Calibri" w:eastAsia="微软雅黑"/>
-          <w:sz w:val="21"/>
-        </w:rPr>
-        <w:t xml:space="preserve">），再由 </w:t>
-      </w:r>
-      <w:r>
-        <w:rPr>
-          <w:rFonts w:ascii="Consolas" w:hAnsi="Consolas" w:eastAsia="微软雅黑"/>
-          <w:color w:val="8A3B1E"/>
-          <w:sz w:val="20"/>
-        </w:rPr>
-        <w:t>rrf.py</w:t>
-      </w:r>
-      <w:r>
-        <w:rPr>
-          <w:rFonts w:ascii="Calibri" w:hAnsi="Calibri" w:eastAsia="微软雅黑"/>
-          <w:sz w:val="21"/>
-        </w:rPr>
-        <w:t xml:space="preserve"> 对 </w:t>
-      </w:r>
-      <w:r>
-        <w:rPr>
-          <w:rFonts w:ascii="Calibri" w:hAnsi="Calibri" w:eastAsia="微软雅黑"/>
-          <w:b/>
-          <w:sz w:val="21"/>
-        </w:rPr>
-        <w:t>job 级</w:t>
-      </w:r>
-      <w:r>
-        <w:rPr>
-          <w:rFonts w:ascii="Calibri" w:hAnsi="Calibri" w:eastAsia="微软雅黑"/>
-          <w:sz w:val="21"/>
-        </w:rPr>
-        <w:t>排名列表做倒数排名融合；</w:t>
+        <w:t>:956</w:t>
+      </w:r>
+      <w:r>
+        <w:t xml:space="preserve"> 用 RRF 融合。</w:t>
       </w:r>
     </w:p>
     <w:p>
@@ -1463,48 +3489,14 @@
       </w:pPr>
       <w:r>
         <w:rPr>
-          <w:rFonts w:ascii="Calibri" w:hAnsi="Calibri" w:eastAsia="微软雅黑"/>
-          <w:b/>
-          <w:sz w:val="21"/>
+          <w:rFonts w:ascii="Consolas" w:hAnsi="Consolas" w:eastAsia="Consolas"/>
+          <w:color w:val="7A2121"/>
+          <w:sz w:val="18"/>
         </w:rPr>
-        <w:t>bi-encoder 加权排序</w:t>
-      </w:r>
-      <w:r>
-        <w:rPr>
-          <w:rFonts w:ascii="Calibri" w:hAnsi="Calibri" w:eastAsia="微软雅黑"/>
-          <w:sz w:val="21"/>
-        </w:rPr>
-        <w:t>（</w:t>
-      </w:r>
-      <w:r>
-        <w:rPr>
-          <w:rFonts w:ascii="Consolas" w:hAnsi="Consolas" w:eastAsia="微软雅黑"/>
-          <w:color w:val="8A3B1E"/>
-          <w:sz w:val="20"/>
-        </w:rPr>
-        <w:t>_rerank_candidates</w:t>
-      </w:r>
-      <w:r>
-        <w:rPr>
-          <w:rFonts w:ascii="Calibri" w:hAnsi="Calibri" w:eastAsia="微软雅黑"/>
-          <w:sz w:val="21"/>
-        </w:rPr>
-        <w:t>）：</w:t>
-      </w:r>
-      <w:r>
-        <w:rPr>
-          <w:rFonts w:ascii="Consolas" w:hAnsi="Consolas" w:eastAsia="微软雅黑"/>
-          <w:color w:val="8A3B1E"/>
-          <w:sz w:val="20"/>
-        </w:rPr>
-        <w:t>0.30×RRF + 0.10×BM25 + 0.60×max(dense, raptor) + 软偏好加分(≤0.20) + 字段加分(≤0.08)</w:t>
-      </w:r>
-      <w:r>
-        <w:rPr>
-          <w:rFonts w:ascii="Calibri" w:hAnsi="Calibri" w:eastAsia="微软雅黑"/>
-          <w:sz w:val="21"/>
-        </w:rPr>
-        <w:t>；</w:t>
+        <w:t>:984</w:t>
+      </w:r>
+      <w:r>
+        <w:t xml:space="preserve"> 做 bi-encoder、字段和软偏好打分。</w:t>
       </w:r>
     </w:p>
     <w:p>
@@ -1513,289 +3505,85 @@
       </w:pPr>
       <w:r>
         <w:rPr>
-          <w:rFonts w:ascii="Calibri" w:hAnsi="Calibri" w:eastAsia="微软雅黑"/>
-          <w:b/>
-          <w:sz w:val="21"/>
+          <w:rFonts w:ascii="Consolas" w:hAnsi="Consolas" w:eastAsia="Consolas"/>
+          <w:color w:val="7A2121"/>
+          <w:sz w:val="18"/>
         </w:rPr>
-        <w:t>cross-encoder 精排</w:t>
+        <w:t>:1005</w:t>
+      </w:r>
+      <w:r>
+        <w:t xml:space="preserve"> 可选 Cross-Encoder 精排；运行时失败由 </w:t>
       </w:r>
       <w:r>
         <w:rPr>
-          <w:rFonts w:ascii="Calibri" w:hAnsi="Calibri" w:eastAsia="微软雅黑"/>
-          <w:sz w:val="21"/>
+          <w:rFonts w:ascii="Consolas" w:hAnsi="Consolas" w:eastAsia="Consolas"/>
+          <w:color w:val="7A2121"/>
+          <w:sz w:val="18"/>
         </w:rPr>
-        <w:t>（可选，默认关；</w:t>
-      </w:r>
-      <w:r>
-        <w:rPr>
-          <w:rFonts w:ascii="Consolas" w:hAnsi="Consolas" w:eastAsia="微软雅黑"/>
-          <w:color w:val="8A3B1E"/>
-          <w:sz w:val="20"/>
-        </w:rPr>
-        <w:t>app/llm/reranker.py</w:t>
-      </w:r>
-      <w:r>
-        <w:rPr>
-          <w:rFonts w:ascii="Calibri" w:hAnsi="Calibri" w:eastAsia="微软雅黑"/>
-          <w:sz w:val="21"/>
-        </w:rPr>
-        <w:t xml:space="preserve"> + hybrid 集成）：DashScope </w:t>
-      </w:r>
-      <w:r>
-        <w:rPr>
-          <w:rFonts w:ascii="Consolas" w:hAnsi="Consolas" w:eastAsia="微软雅黑"/>
-          <w:color w:val="8A3B1E"/>
-          <w:sz w:val="20"/>
-        </w:rPr>
-        <w:t>gte-rerank-v2</w:t>
-      </w:r>
-      <w:r>
-        <w:rPr>
-          <w:rFonts w:ascii="Calibri" w:hAnsi="Calibri" w:eastAsia="微软雅黑"/>
-          <w:sz w:val="21"/>
-        </w:rPr>
-        <w:t xml:space="preserve"> 把「查询+JD」拼一起打分（bi-encoder 是双塔各自编码，看不见词级交互；cross-encoder 能看出"要求 5 年 Java"≠"我有 5 年 Python"）。设计要点（经子 agent 与 Codex 四轮对抗评审双 APPROVE，docs/cross_encoder_plan.md）：</w:t>
+        <w:t>:1042</w:t>
+      </w:r>
+      <w:r>
+        <w:t xml:space="preserve"> 回落到关闭 cross 的同参数路径。</w:t>
       </w:r>
     </w:p>
     <w:p>
-      <w:pPr>
-        <w:pStyle w:val="ListBullet"/>
-      </w:pPr>
       <w:r>
         <w:rPr>
-          <w:rFonts w:ascii="Calibri" w:hAnsi="Calibri" w:eastAsia="微软雅黑"/>
-          <w:sz w:val="21"/>
+          <w:b/>
         </w:rPr>
-        <w:t>只精排融合池前 N（默认 20）个候选，</w:t>
-      </w:r>
-      <w:r>
-        <w:rPr>
-          <w:rFonts w:ascii="Calibri" w:hAnsi="Calibri" w:eastAsia="微软雅黑"/>
-          <w:b/>
-          <w:sz w:val="21"/>
-        </w:rPr>
-        <w:t>applied_window 单调分数重映射</w:t>
-      </w:r>
-      <w:r>
-        <w:rPr>
-          <w:rFonts w:ascii="Calibri" w:hAnsi="Calibri" w:eastAsia="微软雅黑"/>
-          <w:sz w:val="21"/>
-        </w:rPr>
-        <w:t>——窗口内顺序完全由 cross 决定，但新分数仍均匀落在窗口原有分数区间内（和窗口外的候选同一把尺子，整体从高到低不倒挂；后续第 6 步的双空间混合拿到的仍是正常量纲的分数）；provider 打分全相同时不改变顺序与主分数、只记录 cross_score（cross_rank 保持 None——没有区分信号就不动基线排序）；平分场景靠新增cross_rank 平局键；</w:t>
+        <w:t>RRF</w:t>
+      </w:r>
+      <w:r>
+        <w:t xml:space="preserve"> 是 Reciprocal Rank Fusion，白话说就是“看各路名次而不是硬拼不同尺度的分数，多路都靠前的岗位得到更高融合分”。</w:t>
       </w:r>
     </w:p>
     <w:p>
-      <w:pPr>
-        <w:pStyle w:val="ListBullet"/>
-      </w:pPr>
       <w:r>
         <w:rPr>
-          <w:rFonts w:ascii="Calibri" w:hAnsi="Calibri" w:eastAsia="微软雅黑"/>
           <w:b/>
-          <w:sz w:val="21"/>
         </w:rPr>
-        <w:t>懒降级</w:t>
+        <w:t>双空间</w:t>
+      </w:r>
+      <w:r>
+        <w:t xml:space="preserve"> 包含显式岗位空间和隐式匿名案例空间。</w:t>
       </w:r>
       <w:r>
         <w:rPr>
-          <w:rFonts w:ascii="Calibri" w:hAnsi="Calibri" w:eastAsia="微软雅黑"/>
-          <w:sz w:val="21"/>
+          <w:rFonts w:ascii="Consolas" w:hAnsi="Consolas" w:eastAsia="Consolas"/>
+          <w:color w:val="7A2121"/>
+          <w:sz w:val="18"/>
         </w:rPr>
-        <w:t>：任何可降级失败（超时/5xx/预算不足/文档 SQL 异常）直接以关闭开关复跑同一检索路径——"降级 = 关闭路径"由构造保证，绝不让精排故障弄坏主线；配置错误（端点缺失/401）则响亮报错不静默；</w:t>
+        <w:t>app/retrieval/dual_space_search.py:27</w:t>
+      </w:r>
+      <w:r>
+        <w:t xml:space="preserve"> 在 </w:t>
+      </w:r>
+      <w:r>
+        <w:rPr>
+          <w:rFonts w:ascii="Consolas" w:hAnsi="Consolas" w:eastAsia="Consolas"/>
+          <w:color w:val="7A2121"/>
+          <w:sz w:val="18"/>
+        </w:rPr>
+        <w:t>:51</w:t>
+      </w:r>
+      <w:r>
+        <w:t xml:space="preserve"> 并行两路；隐式空间只能对显式允许岗位有限调序，不能引入 SQL 已过滤的岗位。隐式失败从 </w:t>
+      </w:r>
+      <w:r>
+        <w:rPr>
+          <w:rFonts w:ascii="Consolas" w:hAnsi="Consolas" w:eastAsia="Consolas"/>
+          <w:color w:val="7A2121"/>
+          <w:sz w:val="18"/>
+        </w:rPr>
+        <w:t>:108</w:t>
+      </w:r>
+      <w:r>
+        <w:t xml:space="preserve"> 起退回显式结果。</w:t>
       </w:r>
     </w:p>
     <w:p>
-      <w:pPr>
-        <w:pStyle w:val="ListBullet"/>
-      </w:pPr>
-      <w:r>
-        <w:rPr>
-          <w:rFonts w:ascii="Calibri" w:hAnsi="Calibri" w:eastAsia="微软雅黑"/>
-          <w:b/>
-          <w:sz w:val="21"/>
-        </w:rPr>
-        <w:t>单请求红线</w:t>
-      </w:r>
-      <w:r>
-        <w:rPr>
-          <w:rFonts w:ascii="Calibri" w:hAnsi="Calibri" w:eastAsia="微软雅黑"/>
-          <w:sz w:val="21"/>
-        </w:rPr>
-        <w:t>：DashScope 分数禁止跨请求比较，预算按 CJK 感知三层核算（中文 1 字符/token），requested/effective 双记账；</w:t>
-      </w:r>
-    </w:p>
-    <w:p>
-      <w:pPr>
-        <w:pStyle w:val="ListBullet"/>
-      </w:pPr>
-      <w:r>
-        <w:rPr>
-          <w:rFonts w:ascii="Calibri" w:hAnsi="Calibri" w:eastAsia="微软雅黑"/>
-          <w:sz w:val="21"/>
-        </w:rPr>
-        <w:t>真机实测：经典公共端点单次 135–237ms，中英 query 契约一致；开着精排跑P1 persona，5 条结果 cross 字段全落袋且 Top-5 重排（SQL Developer 等强相关岗被提前），关闭回归与基线一致。</w:t>
-      </w:r>
-    </w:p>
-    <w:p>
-      <w:pPr>
-        <w:pStyle w:val="ListNumber"/>
-      </w:pPr>
-      <w:r>
-        <w:rPr>
-          <w:rFonts w:ascii="Calibri" w:hAnsi="Calibri" w:eastAsia="微软雅黑"/>
-          <w:b/>
-          <w:sz w:val="21"/>
-        </w:rPr>
-        <w:t>双空间融合</w:t>
-      </w:r>
-      <w:r>
-        <w:rPr>
-          <w:rFonts w:ascii="Calibri" w:hAnsi="Calibri" w:eastAsia="微软雅黑"/>
-          <w:sz w:val="21"/>
-        </w:rPr>
-        <w:t>（</w:t>
-      </w:r>
-      <w:r>
-        <w:rPr>
-          <w:rFonts w:ascii="Consolas" w:hAnsi="Consolas" w:eastAsia="微软雅黑"/>
-          <w:color w:val="8A3B1E"/>
-          <w:sz w:val="20"/>
-        </w:rPr>
-        <w:t>dual_space_search.py</w:t>
-      </w:r>
-      <w:r>
-        <w:rPr>
-          <w:rFonts w:ascii="Calibri" w:hAnsi="Calibri" w:eastAsia="微软雅黑"/>
-          <w:sz w:val="21"/>
-        </w:rPr>
-        <w:t>）：显式空间（JD 匹配）β 混合隐式空间（匿名案例库的相似简历成功轨迹），有案例证据时可调整排序并附 implicit 证据；</w:t>
-      </w:r>
-    </w:p>
-    <w:p>
-      <w:pPr>
-        <w:pStyle w:val="ListNumber"/>
-      </w:pPr>
-      <w:r>
-        <w:rPr>
-          <w:rFonts w:ascii="Calibri" w:hAnsi="Calibri" w:eastAsia="微软雅黑"/>
-          <w:b/>
-          <w:sz w:val="21"/>
-        </w:rPr>
-        <w:t>三分层</w:t>
-      </w:r>
-      <w:r>
-        <w:rPr>
-          <w:rFonts w:ascii="Calibri" w:hAnsi="Calibri" w:eastAsia="微软雅黑"/>
-          <w:sz w:val="21"/>
-        </w:rPr>
-        <w:t>：matching_agent 让 LLM 综合简历、候选证据与分数把 Top-K 分类为now_fit / stretch_fit / bridge_role（非确定性公式；无效值回退 stretch_fit），并为 Top 岗位并行生成带证据的匹配解释（Semaphore 限流）。</w:t>
-      </w:r>
-    </w:p>
-    <w:p>
-      <w:r>
-        <w:rPr>
-          <w:rFonts w:ascii="Calibri" w:hAnsi="Calibri" w:eastAsia="微软雅黑"/>
-          <w:b/>
-          <w:sz w:val="21"/>
-        </w:rPr>
-        <w:t>RAPTOR-lite</w:t>
-      </w:r>
-      <w:r>
-        <w:rPr>
-          <w:rFonts w:ascii="Calibri" w:hAnsi="Calibri" w:eastAsia="微软雅黑"/>
-          <w:sz w:val="21"/>
-        </w:rPr>
-        <w:t>（</w:t>
-      </w:r>
-      <w:r>
-        <w:rPr>
-          <w:rFonts w:ascii="Consolas" w:hAnsi="Consolas" w:eastAsia="微软雅黑"/>
-          <w:color w:val="8A3B1E"/>
-          <w:sz w:val="20"/>
-        </w:rPr>
-        <w:t>raptor.py</w:t>
-      </w:r>
-      <w:r>
-        <w:rPr>
-          <w:rFonts w:ascii="Calibri" w:hAnsi="Calibri" w:eastAsia="微软雅黑"/>
-          <w:sz w:val="21"/>
-        </w:rPr>
-        <w:t>）：离线为每个岗位建"摘要节点"（标题+元数据+关键职责的确定性压缩文本 + 向量），再按 role_cluster 建 7 个角色汇总节点；检索时先命中节点再展开到原文 chunk（propagate 时按层级衰减 0.65）。全量索引 31,886 节点。两个已修缺陷：全量重建做代际清理（旧语料节点不残留）；role 节点受 allow_ids交集约束（不绕硬过滤）。</w:t>
-      </w:r>
-      <w:r>
-        <w:rPr>
-          <w:rFonts w:ascii="Calibri" w:hAnsi="Calibri" w:eastAsia="微软雅黑"/>
-          <w:b/>
-          <w:sz w:val="21"/>
-        </w:rPr>
-        <w:t>口径注意</w:t>
-      </w:r>
-      <w:r>
-        <w:rPr>
-          <w:rFonts w:ascii="Calibri" w:hAnsi="Calibri" w:eastAsia="微软雅黑"/>
-          <w:sz w:val="21"/>
-        </w:rPr>
-        <w:t>：标准产品主链的 plan 目前固定</w:t>
-      </w:r>
-      <w:r>
-        <w:rPr>
-          <w:rFonts w:ascii="Consolas" w:hAnsi="Consolas" w:eastAsia="微软雅黑"/>
-          <w:color w:val="8A3B1E"/>
-          <w:sz w:val="20"/>
-        </w:rPr>
-        <w:t>include_raptor=False</w:t>
-      </w:r>
-      <w:r>
-        <w:rPr>
-          <w:rFonts w:ascii="Calibri" w:hAnsi="Calibri" w:eastAsia="微软雅黑"/>
-          <w:sz w:val="21"/>
-        </w:rPr>
-        <w:t xml:space="preserve">（orchestrator.lock_approved_brief），RAPTOR 用于消融评估与直调检索；产品侧开启只是 plan 构造处的一行改动，是否默认开由消融数字与延迟预算定。消融实测（15 查询 LLM 池化标注，08-05 轮口径）：hybrid P@5 0.720 →+RAPTOR </w:t>
-      </w:r>
-      <w:r>
-        <w:rPr>
-          <w:rFonts w:ascii="Calibri" w:hAnsi="Calibri" w:eastAsia="微软雅黑"/>
-          <w:b/>
-          <w:sz w:val="21"/>
-        </w:rPr>
-        <w:t>0.853</w:t>
-      </w:r>
-      <w:r>
-        <w:rPr>
-          <w:rFonts w:ascii="Calibri" w:hAnsi="Calibri" w:eastAsia="微软雅黑"/>
-          <w:sz w:val="21"/>
-        </w:rPr>
-        <w:t xml:space="preserve">，MRR 0.822 → </w:t>
-      </w:r>
-      <w:r>
-        <w:rPr>
-          <w:rFonts w:ascii="Calibri" w:hAnsi="Calibri" w:eastAsia="微软雅黑"/>
-          <w:b/>
-          <w:sz w:val="21"/>
-        </w:rPr>
-        <w:t>0.967</w:t>
-      </w:r>
-      <w:r>
-        <w:rPr>
-          <w:rFonts w:ascii="Calibri" w:hAnsi="Calibri" w:eastAsia="微软雅黑"/>
-          <w:sz w:val="21"/>
-        </w:rPr>
-        <w:t>。注意：§11 的 08-06 轮数字（+RAPTOR 0.800）口径不同（池更大、判定对更多），</w:t>
-      </w:r>
-      <w:r>
-        <w:rPr>
-          <w:rFonts w:ascii="Calibri" w:hAnsi="Calibri" w:eastAsia="微软雅黑"/>
-          <w:b/>
-          <w:sz w:val="21"/>
-        </w:rPr>
-        <w:t>两轮之间不可横向比较</w:t>
-      </w:r>
-      <w:r>
-        <w:rPr>
-          <w:rFonts w:ascii="Calibri" w:hAnsi="Calibri" w:eastAsia="微软雅黑"/>
-          <w:sz w:val="21"/>
-        </w:rPr>
-        <w:t>，各自轮内的相对差才有意义。</w:t>
+      <w:r>
+        <w:t>JD evidence IDs 随排名进入 Matching Agent；简历 evidence IDs 随有效简历视图进入 Strategy Agent。发布投影会剔除缺岗位 ID、缺 JD 证据或引用无效简历证据的内容。</w:t>
       </w:r>
     </w:p>
     <w:p>
@@ -1803,105 +3591,504 @@
         <w:pStyle w:val="Heading2"/>
       </w:pPr>
       <w:r>
-        <w:rPr>
-          <w:rFonts w:ascii="Calibri" w:hAnsi="Calibri" w:eastAsia="微软雅黑"/>
-          <w:b/>
-          <w:color w:val="332E28"/>
-          <w:sz w:val="26"/>
-        </w:rPr>
-        <w:t>7. 咨询引擎（agents/consult_engine.py）</w:t>
+        <w:t>13. RAPTOR 与 Cross-Encoder：双开关语义和四组合等价</w:t>
       </w:r>
     </w:p>
     <w:p>
-      <w:pPr>
-        <w:pStyle w:val="ListBullet"/>
-      </w:pPr>
       <w:r>
         <w:rPr>
-          <w:rFonts w:ascii="Calibri" w:hAnsi="Calibri" w:eastAsia="微软雅黑"/>
           <w:b/>
-          <w:sz w:val="21"/>
         </w:rPr>
-        <w:t>阶段机由代码定</w:t>
+        <w:t>RAPTOR</w:t>
+      </w:r>
+      <w:r>
+        <w:t xml:space="preserve"> 在本项目中是离线建立的岗位层级摘要检索：先召回摘要节点，再把命中传播回原始岗位块。建树入口为 </w:t>
       </w:r>
       <w:r>
         <w:rPr>
-          <w:rFonts w:ascii="Calibri" w:hAnsi="Calibri" w:eastAsia="微软雅黑"/>
-          <w:sz w:val="21"/>
+          <w:rFonts w:ascii="Consolas" w:hAnsi="Consolas" w:eastAsia="Consolas"/>
+          <w:color w:val="7A2121"/>
+          <w:sz w:val="18"/>
         </w:rPr>
-        <w:t>（determine_phase）：template（必填槽位：目标、地点或远程、签证布尔）→ deepen（偏好不足 2 项或未表态避雷时追问）→ explore（发散引导）。LLM 只提供话术，流程不交给它。</w:t>
+        <w:t>app/retrieval/raptor.py:300</w:t>
+      </w:r>
+      <w:r>
+        <w:t xml:space="preserve">，在线搜索为 </w:t>
+      </w:r>
+      <w:r>
+        <w:rPr>
+          <w:rFonts w:ascii="Consolas" w:hAnsi="Consolas" w:eastAsia="Consolas"/>
+          <w:color w:val="7A2121"/>
+          <w:sz w:val="18"/>
+        </w:rPr>
+        <w:t>:352</w:t>
+      </w:r>
+      <w:r>
+        <w:t xml:space="preserve">，且始终受 </w:t>
+      </w:r>
+      <w:r>
+        <w:rPr>
+          <w:rFonts w:ascii="Consolas" w:hAnsi="Consolas" w:eastAsia="Consolas"/>
+          <w:color w:val="7A2121"/>
+          <w:sz w:val="18"/>
+        </w:rPr>
+        <w:t>allow_ids</w:t>
+      </w:r>
+      <w:r>
+        <w:t xml:space="preserve"> 约束。</w:t>
       </w:r>
     </w:p>
     <w:p>
-      <w:pPr>
-        <w:pStyle w:val="ListBullet"/>
-      </w:pPr>
       <w:r>
         <w:rPr>
-          <w:rFonts w:ascii="Calibri" w:hAnsi="Calibri" w:eastAsia="微软雅黑"/>
           <w:b/>
-          <w:sz w:val="21"/>
         </w:rPr>
-        <w:t>完成度公式</w:t>
+        <w:t>Cross-Encoder</w:t>
+      </w:r>
+      <w:r>
+        <w:t xml:space="preserve"> 是把查询和某个候选文本放在同一个模型输入中评分的精排器，比单独计算向量相似度更细，但需要额外外部调用。客户端与 Semaphore 限流在 </w:t>
       </w:r>
       <w:r>
         <w:rPr>
-          <w:rFonts w:ascii="Calibri" w:hAnsi="Calibri" w:eastAsia="微软雅黑"/>
-          <w:sz w:val="21"/>
+          <w:rFonts w:ascii="Consolas" w:hAnsi="Consolas" w:eastAsia="Consolas"/>
+          <w:color w:val="7A2121"/>
+          <w:sz w:val="18"/>
         </w:rPr>
-        <w:t>：必填覆盖率×0.6 + min(软偏好数,4)/4×0.4；can_finalize=三槽全满。</w:t>
+        <w:t>app/llm/reranker.py:24</w:t>
+      </w:r>
+      <w:r>
+        <w:t xml:space="preserve">，主调用在 </w:t>
+      </w:r>
+      <w:r>
+        <w:rPr>
+          <w:rFonts w:ascii="Consolas" w:hAnsi="Consolas" w:eastAsia="Consolas"/>
+          <w:color w:val="7A2121"/>
+          <w:sz w:val="18"/>
+        </w:rPr>
+        <w:t>:99</w:t>
+      </w:r>
+      <w:r>
+        <w:t>。</w:t>
       </w:r>
     </w:p>
     <w:p>
+      <w:r>
+        <w:t>两个功能独立配置：</w:t>
+      </w:r>
+      <w:r>
+        <w:rPr>
+          <w:rFonts w:ascii="Consolas" w:hAnsi="Consolas" w:eastAsia="Consolas"/>
+          <w:color w:val="7A2121"/>
+          <w:sz w:val="18"/>
+        </w:rPr>
+        <w:t>app/config.py:61</w:t>
+      </w:r>
+      <w:r>
+        <w:t xml:space="preserve"> </w:t>
+      </w:r>
+      <w:r>
+        <w:rPr>
+          <w:rFonts w:ascii="Consolas" w:hAnsi="Consolas" w:eastAsia="Consolas"/>
+          <w:color w:val="7A2121"/>
+          <w:sz w:val="18"/>
+        </w:rPr>
+        <w:t>RAPTOR_ENABLED</w:t>
+      </w:r>
+      <w:r>
+        <w:t>，</w:t>
+      </w:r>
+      <w:r>
+        <w:rPr>
+          <w:rFonts w:ascii="Consolas" w:hAnsi="Consolas" w:eastAsia="Consolas"/>
+          <w:color w:val="7A2121"/>
+          <w:sz w:val="18"/>
+        </w:rPr>
+        <w:t>:62</w:t>
+      </w:r>
+      <w:r>
+        <w:t xml:space="preserve"> </w:t>
+      </w:r>
+      <w:r>
+        <w:rPr>
+          <w:rFonts w:ascii="Consolas" w:hAnsi="Consolas" w:eastAsia="Consolas"/>
+          <w:color w:val="7A2121"/>
+          <w:sz w:val="18"/>
+        </w:rPr>
+        <w:t>RERANK_ENABLED</w:t>
+      </w:r>
+      <w:r>
+        <w:t>。每次批准 Brief 时，</w:t>
+      </w:r>
+      <w:r>
+        <w:rPr>
+          <w:rFonts w:ascii="Consolas" w:hAnsi="Consolas" w:eastAsia="Consolas"/>
+          <w:color w:val="7A2121"/>
+          <w:sz w:val="18"/>
+        </w:rPr>
+        <w:t>app/agents/orchestrator.py:443-444</w:t>
+      </w:r>
+      <w:r>
+        <w:t xml:space="preserve"> 把值写进 retrieval plan，避免运行中途环境变化偷换路径。</w:t>
+      </w:r>
+    </w:p>
+    <w:tbl>
+      <w:tblPr>
+        <w:tblStyle w:val="TableGrid"/>
+        <w:tblW w:type="auto" w:w="0"/>
+        <w:tblLayout w:type="autofit"/>
+        <w:tblLook w:firstColumn="1" w:firstRow="1" w:lastColumn="0" w:lastRow="0" w:noHBand="0" w:noVBand="1" w:val="04A0"/>
+      </w:tblPr>
+      <w:tblGrid>
+        <w:gridCol w:w="3173"/>
+        <w:gridCol w:w="3173"/>
+        <w:gridCol w:w="3173"/>
+      </w:tblGrid>
+      <w:tr>
+        <w:trPr>
+          <w:tblHeader w:val="true"/>
+        </w:trPr>
+        <w:tc>
+          <w:tcPr>
+            <w:tcW w:type="dxa" w:w="3173"/>
+            <w:shd w:fill="D9EAF7"/>
+          </w:tcPr>
+          <w:p>
+            <w:pPr>
+              <w:spacing w:after="40"/>
+            </w:pPr>
+            <w:r>
+              <w:rPr>
+                <w:b/>
+              </w:rPr>
+            </w:r>
+            <w:r>
+              <w:rPr>
+                <w:b/>
+              </w:rPr>
+              <w:t>RAPTOR</w:t>
+            </w:r>
+          </w:p>
+        </w:tc>
+        <w:tc>
+          <w:tcPr>
+            <w:tcW w:type="dxa" w:w="3173"/>
+            <w:shd w:fill="D9EAF7"/>
+          </w:tcPr>
+          <w:p>
+            <w:pPr>
+              <w:spacing w:after="40"/>
+            </w:pPr>
+            <w:r>
+              <w:rPr>
+                <w:b/>
+              </w:rPr>
+            </w:r>
+            <w:r>
+              <w:rPr>
+                <w:b/>
+              </w:rPr>
+              <w:t>Cross</w:t>
+            </w:r>
+          </w:p>
+        </w:tc>
+        <w:tc>
+          <w:tcPr>
+            <w:tcW w:type="dxa" w:w="3173"/>
+            <w:shd w:fill="D9EAF7"/>
+          </w:tcPr>
+          <w:p>
+            <w:pPr>
+              <w:spacing w:after="40"/>
+            </w:pPr>
+            <w:r>
+              <w:rPr>
+                <w:b/>
+              </w:rPr>
+            </w:r>
+            <w:r>
+              <w:rPr>
+                <w:b/>
+              </w:rPr>
+              <w:t>路径语义</w:t>
+            </w:r>
+          </w:p>
+        </w:tc>
+      </w:tr>
+      <w:tr>
+        <w:tc>
+          <w:tcPr>
+            <w:tcW w:type="dxa" w:w="3173"/>
+          </w:tcPr>
+          <w:p>
+            <w:pPr>
+              <w:spacing w:after="40"/>
+            </w:pPr>
+            <w:r/>
+            <w:r>
+              <w:t>关</w:t>
+            </w:r>
+          </w:p>
+        </w:tc>
+        <w:tc>
+          <w:tcPr>
+            <w:tcW w:type="dxa" w:w="3173"/>
+          </w:tcPr>
+          <w:p>
+            <w:pPr>
+              <w:spacing w:after="40"/>
+            </w:pPr>
+            <w:r/>
+            <w:r>
+              <w:t>关</w:t>
+            </w:r>
+          </w:p>
+        </w:tc>
+        <w:tc>
+          <w:tcPr>
+            <w:tcW w:type="dxa" w:w="3173"/>
+          </w:tcPr>
+          <w:p>
+            <w:pPr>
+              <w:spacing w:after="40"/>
+            </w:pPr>
+            <w:r/>
+            <w:r>
+              <w:t>BM25 + Dense → RRF → 确定性重排</w:t>
+            </w:r>
+          </w:p>
+        </w:tc>
+      </w:tr>
+      <w:tr>
+        <w:tc>
+          <w:tcPr>
+            <w:tcW w:type="dxa" w:w="3173"/>
+          </w:tcPr>
+          <w:p>
+            <w:pPr>
+              <w:spacing w:after="40"/>
+            </w:pPr>
+            <w:r/>
+            <w:r>
+              <w:t>开</w:t>
+            </w:r>
+          </w:p>
+        </w:tc>
+        <w:tc>
+          <w:tcPr>
+            <w:tcW w:type="dxa" w:w="3173"/>
+          </w:tcPr>
+          <w:p>
+            <w:pPr>
+              <w:spacing w:after="40"/>
+            </w:pPr>
+            <w:r/>
+            <w:r>
+              <w:t>关</w:t>
+            </w:r>
+          </w:p>
+        </w:tc>
+        <w:tc>
+          <w:tcPr>
+            <w:tcW w:type="dxa" w:w="3173"/>
+          </w:tcPr>
+          <w:p>
+            <w:pPr>
+              <w:spacing w:after="40"/>
+            </w:pPr>
+            <w:r/>
+            <w:r>
+              <w:t>BM25 + Dense + RAPTOR → RRF → 确定性重排</w:t>
+            </w:r>
+          </w:p>
+        </w:tc>
+      </w:tr>
+      <w:tr>
+        <w:tc>
+          <w:tcPr>
+            <w:tcW w:type="dxa" w:w="3173"/>
+          </w:tcPr>
+          <w:p>
+            <w:pPr>
+              <w:spacing w:after="40"/>
+            </w:pPr>
+            <w:r/>
+            <w:r>
+              <w:t>关</w:t>
+            </w:r>
+          </w:p>
+        </w:tc>
+        <w:tc>
+          <w:tcPr>
+            <w:tcW w:type="dxa" w:w="3173"/>
+          </w:tcPr>
+          <w:p>
+            <w:pPr>
+              <w:spacing w:after="40"/>
+            </w:pPr>
+            <w:r/>
+            <w:r>
+              <w:t>开</w:t>
+            </w:r>
+          </w:p>
+        </w:tc>
+        <w:tc>
+          <w:tcPr>
+            <w:tcW w:type="dxa" w:w="3173"/>
+          </w:tcPr>
+          <w:p>
+            <w:pPr>
+              <w:spacing w:after="40"/>
+            </w:pPr>
+            <w:r/>
+            <w:r>
+              <w:t>两路 RRF → 确定性重排 → Cross-Encoder</w:t>
+            </w:r>
+          </w:p>
+        </w:tc>
+      </w:tr>
+      <w:tr>
+        <w:tc>
+          <w:tcPr>
+            <w:tcW w:type="dxa" w:w="3173"/>
+          </w:tcPr>
+          <w:p>
+            <w:pPr>
+              <w:spacing w:after="40"/>
+            </w:pPr>
+            <w:r/>
+            <w:r>
+              <w:t>开</w:t>
+            </w:r>
+          </w:p>
+        </w:tc>
+        <w:tc>
+          <w:tcPr>
+            <w:tcW w:type="dxa" w:w="3173"/>
+          </w:tcPr>
+          <w:p>
+            <w:pPr>
+              <w:spacing w:after="40"/>
+            </w:pPr>
+            <w:r/>
+            <w:r>
+              <w:t>开</w:t>
+            </w:r>
+          </w:p>
+        </w:tc>
+        <w:tc>
+          <w:tcPr>
+            <w:tcW w:type="dxa" w:w="3173"/>
+          </w:tcPr>
+          <w:p>
+            <w:pPr>
+              <w:spacing w:after="40"/>
+            </w:pPr>
+            <w:r/>
+            <w:r>
+              <w:t>三路 RRF → 确定性重排 → Cross-Encoder</w:t>
+            </w:r>
+          </w:p>
+        </w:tc>
+      </w:tr>
+    </w:tbl>
+    <w:p>
       <w:pPr>
-        <w:pStyle w:val="ListBullet"/>
+        <w:spacing w:after="0"/>
       </w:pPr>
-      <w:r>
-        <w:rPr>
-          <w:rFonts w:ascii="Calibri" w:hAnsi="Calibri" w:eastAsia="微软雅黑"/>
-          <w:b/>
-          <w:sz w:val="21"/>
-        </w:rPr>
-        <w:t>轮次有界</w:t>
-      </w:r>
-      <w:r>
-        <w:rPr>
-          <w:rFonts w:ascii="Calibri" w:hAnsi="Calibri" w:eastAsia="微软雅黑"/>
-          <w:sz w:val="21"/>
-        </w:rPr>
-        <w:t>：软上限 8（可配）、硬上限 15；并发安全靠 expected_round CAS（409）——前端每次发言都带上"我以为现在是第 N 轮"，对不上就拒绝，防止双开页面互相覆盖。</w:t>
-      </w:r>
     </w:p>
     <w:p>
-      <w:pPr>
-        <w:pStyle w:val="ListBullet"/>
-      </w:pPr>
+      <w:r>
+        <w:t>“四组合等价”是运行时回滚语义：某开关关闭后，未启用功能不会改变对应基线的状态合同和公开结果结构；它不是说四种组合的岗位顺序相同。批次 9 后端回归包含四组合矩阵，关闭态真机 P1–P3 为 3/3，通过开启态 P1–P4 为 4/4。来源：</w:t>
+      </w:r>
       <w:r>
         <w:rPr>
-          <w:rFonts w:ascii="Calibri" w:hAnsi="Calibri" w:eastAsia="微软雅黑"/>
-          <w:b/>
-          <w:sz w:val="21"/>
+          <w:rFonts w:ascii="Consolas" w:hAnsi="Consolas" w:eastAsia="Consolas"/>
+          <w:color w:val="7A2121"/>
+          <w:sz w:val="18"/>
         </w:rPr>
-        <w:t>真实 LLM 加固</w:t>
-      </w:r>
-      <w:r>
-        <w:rPr>
-          <w:rFonts w:ascii="Calibri" w:hAnsi="Calibri" w:eastAsia="微软雅黑"/>
-          <w:sz w:val="21"/>
-        </w:rPr>
-        <w:t>（真机测试换来的三课）：①单复数键变体归一化（location:["上海"]不再炸整轮）；②role_clusters 锁定 11 词受控词表，词表外丢弃（防中文自由文本进 SQL 硬过滤清零结果）；③坏输出有界重试一次（CONSULT_LLM_ATTEMPTS=2），失败轮次不留 state 痕迹。</w:t>
+        <w:t>docs/validation/2026-08-07-batch9-acceptance.md</w:t>
+      </w:r>
+      <w:r>
+        <w:t>。</w:t>
       </w:r>
     </w:p>
     <w:p>
-      <w:pPr>
-        <w:pStyle w:val="ListBullet"/>
-      </w:pPr>
       <w:r>
         <w:rPr>
-          <w:rFonts w:ascii="Calibri" w:hAnsi="Calibri" w:eastAsia="微软雅黑"/>
-          <w:sz w:val="21"/>
+          <w:rFonts w:ascii="Consolas" w:hAnsi="Consolas" w:eastAsia="Consolas"/>
+          <w:color w:val="7A2121"/>
+          <w:sz w:val="18"/>
         </w:rPr>
-        <w:t>转录逐轮落库（consult_transcript），刷新可恢复；finalize 产出 Brief 草稿。</w:t>
+        <w:t>.env.example</w:t>
+      </w:r>
+      <w:r>
+        <w:t xml:space="preserve"> 为安全起步把两个增强都设为 false；批次 9 验收配置快照中二者都为 true。澄清与 PM 也是独立开关：</w:t>
+      </w:r>
+      <w:r>
+        <w:rPr>
+          <w:rFonts w:ascii="Consolas" w:hAnsi="Consolas" w:eastAsia="Consolas"/>
+          <w:color w:val="7A2121"/>
+          <w:sz w:val="18"/>
+        </w:rPr>
+        <w:t>app/config.py:88</w:t>
+      </w:r>
+      <w:r>
+        <w:t xml:space="preserve"> 和 </w:t>
+      </w:r>
+      <w:r>
+        <w:rPr>
+          <w:rFonts w:ascii="Consolas" w:hAnsi="Consolas" w:eastAsia="Consolas"/>
+          <w:color w:val="7A2121"/>
+          <w:sz w:val="18"/>
+        </w:rPr>
+        <w:t>:90</w:t>
+      </w:r>
+      <w:r>
+        <w:t xml:space="preserve">。当前 </w:t>
+      </w:r>
+      <w:r>
+        <w:rPr>
+          <w:rFonts w:ascii="Consolas" w:hAnsi="Consolas" w:eastAsia="Consolas"/>
+          <w:color w:val="7A2121"/>
+          <w:sz w:val="18"/>
+        </w:rPr>
+        <w:t>.env.example</w:t>
+      </w:r>
+      <w:r>
+        <w:t xml:space="preserve"> 已列 PM 键，但没有列澄清键；复现开启态时需在本地 </w:t>
+      </w:r>
+      <w:r>
+        <w:rPr>
+          <w:rFonts w:ascii="Consolas" w:hAnsi="Consolas" w:eastAsia="Consolas"/>
+          <w:color w:val="7A2121"/>
+          <w:sz w:val="18"/>
+        </w:rPr>
+        <w:t>.env</w:t>
+      </w:r>
+      <w:r>
+        <w:t xml:space="preserve"> 明确加入 </w:t>
+      </w:r>
+      <w:r>
+        <w:rPr>
+          <w:rFonts w:ascii="Consolas" w:hAnsi="Consolas" w:eastAsia="Consolas"/>
+          <w:color w:val="7A2121"/>
+          <w:sz w:val="18"/>
+        </w:rPr>
+        <w:t>RESUME_CLARIFY_ENABLED=true</w:t>
+      </w:r>
+      <w:r>
+        <w:t xml:space="preserve"> 与 </w:t>
+      </w:r>
+      <w:r>
+        <w:rPr>
+          <w:rFonts w:ascii="Consolas" w:hAnsi="Consolas" w:eastAsia="Consolas"/>
+          <w:color w:val="7A2121"/>
+          <w:sz w:val="18"/>
+        </w:rPr>
+        <w:t>RESUME_CLARIFY_MAX=2</w:t>
+      </w:r>
+      <w:r>
+        <w:t>，不改代码默认值。</w:t>
       </w:r>
     </w:p>
     <w:p>
@@ -1909,108 +4096,69 @@
         <w:pStyle w:val="Heading2"/>
       </w:pPr>
       <w:r>
-        <w:rPr>
-          <w:rFonts w:ascii="Calibri" w:hAnsi="Calibri" w:eastAsia="微软雅黑"/>
-          <w:b/>
-          <w:color w:val="332E28"/>
-          <w:sz w:val="26"/>
-        </w:rPr>
-        <w:t>8. 认证与多租户（app/api/auth）</w:t>
+        <w:t>14. LangGraph、checkpoint 与恢复边界</w:t>
       </w:r>
     </w:p>
     <w:p>
-      <w:pPr>
-        <w:pStyle w:val="ListBullet"/>
-      </w:pPr>
       <w:r>
         <w:rPr>
-          <w:rFonts w:ascii="Calibri" w:hAnsi="Calibri" w:eastAsia="微软雅黑"/>
           <w:b/>
-          <w:sz w:val="21"/>
         </w:rPr>
-        <w:t>OTP</w:t>
+        <w:t>checkpoint</w:t>
+      </w:r>
+      <w:r>
+        <w:t xml:space="preserve"> 是“每个图节点完成后，把流水线托盘存进数据库”。</w:t>
       </w:r>
       <w:r>
         <w:rPr>
-          <w:rFonts w:ascii="Calibri" w:hAnsi="Calibri" w:eastAsia="微软雅黑"/>
-          <w:sz w:val="21"/>
+          <w:rFonts w:ascii="Consolas" w:hAnsi="Consolas" w:eastAsia="Consolas"/>
+          <w:color w:val="7A2121"/>
+          <w:sz w:val="18"/>
         </w:rPr>
-        <w:t>：CSPRNG 六位码，HMAC+pepper 哈希存库；签发限流三层（目标 1/分 5/时 10/天、IP 20/时、全局 1000/天，advisory-lock 串行化）；验证限速 + 5 次尝试上限；发送失败打 delivery_failed 标志（保留限流计数、验证选取跳过、旧码不被遮蔽）；通道可配 console/smtp/disabled，生产拒 console、smtp 必须配全、至少一通道启用。</w:t>
+        <w:t>app/graph/build.py:20</w:t>
+      </w:r>
+      <w:r>
+        <w:t xml:space="preserve"> </w:t>
+      </w:r>
+      <w:r>
+        <w:rPr>
+          <w:rFonts w:ascii="Consolas" w:hAnsi="Consolas" w:eastAsia="Consolas"/>
+          <w:color w:val="7A2121"/>
+          <w:sz w:val="18"/>
+        </w:rPr>
+        <w:t>build_graph</w:t>
+      </w:r>
+      <w:r>
+        <w:t xml:space="preserve"> 连接七个节点：intent、lock_brief、retrieve_match、strategy、verify、prepare_reretrieval、publish；verify 后只有受上限约束的恢复分支。</w:t>
       </w:r>
     </w:p>
     <w:p>
-      <w:pPr>
-        <w:pStyle w:val="ListBullet"/>
-      </w:pPr>
       <w:r>
         <w:rPr>
-          <w:rFonts w:ascii="Calibri" w:hAnsi="Calibri" w:eastAsia="微软雅黑"/>
-          <w:b/>
-          <w:sz w:val="21"/>
+          <w:rFonts w:ascii="Consolas" w:hAnsi="Consolas" w:eastAsia="Consolas"/>
+          <w:color w:val="7A2121"/>
+          <w:sz w:val="18"/>
         </w:rPr>
-        <w:t>会话</w:t>
+        <w:t>app/graph/runner.py:25</w:t>
+      </w:r>
+      <w:r>
+        <w:t xml:space="preserve"> </w:t>
       </w:r>
       <w:r>
         <w:rPr>
-          <w:rFonts w:ascii="Calibri" w:hAnsi="Calibri" w:eastAsia="微软雅黑"/>
-          <w:sz w:val="21"/>
+          <w:rFonts w:ascii="Consolas" w:hAnsi="Consolas" w:eastAsia="Consolas"/>
+          <w:color w:val="7A2121"/>
+          <w:sz w:val="18"/>
         </w:rPr>
-        <w:t xml:space="preserve">：JWT（PyJWT，token_version 支持全端登出）进 </w:t>
-      </w:r>
-      <w:r>
-        <w:rPr>
-          <w:rFonts w:ascii="Consolas" w:hAnsi="Consolas" w:eastAsia="微软雅黑"/>
-          <w:color w:val="8A3B1E"/>
-          <w:sz w:val="20"/>
-        </w:rPr>
-        <w:t>__Host-app_session</w:t>
-      </w:r>
-      <w:r>
-        <w:rPr>
-          <w:rFonts w:ascii="Calibri" w:hAnsi="Calibri" w:eastAsia="微软雅黑"/>
-          <w:sz w:val="21"/>
-        </w:rPr>
-        <w:t xml:space="preserve"> Cookie（HttpOnly/Secure/SameSite=lax）；局域网演示可开 AUTH_COOKIE_INSECURE 换无前缀Cookie（生产拒绝）；Origin 同源校验中间件防 CSRF。</w:t>
+        <w:t>run_graph_match</w:t>
+      </w:r>
+      <w:r>
+        <w:t xml:space="preserve"> 负责 checkpoint 读取、执行、结果幂等保存和终态隐私清理。同一 run 再次触发时，如果 checkpoint 可用，可以从记录位置继续；已经保存的结果不会重复写。</w:t>
       </w:r>
     </w:p>
     <w:p>
-      <w:pPr>
-        <w:pStyle w:val="ListBullet"/>
-      </w:pPr>
-      <w:r>
-        <w:rPr>
-          <w:rFonts w:ascii="Calibri" w:hAnsi="Calibri" w:eastAsia="微软雅黑"/>
-          <w:b/>
-          <w:sz w:val="21"/>
-        </w:rPr>
-        <w:t>属主</w:t>
-      </w:r>
-      <w:r>
-        <w:rPr>
-          <w:rFonts w:ascii="Calibri" w:hAnsi="Calibri" w:eastAsia="微软雅黑"/>
-          <w:sz w:val="21"/>
-        </w:rPr>
-        <w:t>：require_owned_session/run 依赖注入——登录用户跨用户访问一律 404；兼容模式（AUTH_ENFORCED=false）允许匿名与无主会话，但登录用户不能认领无主数据。</w:t>
-      </w:r>
-    </w:p>
-    <w:p>
-      <w:pPr>
-        <w:pStyle w:val="ListBullet"/>
-      </w:pPr>
-      <w:r>
-        <w:rPr>
-          <w:rFonts w:ascii="Calibri" w:hAnsi="Calibri" w:eastAsia="微软雅黑"/>
-          <w:b/>
-          <w:sz w:val="21"/>
-        </w:rPr>
-        <w:t>配额</w:t>
-      </w:r>
-      <w:r>
-        <w:rPr>
-          <w:rFonts w:ascii="Calibri" w:hAnsi="Calibri" w:eastAsia="微软雅黑"/>
-          <w:sz w:val="21"/>
-        </w:rPr>
-        <w:t>：每账号 3 会话（SESSION_QUOTA_PER_USER），超出 402 → 前端付费墙弹窗（升级按钮为占位，支付未接）。</w:t>
+      <w:r>
+        <w:t>能力边界：服务重启时可以回收超时旧 run，runner 也能在再次触发时续跑，但当前没有外部队列自动重新派发所有中断 run。答辩时应说“持久化断点 + 再触发续跑”，不说“任意故障后全自动恢复”。</w:t>
       </w:r>
     </w:p>
     <w:p>
@@ -2018,110 +4166,67 @@
         <w:pStyle w:val="Heading2"/>
       </w:pPr>
       <w:r>
-        <w:rPr>
-          <w:rFonts w:ascii="Calibri" w:hAnsi="Calibri" w:eastAsia="微软雅黑"/>
-          <w:b/>
-          <w:color w:val="332E28"/>
-          <w:sz w:val="26"/>
-        </w:rPr>
-        <w:t>9. 数据与演示语料（scripts + migrations）</w:t>
+        <w:t>15. 反馈、画像记忆与匿名案例</w:t>
       </w:r>
     </w:p>
     <w:p>
-      <w:pPr>
-        <w:pStyle w:val="ListBullet"/>
-      </w:pPr>
+      <w:r>
+        <w:t xml:space="preserve">用户确认过的职业画像写入 </w:t>
+      </w:r>
       <w:r>
         <w:rPr>
-          <w:rFonts w:ascii="Calibri" w:hAnsi="Calibri" w:eastAsia="微软雅黑"/>
-          <w:sz w:val="21"/>
+          <w:rFonts w:ascii="Consolas" w:hAnsi="Consolas" w:eastAsia="Consolas"/>
+          <w:color w:val="7A2121"/>
+          <w:sz w:val="18"/>
         </w:rPr>
-        <w:t>迁移 0001–0007（读模型、运行生命周期、监控、RAPTOR 表、认证、演示语料列、OTP 发送失败标志），全部幂等；0005–0007 附回滚脚本。</w:t>
+        <w:t>user_profiles</w:t>
+      </w:r>
+      <w:r>
+        <w:t xml:space="preserve">，新咨询可以把它作为待确认草稿，不会无条件覆盖当前目标。岗位 reaction 先以幂等键落反馈，再由 </w:t>
+      </w:r>
+      <w:r>
+        <w:rPr>
+          <w:rFonts w:ascii="Consolas" w:hAnsi="Consolas" w:eastAsia="Consolas"/>
+          <w:color w:val="7A2121"/>
+          <w:sz w:val="18"/>
+        </w:rPr>
+        <w:t>app/memory/feedback_loop.py</w:t>
+      </w:r>
+      <w:r>
+        <w:t xml:space="preserve"> 判断是否满足沉淀规则；通过 PII 检测和去标识化后才写匿名案例。</w:t>
       </w:r>
     </w:p>
     <w:p>
-      <w:pPr>
-        <w:pStyle w:val="ListBullet"/>
-      </w:pPr>
       <w:r>
         <w:rPr>
-          <w:rFonts w:ascii="Calibri" w:hAnsi="Calibri" w:eastAsia="微软雅黑"/>
           <w:b/>
-          <w:sz w:val="21"/>
         </w:rPr>
-        <w:t>W5 语料链</w:t>
+        <w:t>PII</w:t>
+      </w:r>
+      <w:r>
+        <w:t xml:space="preserve"> 是可以识别个人的信息，例如邮箱、电话和个人链接。匿名案例检索位于 </w:t>
       </w:r>
       <w:r>
         <w:rPr>
-          <w:rFonts w:ascii="Calibri" w:hAnsi="Calibri" w:eastAsia="微软雅黑"/>
-          <w:sz w:val="21"/>
+          <w:rFonts w:ascii="Consolas" w:hAnsi="Consolas" w:eastAsia="Consolas"/>
+          <w:color w:val="7A2121"/>
+          <w:sz w:val="18"/>
         </w:rPr>
-        <w:t>：</w:t>
+        <w:t>app/memory/case_base.py</w:t>
+      </w:r>
+      <w:r>
+        <w:t xml:space="preserve">，只为隐式空间提供有限调序信号。现有已知边界仍成立：反馈写入链和隐式读取链使用的表尚未完全统一，详见 </w:t>
       </w:r>
       <w:r>
         <w:rPr>
-          <w:rFonts w:ascii="Consolas" w:hAnsi="Consolas" w:eastAsia="微软雅黑"/>
-          <w:color w:val="8A3B1E"/>
-          <w:sz w:val="20"/>
+          <w:rFonts w:ascii="Consolas" w:hAnsi="Consolas" w:eastAsia="Consolas"/>
+          <w:color w:val="7A2121"/>
+          <w:sz w:val="18"/>
         </w:rPr>
-        <w:t>transform_jobs_cn_uk.py</w:t>
-      </w:r>
-      <w:r>
-        <w:rPr>
-          <w:rFonts w:ascii="Calibri" w:hAnsi="Calibri" w:eastAsia="微软雅黑"/>
-          <w:sz w:val="21"/>
-        </w:rPr>
-        <w:t xml:space="preserve">（33,246 行源 → 31,879 接受，SHA-256 排序精确配额 CN 22,315/UK 9,564，公司/城市/签证确定性映射，薪资只存 source_metadata，两次运行字节一致）→ </w:t>
-      </w:r>
-      <w:r>
-        <w:rPr>
-          <w:rFonts w:ascii="Consolas" w:hAnsi="Consolas" w:eastAsia="微软雅黑"/>
-          <w:color w:val="8A3B1E"/>
-          <w:sz w:val="20"/>
-        </w:rPr>
-        <w:t>import_cnuk_demo.py</w:t>
-      </w:r>
-      <w:r>
-        <w:rPr>
-          <w:rFonts w:ascii="Calibri" w:hAnsi="Calibri" w:eastAsia="微软雅黑"/>
-          <w:sz w:val="21"/>
-        </w:rPr>
-        <w:t xml:space="preserve">（500 行窗口断点续跑、embedding 指纹锁定，全量 32.2 分钟九项对账全中）→ </w:t>
-      </w:r>
-      <w:r>
-        <w:rPr>
-          <w:rFonts w:ascii="Consolas" w:hAnsi="Consolas" w:eastAsia="微软雅黑"/>
-          <w:color w:val="8A3B1E"/>
-          <w:sz w:val="20"/>
-        </w:rPr>
-        <w:t>cutover_cnuk_demo.py</w:t>
-      </w:r>
-      <w:r>
-        <w:rPr>
-          <w:rFonts w:ascii="Calibri" w:hAnsi="Calibri" w:eastAsia="微软雅黑"/>
-          <w:sz w:val="21"/>
-        </w:rPr>
-        <w:t>（活跃 run 拒绝 +入队共享锁 ↔ 切换排他锁围栏 + 逐行快照回滚 + 干净部署哨兵行）。</w:t>
-      </w:r>
-    </w:p>
-    <w:p>
-      <w:pPr>
-        <w:pStyle w:val="ListBullet"/>
-      </w:pPr>
-      <w:r>
-        <w:rPr>
-          <w:rFonts w:ascii="Calibri" w:hAnsi="Calibri" w:eastAsia="微软雅黑"/>
-          <w:b/>
-          <w:sz w:val="21"/>
-        </w:rPr>
-        <w:t>标记链</w:t>
-      </w:r>
-      <w:r>
-        <w:rPr>
-          <w:rFonts w:ascii="Calibri" w:hAnsi="Calibri" w:eastAsia="微软雅黑"/>
-          <w:sz w:val="21"/>
-        </w:rPr>
-        <w:t>：jobs.demo_synthetic → 检索 SELECT → ranking_scores → 发布门拦缺标 →RecommendationResult 字段 → 前端徽章；生产开放 demo 行必须 DEMO_CORPUS_ENABLED=true。</w:t>
+        <w:t>docs/limitations_and_future_work.md</w:t>
+      </w:r>
+      <w:r>
+        <w:t>；不能把它描述为已经验证的长期在线学习效果。</w:t>
       </w:r>
     </w:p>
     <w:p>
@@ -2129,103 +4234,699 @@
         <w:pStyle w:val="Heading2"/>
       </w:pPr>
       <w:r>
-        <w:rPr>
-          <w:rFonts w:ascii="Calibri" w:hAnsi="Calibri" w:eastAsia="微软雅黑"/>
-          <w:b/>
-          <w:color w:val="332E28"/>
-          <w:sz w:val="26"/>
-        </w:rPr>
-        <w:t>10. 记忆与反馈（app/memory）</w:t>
+        <w:t>16. 评估管线与可引用数字</w:t>
       </w:r>
     </w:p>
     <w:p>
-      <w:pPr>
-        <w:pStyle w:val="ListBullet"/>
-      </w:pPr>
+      <w:r>
+        <w:t xml:space="preserve">排名指标实现于 </w:t>
+      </w:r>
       <w:r>
         <w:rPr>
-          <w:rFonts w:ascii="Calibri" w:hAnsi="Calibri" w:eastAsia="微软雅黑"/>
-          <w:b/>
-          <w:sz w:val="21"/>
+          <w:rFonts w:ascii="Consolas" w:hAnsi="Consolas" w:eastAsia="Consolas"/>
+          <w:color w:val="7A2121"/>
+          <w:sz w:val="18"/>
         </w:rPr>
-        <w:t>产品画像记忆走 `user_profiles` 表</w:t>
+        <w:t>app/evaluation/metrics.py:12</w:t>
+      </w:r>
+      <w:r>
+        <w:t xml:space="preserve"> </w:t>
       </w:r>
       <w:r>
         <w:rPr>
-          <w:rFonts w:ascii="Calibri" w:hAnsi="Calibri" w:eastAsia="微软雅黑"/>
-          <w:sz w:val="21"/>
+          <w:rFonts w:ascii="Consolas" w:hAnsi="Consolas" w:eastAsia="Consolas"/>
+          <w:color w:val="7A2121"/>
+          <w:sz w:val="18"/>
         </w:rPr>
-        <w:t>（</w:t>
+        <w:t>evaluate_rankings</w:t>
+      </w:r>
+      <w:r>
+        <w:t xml:space="preserve">；硬过滤核验在 </w:t>
       </w:r>
       <w:r>
         <w:rPr>
-          <w:rFonts w:ascii="Consolas" w:hAnsi="Consolas" w:eastAsia="微软雅黑"/>
-          <w:color w:val="8A3B1E"/>
-          <w:sz w:val="20"/>
+          <w:rFonts w:ascii="Consolas" w:hAnsi="Consolas" w:eastAsia="Consolas"/>
+          <w:color w:val="7A2121"/>
+          <w:sz w:val="18"/>
         </w:rPr>
-        <w:t>auth/routes.py</w:t>
+        <w:t>:141</w:t>
+      </w:r>
+      <w:r>
+        <w:t xml:space="preserve">，证据忠实度在 </w:t>
       </w:r>
       <w:r>
         <w:rPr>
-          <w:rFonts w:ascii="Calibri" w:hAnsi="Calibri" w:eastAsia="微软雅黑"/>
-          <w:sz w:val="21"/>
+          <w:rFonts w:ascii="Consolas" w:hAnsi="Consolas" w:eastAsia="Consolas"/>
+          <w:color w:val="7A2121"/>
+          <w:sz w:val="18"/>
         </w:rPr>
-        <w:t xml:space="preserve"> 的 load_profile/merge_profile）：咨询首轮展示"上次确认过的画像"草稿、需用户确认才生效，finalize 后回写。</w:t>
+        <w:t>:169</w:t>
+      </w:r>
+      <w:r>
+        <w:t xml:space="preserve">。演示语料评估入口为 </w:t>
       </w:r>
       <w:r>
         <w:rPr>
-          <w:rFonts w:ascii="Consolas" w:hAnsi="Consolas" w:eastAsia="微软雅黑"/>
-          <w:color w:val="8A3B1E"/>
-          <w:sz w:val="20"/>
+          <w:rFonts w:ascii="Consolas" w:hAnsi="Consolas" w:eastAsia="Consolas"/>
+          <w:color w:val="7A2121"/>
+          <w:sz w:val="18"/>
         </w:rPr>
-        <w:t>private_memory.py</w:t>
-      </w:r>
-      <w:r>
-        <w:rPr>
-          <w:rFonts w:ascii="Calibri" w:hAnsi="Calibri" w:eastAsia="微软雅黑"/>
-          <w:sz w:val="21"/>
-        </w:rPr>
-        <w:t xml:space="preserve"> 是更早的 P1 私有简历记忆接口，目前无生产调用方（诚实标注）。</w:t>
+        <w:t>scripts/evaluate_demo_corpus.py:136</w:t>
+      </w:r>
+      <w:r>
+        <w:t>。</w:t>
       </w:r>
     </w:p>
     <w:p>
+      <w:r>
+        <w:t>版本化口径：</w:t>
+      </w:r>
+      <w:r>
+        <w:rPr>
+          <w:rFonts w:ascii="Consolas" w:hAnsi="Consolas" w:eastAsia="Consolas"/>
+          <w:color w:val="7A2121"/>
+          <w:sz w:val="18"/>
+        </w:rPr>
+        <w:t>data/eval/demo_corpus_cross_v1/</w:t>
+      </w:r>
+      <w:r>
+        <w:t xml:space="preserve">，语料 </w:t>
+      </w:r>
+      <w:r>
+        <w:rPr>
+          <w:rFonts w:ascii="Consolas" w:hAnsi="Consolas" w:eastAsia="Consolas"/>
+          <w:color w:val="7A2121"/>
+          <w:sz w:val="18"/>
+        </w:rPr>
+        <w:t>linkedin_ml_cnuk_demo_v1</w:t>
+      </w:r>
+      <w:r>
+        <w:t>，31,879 个岗位、15 条查询、852 个池化判定对。标签为 LLM 评审且未经人工复核；Recall 是池内口径，主要用于同一轮通道比较。</w:t>
+      </w:r>
+    </w:p>
+    <w:tbl>
+      <w:tblPr>
+        <w:tblStyle w:val="TableGrid"/>
+        <w:tblW w:type="auto" w:w="0"/>
+        <w:tblLayout w:type="autofit"/>
+        <w:tblLook w:firstColumn="1" w:firstRow="1" w:lastColumn="0" w:lastRow="0" w:noHBand="0" w:noVBand="1" w:val="04A0"/>
+      </w:tblPr>
+      <w:tblGrid>
+        <w:gridCol w:w="1904"/>
+        <w:gridCol w:w="1904"/>
+        <w:gridCol w:w="1904"/>
+        <w:gridCol w:w="1904"/>
+        <w:gridCol w:w="1904"/>
+      </w:tblGrid>
+      <w:tr>
+        <w:trPr>
+          <w:tblHeader w:val="true"/>
+        </w:trPr>
+        <w:tc>
+          <w:tcPr>
+            <w:tcW w:type="dxa" w:w="1904"/>
+            <w:shd w:fill="D9EAF7"/>
+          </w:tcPr>
+          <w:p>
+            <w:pPr>
+              <w:spacing w:after="40"/>
+            </w:pPr>
+            <w:r>
+              <w:rPr>
+                <w:b/>
+              </w:rPr>
+            </w:r>
+            <w:r>
+              <w:rPr>
+                <w:b/>
+              </w:rPr>
+              <w:t>run</w:t>
+            </w:r>
+          </w:p>
+        </w:tc>
+        <w:tc>
+          <w:tcPr>
+            <w:tcW w:type="dxa" w:w="1904"/>
+            <w:shd w:fill="D9EAF7"/>
+          </w:tcPr>
+          <w:p>
+            <w:pPr>
+              <w:spacing w:after="40"/>
+            </w:pPr>
+            <w:r>
+              <w:rPr>
+                <w:b/>
+              </w:rPr>
+            </w:r>
+            <w:r>
+              <w:rPr>
+                <w:b/>
+              </w:rPr>
+              <w:t>P@5</w:t>
+            </w:r>
+          </w:p>
+        </w:tc>
+        <w:tc>
+          <w:tcPr>
+            <w:tcW w:type="dxa" w:w="1904"/>
+            <w:shd w:fill="D9EAF7"/>
+          </w:tcPr>
+          <w:p>
+            <w:pPr>
+              <w:spacing w:after="40"/>
+            </w:pPr>
+            <w:r>
+              <w:rPr>
+                <w:b/>
+              </w:rPr>
+            </w:r>
+            <w:r>
+              <w:rPr>
+                <w:b/>
+              </w:rPr>
+              <w:t>R@10</w:t>
+            </w:r>
+          </w:p>
+        </w:tc>
+        <w:tc>
+          <w:tcPr>
+            <w:tcW w:type="dxa" w:w="1904"/>
+            <w:shd w:fill="D9EAF7"/>
+          </w:tcPr>
+          <w:p>
+            <w:pPr>
+              <w:spacing w:after="40"/>
+            </w:pPr>
+            <w:r>
+              <w:rPr>
+                <w:b/>
+              </w:rPr>
+            </w:r>
+            <w:r>
+              <w:rPr>
+                <w:b/>
+              </w:rPr>
+              <w:t>MRR</w:t>
+            </w:r>
+          </w:p>
+        </w:tc>
+        <w:tc>
+          <w:tcPr>
+            <w:tcW w:type="dxa" w:w="1904"/>
+            <w:shd w:fill="D9EAF7"/>
+          </w:tcPr>
+          <w:p>
+            <w:pPr>
+              <w:spacing w:after="40"/>
+            </w:pPr>
+            <w:r>
+              <w:rPr>
+                <w:b/>
+              </w:rPr>
+            </w:r>
+            <w:r>
+              <w:rPr>
+                <w:b/>
+              </w:rPr>
+              <w:t>NDCG@5</w:t>
+            </w:r>
+          </w:p>
+        </w:tc>
+      </w:tr>
+      <w:tr>
+        <w:tc>
+          <w:tcPr>
+            <w:tcW w:type="dxa" w:w="1904"/>
+          </w:tcPr>
+          <w:p>
+            <w:pPr>
+              <w:spacing w:after="40"/>
+            </w:pPr>
+            <w:r/>
+            <w:r>
+              <w:t>BM25 within pool</w:t>
+            </w:r>
+          </w:p>
+        </w:tc>
+        <w:tc>
+          <w:tcPr>
+            <w:tcW w:type="dxa" w:w="1904"/>
+          </w:tcPr>
+          <w:p>
+            <w:pPr>
+              <w:spacing w:after="40"/>
+            </w:pPr>
+            <w:r/>
+            <w:r>
+              <w:t>0.413</w:t>
+            </w:r>
+          </w:p>
+        </w:tc>
+        <w:tc>
+          <w:tcPr>
+            <w:tcW w:type="dxa" w:w="1904"/>
+          </w:tcPr>
+          <w:p>
+            <w:pPr>
+              <w:spacing w:after="40"/>
+            </w:pPr>
+            <w:r/>
+            <w:r>
+              <w:t>0.149</w:t>
+            </w:r>
+          </w:p>
+        </w:tc>
+        <w:tc>
+          <w:tcPr>
+            <w:tcW w:type="dxa" w:w="1904"/>
+          </w:tcPr>
+          <w:p>
+            <w:pPr>
+              <w:spacing w:after="40"/>
+            </w:pPr>
+            <w:r/>
+            <w:r>
+              <w:t>0.680</w:t>
+            </w:r>
+          </w:p>
+        </w:tc>
+        <w:tc>
+          <w:tcPr>
+            <w:tcW w:type="dxa" w:w="1904"/>
+          </w:tcPr>
+          <w:p>
+            <w:pPr>
+              <w:spacing w:after="40"/>
+            </w:pPr>
+            <w:r/>
+            <w:r>
+              <w:t>0.458</w:t>
+            </w:r>
+          </w:p>
+        </w:tc>
+      </w:tr>
+      <w:tr>
+        <w:tc>
+          <w:tcPr>
+            <w:tcW w:type="dxa" w:w="1904"/>
+          </w:tcPr>
+          <w:p>
+            <w:pPr>
+              <w:spacing w:after="40"/>
+            </w:pPr>
+            <w:r/>
+            <w:r>
+              <w:t>Dense within pool</w:t>
+            </w:r>
+          </w:p>
+        </w:tc>
+        <w:tc>
+          <w:tcPr>
+            <w:tcW w:type="dxa" w:w="1904"/>
+          </w:tcPr>
+          <w:p>
+            <w:pPr>
+              <w:spacing w:after="40"/>
+            </w:pPr>
+            <w:r/>
+            <w:r>
+              <w:t>0.707</w:t>
+            </w:r>
+          </w:p>
+        </w:tc>
+        <w:tc>
+          <w:tcPr>
+            <w:tcW w:type="dxa" w:w="1904"/>
+          </w:tcPr>
+          <w:p>
+            <w:pPr>
+              <w:spacing w:after="40"/>
+            </w:pPr>
+            <w:r/>
+            <w:r>
+              <w:t>0.244</w:t>
+            </w:r>
+          </w:p>
+        </w:tc>
+        <w:tc>
+          <w:tcPr>
+            <w:tcW w:type="dxa" w:w="1904"/>
+          </w:tcPr>
+          <w:p>
+            <w:pPr>
+              <w:spacing w:after="40"/>
+            </w:pPr>
+            <w:r/>
+            <w:r>
+              <w:t>0.900</w:t>
+            </w:r>
+          </w:p>
+        </w:tc>
+        <w:tc>
+          <w:tcPr>
+            <w:tcW w:type="dxa" w:w="1904"/>
+          </w:tcPr>
+          <w:p>
+            <w:pPr>
+              <w:spacing w:after="40"/>
+            </w:pPr>
+            <w:r/>
+            <w:r>
+              <w:t>0.726</w:t>
+            </w:r>
+          </w:p>
+        </w:tc>
+      </w:tr>
+      <w:tr>
+        <w:tc>
+          <w:tcPr>
+            <w:tcW w:type="dxa" w:w="1904"/>
+          </w:tcPr>
+          <w:p>
+            <w:pPr>
+              <w:spacing w:after="40"/>
+            </w:pPr>
+            <w:r/>
+            <w:r>
+              <w:t>base 混合主线</w:t>
+            </w:r>
+          </w:p>
+        </w:tc>
+        <w:tc>
+          <w:tcPr>
+            <w:tcW w:type="dxa" w:w="1904"/>
+          </w:tcPr>
+          <w:p>
+            <w:pPr>
+              <w:spacing w:after="40"/>
+            </w:pPr>
+            <w:r/>
+            <w:r>
+              <w:t>0.720</w:t>
+            </w:r>
+          </w:p>
+        </w:tc>
+        <w:tc>
+          <w:tcPr>
+            <w:tcW w:type="dxa" w:w="1904"/>
+          </w:tcPr>
+          <w:p>
+            <w:pPr>
+              <w:spacing w:after="40"/>
+            </w:pPr>
+            <w:r/>
+            <w:r>
+              <w:t>0.262</w:t>
+            </w:r>
+          </w:p>
+        </w:tc>
+        <w:tc>
+          <w:tcPr>
+            <w:tcW w:type="dxa" w:w="1904"/>
+          </w:tcPr>
+          <w:p>
+            <w:pPr>
+              <w:spacing w:after="40"/>
+            </w:pPr>
+            <w:r/>
+            <w:r>
+              <w:t>0.822</w:t>
+            </w:r>
+          </w:p>
+        </w:tc>
+        <w:tc>
+          <w:tcPr>
+            <w:tcW w:type="dxa" w:w="1904"/>
+          </w:tcPr>
+          <w:p>
+            <w:pPr>
+              <w:spacing w:after="40"/>
+            </w:pPr>
+            <w:r/>
+            <w:r>
+              <w:t>0.720</w:t>
+            </w:r>
+          </w:p>
+        </w:tc>
+      </w:tr>
+      <w:tr>
+        <w:tc>
+          <w:tcPr>
+            <w:tcW w:type="dxa" w:w="1904"/>
+          </w:tcPr>
+          <w:p>
+            <w:pPr>
+              <w:spacing w:after="40"/>
+            </w:pPr>
+            <w:r/>
+            <w:r>
+              <w:t>RAPTOR</w:t>
+            </w:r>
+          </w:p>
+        </w:tc>
+        <w:tc>
+          <w:tcPr>
+            <w:tcW w:type="dxa" w:w="1904"/>
+          </w:tcPr>
+          <w:p>
+            <w:pPr>
+              <w:spacing w:after="40"/>
+            </w:pPr>
+            <w:r/>
+            <w:r>
+              <w:t>0.800</w:t>
+            </w:r>
+          </w:p>
+        </w:tc>
+        <w:tc>
+          <w:tcPr>
+            <w:tcW w:type="dxa" w:w="1904"/>
+          </w:tcPr>
+          <w:p>
+            <w:pPr>
+              <w:spacing w:after="40"/>
+            </w:pPr>
+            <w:r/>
+            <w:r>
+              <w:t>0.284</w:t>
+            </w:r>
+          </w:p>
+        </w:tc>
+        <w:tc>
+          <w:tcPr>
+            <w:tcW w:type="dxa" w:w="1904"/>
+          </w:tcPr>
+          <w:p>
+            <w:pPr>
+              <w:spacing w:after="40"/>
+            </w:pPr>
+            <w:r/>
+            <w:r>
+              <w:t>0.967</w:t>
+            </w:r>
+          </w:p>
+        </w:tc>
+        <w:tc>
+          <w:tcPr>
+            <w:tcW w:type="dxa" w:w="1904"/>
+          </w:tcPr>
+          <w:p>
+            <w:pPr>
+              <w:spacing w:after="40"/>
+            </w:pPr>
+            <w:r/>
+            <w:r>
+              <w:t>0.839</w:t>
+            </w:r>
+          </w:p>
+        </w:tc>
+      </w:tr>
+      <w:tr>
+        <w:tc>
+          <w:tcPr>
+            <w:tcW w:type="dxa" w:w="1904"/>
+          </w:tcPr>
+          <w:p>
+            <w:pPr>
+              <w:spacing w:after="40"/>
+            </w:pPr>
+            <w:r/>
+            <w:r>
+              <w:t>Cross-Encoder</w:t>
+            </w:r>
+          </w:p>
+        </w:tc>
+        <w:tc>
+          <w:tcPr>
+            <w:tcW w:type="dxa" w:w="1904"/>
+          </w:tcPr>
+          <w:p>
+            <w:pPr>
+              <w:spacing w:after="40"/>
+            </w:pPr>
+            <w:r/>
+            <w:r>
+              <w:t>0.907</w:t>
+            </w:r>
+          </w:p>
+        </w:tc>
+        <w:tc>
+          <w:tcPr>
+            <w:tcW w:type="dxa" w:w="1904"/>
+          </w:tcPr>
+          <w:p>
+            <w:pPr>
+              <w:spacing w:after="40"/>
+            </w:pPr>
+            <w:r/>
+            <w:r>
+              <w:t>0.310</w:t>
+            </w:r>
+          </w:p>
+        </w:tc>
+        <w:tc>
+          <w:tcPr>
+            <w:tcW w:type="dxa" w:w="1904"/>
+          </w:tcPr>
+          <w:p>
+            <w:pPr>
+              <w:spacing w:after="40"/>
+            </w:pPr>
+            <w:r/>
+            <w:r>
+              <w:t>0.900</w:t>
+            </w:r>
+          </w:p>
+        </w:tc>
+        <w:tc>
+          <w:tcPr>
+            <w:tcW w:type="dxa" w:w="1904"/>
+          </w:tcPr>
+          <w:p>
+            <w:pPr>
+              <w:spacing w:after="40"/>
+            </w:pPr>
+            <w:r/>
+            <w:r>
+              <w:t>0.897</w:t>
+            </w:r>
+          </w:p>
+        </w:tc>
+      </w:tr>
+      <w:tr>
+        <w:tc>
+          <w:tcPr>
+            <w:tcW w:type="dxa" w:w="1904"/>
+          </w:tcPr>
+          <w:p>
+            <w:pPr>
+              <w:spacing w:after="40"/>
+            </w:pPr>
+            <w:r/>
+            <w:r>
+              <w:t>RAPTOR + Cross-Encoder</w:t>
+            </w:r>
+          </w:p>
+        </w:tc>
+        <w:tc>
+          <w:tcPr>
+            <w:tcW w:type="dxa" w:w="1904"/>
+          </w:tcPr>
+          <w:p>
+            <w:pPr>
+              <w:spacing w:after="40"/>
+            </w:pPr>
+            <w:r/>
+            <w:r>
+              <w:t>0.920</w:t>
+            </w:r>
+          </w:p>
+        </w:tc>
+        <w:tc>
+          <w:tcPr>
+            <w:tcW w:type="dxa" w:w="1904"/>
+          </w:tcPr>
+          <w:p>
+            <w:pPr>
+              <w:spacing w:after="40"/>
+            </w:pPr>
+            <w:r/>
+            <w:r>
+              <w:t>0.323</w:t>
+            </w:r>
+          </w:p>
+        </w:tc>
+        <w:tc>
+          <w:tcPr>
+            <w:tcW w:type="dxa" w:w="1904"/>
+          </w:tcPr>
+          <w:p>
+            <w:pPr>
+              <w:spacing w:after="40"/>
+            </w:pPr>
+            <w:r/>
+            <w:r>
+              <w:t>1.000</w:t>
+            </w:r>
+          </w:p>
+        </w:tc>
+        <w:tc>
+          <w:tcPr>
+            <w:tcW w:type="dxa" w:w="1904"/>
+          </w:tcPr>
+          <w:p>
+            <w:pPr>
+              <w:spacing w:after="40"/>
+            </w:pPr>
+            <w:r/>
+            <w:r>
+              <w:t>0.939</w:t>
+            </w:r>
+          </w:p>
+        </w:tc>
+      </w:tr>
+    </w:tbl>
+    <w:p>
       <w:pPr>
-        <w:pStyle w:val="ListBullet"/>
+        <w:spacing w:after="0"/>
       </w:pPr>
-      <w:r>
-        <w:rPr>
-          <w:rFonts w:ascii="Consolas" w:hAnsi="Consolas" w:eastAsia="微软雅黑"/>
-          <w:color w:val="8A3B1E"/>
-          <w:sz w:val="20"/>
-        </w:rPr>
-        <w:t>feedback_loop.py</w:t>
-      </w:r>
-      <w:r>
-        <w:rPr>
-          <w:rFonts w:ascii="Calibri" w:hAnsi="Calibri" w:eastAsia="微软雅黑"/>
-          <w:sz w:val="21"/>
-        </w:rPr>
-        <w:t>：投递反馈闭环——reaction 落库（幂等键）→ Supervisor 评估是否沉淀 → 去标识化后写匿名案例库（PII 检测拦截）；闭环失败记录错误可重试。</w:t>
-      </w:r>
     </w:p>
     <w:p>
-      <w:pPr>
-        <w:pStyle w:val="ListBullet"/>
-      </w:pPr>
+      <w:r>
+        <w:t xml:space="preserve">这些数字只来自 </w:t>
+      </w:r>
       <w:r>
         <w:rPr>
-          <w:rFonts w:ascii="Consolas" w:hAnsi="Consolas" w:eastAsia="微软雅黑"/>
-          <w:color w:val="8A3B1E"/>
-          <w:sz w:val="20"/>
+          <w:rFonts w:ascii="Consolas" w:hAnsi="Consolas" w:eastAsia="Consolas"/>
+          <w:color w:val="7A2121"/>
+          <w:sz w:val="18"/>
         </w:rPr>
-        <w:t>case_base.py</w:t>
+        <w:t>data/eval/demo_corpus_cross_v1/manifest.json</w:t>
+      </w:r>
+      <w:r>
+        <w:t xml:space="preserve">、同目录 rankings/labels，以及 </w:t>
       </w:r>
       <w:r>
         <w:rPr>
-          <w:rFonts w:ascii="Calibri" w:hAnsi="Calibri" w:eastAsia="微软雅黑"/>
-          <w:sz w:val="21"/>
+          <w:rFonts w:ascii="Consolas" w:hAnsi="Consolas" w:eastAsia="Consolas"/>
+          <w:color w:val="7A2121"/>
+          <w:sz w:val="18"/>
         </w:rPr>
-        <w:t>：匿名案例的 embedding 检索（隐式空间数据源）。已知边界：写入链与隐式读取链是两套表（known_issues #1，有意暂缓）。</w:t>
+        <w:t>docs/validation/2026-08-06-cross-encoder-ablation.md</w:t>
+      </w:r>
+      <w:r>
+        <w:t xml:space="preserve">。不同池化轮次不能直接横比；MRR </w:t>
+      </w:r>
+      <w:r>
+        <w:rPr>
+          <w:rFonts w:ascii="Consolas" w:hAnsi="Consolas" w:eastAsia="Consolas"/>
+          <w:color w:val="7A2121"/>
+          <w:sz w:val="18"/>
+        </w:rPr>
+        <w:t>1.000</w:t>
+      </w:r>
+      <w:r>
+        <w:t xml:space="preserve"> 只表示这 15 条查询在该池化评审下首位均相关，不表示真实用户一定满意。</w:t>
       </w:r>
     </w:p>
     <w:p>
@@ -2233,479 +4934,30 @@
         <w:pStyle w:val="Heading2"/>
       </w:pPr>
       <w:r>
-        <w:rPr>
-          <w:rFonts w:ascii="Calibri" w:hAnsi="Calibri" w:eastAsia="微软雅黑"/>
-          <w:b/>
-          <w:color w:val="332E28"/>
-          <w:sz w:val="26"/>
-        </w:rPr>
-        <w:t>11. 评估体系（app/evaluation + scripts）</w:t>
+        <w:t>17. 批次 9 验收与测试计数</w:t>
       </w:r>
     </w:p>
     <w:p>
       <w:r>
+        <w:t>冻结验收唯一计数来源：</w:t>
+      </w:r>
+      <w:r>
         <w:rPr>
-          <w:rFonts w:ascii="Calibri" w:hAnsi="Calibri" w:eastAsia="微软雅黑"/>
-          <w:sz w:val="21"/>
+          <w:rFonts w:ascii="Consolas" w:hAnsi="Consolas" w:eastAsia="Consolas"/>
+          <w:color w:val="7A2121"/>
+          <w:sz w:val="18"/>
         </w:rPr>
-        <w:t>两套口径，论文必须分开写：</w:t>
-      </w:r>
-    </w:p>
-    <w:p>
-      <w:pPr>
-        <w:pStyle w:val="ListBullet"/>
-      </w:pPr>
-      <w:r>
-        <w:rPr>
-          <w:rFonts w:ascii="Calibri" w:hAnsi="Calibri" w:eastAsia="微软雅黑"/>
-          <w:b/>
-          <w:sz w:val="21"/>
-        </w:rPr>
-        <w:t>原口径</w:t>
-      </w:r>
-      <w:r>
-        <w:rPr>
-          <w:rFonts w:ascii="Calibri" w:hAnsi="Calibri" w:eastAsia="微软雅黑"/>
-          <w:sz w:val="21"/>
-        </w:rPr>
-        <w:t>：arshkon-1000 语料 + 15 查询人工标注（离线词法基线 + 50 岗种子库）；</w:t>
-      </w:r>
-    </w:p>
-    <w:p>
-      <w:pPr>
-        <w:pStyle w:val="ListBullet"/>
-      </w:pPr>
-      <w:r>
-        <w:rPr>
-          <w:rFonts w:ascii="Calibri" w:hAnsi="Calibri" w:eastAsia="微软雅黑"/>
-          <w:b/>
-          <w:sz w:val="21"/>
-        </w:rPr>
-        <w:t>演示语料口径</w:t>
-      </w:r>
-      <w:r>
-        <w:rPr>
-          <w:rFonts w:ascii="Calibri" w:hAnsi="Calibri" w:eastAsia="微软雅黑"/>
-          <w:sz w:val="21"/>
-        </w:rPr>
-        <w:t>：</w:t>
-      </w:r>
-      <w:r>
-        <w:rPr>
-          <w:rFonts w:ascii="Consolas" w:hAnsi="Consolas" w:eastAsia="微软雅黑"/>
-          <w:color w:val="8A3B1E"/>
-          <w:sz w:val="20"/>
-        </w:rPr>
-        <w:t>evaluate_demo_corpus.py</w:t>
-      </w:r>
-      <w:r>
-        <w:rPr>
-          <w:rFonts w:ascii="Calibri" w:hAnsi="Calibri" w:eastAsia="微软雅黑"/>
-          <w:sz w:val="21"/>
-        </w:rPr>
-        <w:t xml:space="preserve">——同 15 查询在真实 31,879 库上TREC 池化 + DeepSeek 评审标注，Recall 为池内口径偏乐观、主要看通道相对差。指标实现在 </w:t>
-      </w:r>
-      <w:r>
-        <w:rPr>
-          <w:rFonts w:ascii="Consolas" w:hAnsi="Consolas" w:eastAsia="微软雅黑"/>
-          <w:color w:val="8A3B1E"/>
-          <w:sz w:val="20"/>
-        </w:rPr>
-        <w:t>evaluation/metrics.py</w:t>
-      </w:r>
-      <w:r>
-        <w:rPr>
-          <w:rFonts w:ascii="Calibri" w:hAnsi="Calibri" w:eastAsia="微软雅黑"/>
-          <w:sz w:val="21"/>
-        </w:rPr>
-        <w:t>（P/R/MRR/NDCG@K，宏平均）。</w:t>
-      </w:r>
-      <w:r>
-        <w:rPr>
-          <w:rFonts w:ascii="Calibri" w:hAnsi="Calibri" w:eastAsia="微软雅黑"/>
-          <w:b/>
-          <w:sz w:val="21"/>
-        </w:rPr>
-        <w:t>2×2 因子消融</w:t>
-      </w:r>
-      <w:r>
-        <w:rPr>
-          <w:rFonts w:ascii="Calibri" w:hAnsi="Calibri" w:eastAsia="微软雅黑"/>
-          <w:sz w:val="21"/>
-        </w:rPr>
-        <w:t xml:space="preserve">（2026-08-06，852 对判定；RAPTOR 与 Cross 是并列单因素 run，非顺序叠加）：BM25 池内 P@5 0.413 / dense 0.707 / 混合 base 0.720 /RAPTOR-only 0.800 / Cross-only 0.907 / </w:t>
-      </w:r>
-      <w:r>
-        <w:rPr>
-          <w:rFonts w:ascii="Calibri" w:hAnsi="Calibri" w:eastAsia="微软雅黑"/>
-          <w:b/>
-          <w:sz w:val="21"/>
-        </w:rPr>
-        <w:t>两者同开 0.920（MRR 1.000，15 查询首位全中）</w:t>
-      </w:r>
-      <w:r>
-        <w:rPr>
-          <w:rFonts w:ascii="Calibri" w:hAnsi="Calibri" w:eastAsia="微软雅黑"/>
-          <w:sz w:val="21"/>
-        </w:rPr>
-        <w:t>。注意 08-05 与 08-06 两轮池化口径不同，跨轮数字不可直接比较。</w:t>
-      </w:r>
-    </w:p>
-    <w:p>
-      <w:pPr>
-        <w:pStyle w:val="Heading2"/>
-      </w:pPr>
-      <w:r>
-        <w:rPr>
-          <w:rFonts w:ascii="Calibri" w:hAnsi="Calibri" w:eastAsia="微软雅黑"/>
-          <w:b/>
-          <w:color w:val="332E28"/>
-          <w:sz w:val="26"/>
-        </w:rPr>
-        <w:t>12. 前端（frontend/src）</w:t>
-      </w:r>
-    </w:p>
-    <w:p>
-      <w:pPr>
-        <w:pStyle w:val="ListBullet"/>
-      </w:pPr>
-      <w:r>
-        <w:rPr>
-          <w:rFonts w:ascii="Consolas" w:hAnsi="Consolas" w:eastAsia="微软雅黑"/>
-          <w:color w:val="8A3B1E"/>
-          <w:sz w:val="20"/>
-        </w:rPr>
-        <w:t>v2/LandingPage.tsx</w:t>
-      </w:r>
-      <w:r>
-        <w:rPr>
-          <w:rFonts w:ascii="Calibri" w:hAnsi="Calibri" w:eastAsia="微软雅黑"/>
-          <w:sz w:val="21"/>
-        </w:rPr>
-        <w:t xml:space="preserve"> 登录卡（通道由 capabilities.otp_channels 门控）；</w:t>
-      </w:r>
-    </w:p>
-    <w:p>
-      <w:pPr>
-        <w:pStyle w:val="ListBullet"/>
-      </w:pPr>
-      <w:r>
-        <w:rPr>
-          <w:rFonts w:ascii="Consolas" w:hAnsi="Consolas" w:eastAsia="微软雅黑"/>
-          <w:color w:val="8A3B1E"/>
-          <w:sz w:val="20"/>
-        </w:rPr>
-        <w:t>v2/AppShell.tsx</w:t>
-      </w:r>
-      <w:r>
-        <w:rPr>
-          <w:rFonts w:ascii="Calibri" w:hAnsi="Calibri" w:eastAsia="微软雅黑"/>
-          <w:sz w:val="21"/>
-        </w:rPr>
-        <w:t xml:space="preserve"> 侧栏 + 付费墙弹窗 + 401 全局出口；</w:t>
-      </w:r>
-    </w:p>
-    <w:p>
-      <w:pPr>
-        <w:pStyle w:val="ListBullet"/>
-      </w:pPr>
-      <w:r>
-        <w:rPr>
-          <w:rFonts w:ascii="Consolas" w:hAnsi="Consolas" w:eastAsia="微软雅黑"/>
-          <w:color w:val="8A3B1E"/>
-          <w:sz w:val="20"/>
-        </w:rPr>
-        <w:t>v2/WorkbenchPage.tsx</w:t>
-      </w:r>
-      <w:r>
-        <w:rPr>
-          <w:rFonts w:ascii="Calibri" w:hAnsi="Calibri" w:eastAsia="微软雅黑"/>
-          <w:sz w:val="21"/>
-        </w:rPr>
-        <w:t xml:space="preserve"> 群聊工作台（上传/确认/咨询/确认单/播报/结果一条时间线；409 双义消歧、CAS 轮次、确认单作废、URL 携带 run id）；</w:t>
-      </w:r>
-    </w:p>
-    <w:p>
-      <w:pPr>
-        <w:pStyle w:val="ListBullet"/>
-      </w:pPr>
-      <w:r>
-        <w:rPr>
-          <w:rFonts w:ascii="Consolas" w:hAnsi="Consolas" w:eastAsia="微软雅黑"/>
-          <w:color w:val="8A3B1E"/>
-          <w:sz w:val="20"/>
-        </w:rPr>
-        <w:t>v2/ProfilePage.tsx</w:t>
-      </w:r>
-      <w:r>
-        <w:rPr>
-          <w:rFonts w:ascii="Calibri" w:hAnsi="Calibri" w:eastAsia="微软雅黑"/>
-          <w:sz w:val="21"/>
-        </w:rPr>
-        <w:t xml:space="preserve"> 账号信息 + 已确认画像记忆展示；</w:t>
-      </w:r>
-    </w:p>
-    <w:p>
-      <w:pPr>
-        <w:pStyle w:val="ListBullet"/>
-      </w:pPr>
-      <w:r>
-        <w:rPr>
-          <w:rFonts w:ascii="Consolas" w:hAnsi="Consolas" w:eastAsia="微软雅黑"/>
-          <w:color w:val="8A3B1E"/>
-          <w:sz w:val="20"/>
-        </w:rPr>
-        <w:t>api/client.ts</w:t>
-      </w:r>
-      <w:r>
-        <w:rPr>
-          <w:rFonts w:ascii="Calibri" w:hAnsi="Calibri" w:eastAsia="微软雅黑"/>
-          <w:sz w:val="21"/>
-        </w:rPr>
-        <w:t xml:space="preserve"> fetch 封装（credentials 携带 Cookie + 401 全局监听）、</w:t>
-      </w:r>
-      <w:r>
-        <w:rPr>
-          <w:rFonts w:ascii="Consolas" w:hAnsi="Consolas" w:eastAsia="微软雅黑"/>
-          <w:color w:val="8A3B1E"/>
-          <w:sz w:val="20"/>
-        </w:rPr>
-        <w:t>api/queries.ts</w:t>
-      </w:r>
-      <w:r>
-        <w:rPr>
-          <w:rFonts w:ascii="Calibri" w:hAnsi="Calibri" w:eastAsia="微软雅黑"/>
-          <w:sz w:val="21"/>
-        </w:rPr>
-        <w:t xml:space="preserve"> 全部 API 方法的类型化封装；</w:t>
-      </w:r>
-    </w:p>
-    <w:p>
-      <w:pPr>
-        <w:pStyle w:val="ListBullet"/>
-      </w:pPr>
-      <w:r>
-        <w:rPr>
-          <w:rFonts w:ascii="Calibri" w:hAnsi="Calibri" w:eastAsia="微软雅黑"/>
-          <w:sz w:val="21"/>
-        </w:rPr>
-        <w:t>复用件：EvidenceDrawer（证据抽屉）、ReactionForm（反馈）、评估/监控页（答辩模式）；</w:t>
-      </w:r>
-    </w:p>
-    <w:p>
-      <w:pPr>
-        <w:pStyle w:val="ListBullet"/>
-      </w:pPr>
-      <w:r>
-        <w:rPr>
-          <w:rFonts w:ascii="Consolas" w:hAnsi="Consolas" w:eastAsia="微软雅黑"/>
-          <w:color w:val="8A3B1E"/>
-          <w:sz w:val="20"/>
-        </w:rPr>
-        <w:t>app/router.tsx</w:t>
-      </w:r>
-      <w:r>
-        <w:rPr>
-          <w:rFonts w:ascii="Calibri" w:hAnsi="Calibri" w:eastAsia="微软雅黑"/>
-          <w:sz w:val="21"/>
-        </w:rPr>
-        <w:t xml:space="preserve"> 路由装配（/ 着陆、/app 壳、sessions/:sessionId 工作台、profile、settings/*，未登录访问 /app 会被弹回登录页）；</w:t>
-      </w:r>
-    </w:p>
-    <w:p>
-      <w:pPr>
-        <w:pStyle w:val="ListBullet"/>
-      </w:pPr>
-      <w:r>
-        <w:rPr>
-          <w:rFonts w:ascii="Consolas" w:hAnsi="Consolas" w:eastAsia="微软雅黑"/>
-          <w:color w:val="8A3B1E"/>
-          <w:sz w:val="20"/>
-        </w:rPr>
-        <w:t>api/generated.ts</w:t>
-      </w:r>
-      <w:r>
-        <w:rPr>
-          <w:rFonts w:ascii="Calibri" w:hAnsi="Calibri" w:eastAsia="微软雅黑"/>
-          <w:sz w:val="21"/>
-        </w:rPr>
-        <w:t xml:space="preserve"> 由 OpenAPI 快照生成（不手改），</w:t>
-      </w:r>
-      <w:r>
-        <w:rPr>
-          <w:rFonts w:ascii="Consolas" w:hAnsi="Consolas" w:eastAsia="微软雅黑"/>
-          <w:color w:val="8A3B1E"/>
-          <w:sz w:val="20"/>
-        </w:rPr>
-        <w:t>api:check</w:t>
-      </w:r>
-      <w:r>
-        <w:rPr>
-          <w:rFonts w:ascii="Calibri" w:hAnsi="Calibri" w:eastAsia="微软雅黑"/>
-          <w:sz w:val="21"/>
-        </w:rPr>
-        <w:t xml:space="preserve"> 门禁防漂移；</w:t>
-      </w:r>
-    </w:p>
-    <w:p>
-      <w:pPr>
-        <w:pStyle w:val="ListBullet"/>
-      </w:pPr>
-      <w:r>
-        <w:rPr>
-          <w:rFonts w:ascii="Calibri" w:hAnsi="Calibri" w:eastAsia="微软雅黑"/>
-          <w:sz w:val="21"/>
-        </w:rPr>
-        <w:t>e2e（Playwright，mock 网络）：全流程之旅、未登录重定向、刷新恢复、付费墙、监控页。</w:t>
-      </w:r>
-    </w:p>
-    <w:p>
-      <w:pPr>
-        <w:pStyle w:val="Heading2"/>
-      </w:pPr>
-      <w:r>
-        <w:rPr>
-          <w:rFonts w:ascii="Calibri" w:hAnsi="Calibri" w:eastAsia="微软雅黑"/>
-          <w:b/>
-          <w:color w:val="332E28"/>
-          <w:sz w:val="26"/>
-        </w:rPr>
-        <w:t>13. 测试体系（tests/，515 项）</w:t>
-      </w:r>
-    </w:p>
-    <w:p>
-      <w:r>
-        <w:rPr>
-          <w:rFonts w:ascii="Calibri" w:hAnsi="Calibri" w:eastAsia="微软雅黑"/>
-          <w:sz w:val="21"/>
-        </w:rPr>
-        <w:t>五类读法：</w:t>
-      </w:r>
-      <w:r>
-        <w:rPr>
-          <w:rFonts w:ascii="Calibri" w:hAnsi="Calibri" w:eastAsia="微软雅黑"/>
-          <w:b/>
-          <w:sz w:val="21"/>
-        </w:rPr>
-        <w:t>单元</w:t>
-      </w:r>
-      <w:r>
-        <w:rPr>
-          <w:rFonts w:ascii="Calibri" w:hAnsi="Calibri" w:eastAsia="微软雅黑"/>
-          <w:sz w:val="21"/>
-        </w:rPr>
-        <w:t>（模块行为）、</w:t>
-      </w:r>
-      <w:r>
-        <w:rPr>
-          <w:rFonts w:ascii="Calibri" w:hAnsi="Calibri" w:eastAsia="微软雅黑"/>
-          <w:b/>
-          <w:sz w:val="21"/>
-        </w:rPr>
-        <w:t>契约</w:t>
-      </w:r>
-      <w:r>
-        <w:rPr>
-          <w:rFonts w:ascii="Calibri" w:hAnsi="Calibri" w:eastAsia="微软雅黑"/>
-          <w:sz w:val="21"/>
-        </w:rPr>
-        <w:t>（OpenAPI 快照、DTO extra=forbid、路由所有权不变量——13 条资源路由每条都必须挂对属主依赖）、</w:t>
-      </w:r>
-      <w:r>
-        <w:rPr>
-          <w:rFonts w:ascii="Calibri" w:hAnsi="Calibri" w:eastAsia="微软雅黑"/>
-          <w:b/>
-          <w:sz w:val="21"/>
-        </w:rPr>
-        <w:t>特征</w:t>
-      </w:r>
-      <w:r>
-        <w:rPr>
-          <w:rFonts w:ascii="Calibri" w:hAnsi="Calibri" w:eastAsia="微软雅黑"/>
-          <w:sz w:val="21"/>
-        </w:rPr>
-        <w:t>（旧编排执行顺序逐条锚定，图实现必须复现）、</w:t>
-      </w:r>
-      <w:r>
-        <w:rPr>
-          <w:rFonts w:ascii="Calibri" w:hAnsi="Calibri" w:eastAsia="微软雅黑"/>
-          <w:b/>
-          <w:sz w:val="21"/>
-        </w:rPr>
-        <w:t>恢复</w:t>
-      </w:r>
-      <w:r>
-        <w:rPr>
-          <w:rFonts w:ascii="Calibri" w:hAnsi="Calibri" w:eastAsia="微软雅黑"/>
-          <w:sz w:val="21"/>
-        </w:rPr>
-        <w:t>（真实 PG 崩溃续跑）、</w:t>
-      </w:r>
-      <w:r>
-        <w:rPr>
-          <w:rFonts w:ascii="Calibri" w:hAnsi="Calibri" w:eastAsia="微软雅黑"/>
-          <w:b/>
-          <w:sz w:val="21"/>
-        </w:rPr>
-        <w:t>隐私</w:t>
-      </w:r>
-      <w:r>
-        <w:rPr>
-          <w:rFonts w:ascii="Calibri" w:hAnsi="Calibri" w:eastAsia="微软雅黑"/>
-          <w:sz w:val="21"/>
-        </w:rPr>
-        <w:t>（响应序列化后不得出现简历原文/user_id）。另有真机脚本两支：</w:t>
-      </w:r>
-      <w:r>
-        <w:rPr>
-          <w:rFonts w:ascii="Consolas" w:hAnsi="Consolas" w:eastAsia="微软雅黑"/>
-          <w:color w:val="8A3B1E"/>
-          <w:sz w:val="20"/>
-        </w:rPr>
-        <w:t>global_smoke.py</w:t>
-      </w:r>
-      <w:r>
-        <w:rPr>
-          <w:rFonts w:ascii="Calibri" w:hAnsi="Calibri" w:eastAsia="微软雅黑"/>
-          <w:sz w:val="21"/>
-        </w:rPr>
-        <w:t xml:space="preserve">（32 项全局矩阵）与 </w:t>
-      </w:r>
-      <w:r>
-        <w:rPr>
-          <w:rFonts w:ascii="Consolas" w:hAnsi="Consolas" w:eastAsia="微软雅黑"/>
-          <w:color w:val="8A3B1E"/>
-          <w:sz w:val="20"/>
-        </w:rPr>
-        <w:t>demo_rehearsal.py</w:t>
-      </w:r>
-      <w:r>
-        <w:rPr>
-          <w:rFonts w:ascii="Calibri" w:hAnsi="Calibri" w:eastAsia="微软雅黑"/>
-          <w:sz w:val="21"/>
-        </w:rPr>
-        <w:t>（三 persona 彩排），答辩前各跑一遍。</w:t>
-      </w:r>
-    </w:p>
-    <w:p>
-      <w:pPr>
-        <w:pStyle w:val="Heading2"/>
-      </w:pPr>
-      <w:r>
-        <w:rPr>
-          <w:rFonts w:ascii="Calibri" w:hAnsi="Calibri" w:eastAsia="微软雅黑"/>
-          <w:b/>
-          <w:color w:val="332E28"/>
-          <w:sz w:val="26"/>
-        </w:rPr>
-        <w:t>14. 配置速查（.env，全部见 .env.example）</w:t>
+        <w:t>docs/validation/2026-08-07-batch9-acceptance.md</w:t>
+      </w:r>
+      <w:r>
+        <w:t>。</w:t>
       </w:r>
     </w:p>
     <w:tbl>
       <w:tblPr>
         <w:tblStyle w:val="TableGrid"/>
         <w:tblW w:type="auto" w:w="0"/>
-        <w:jc w:val="center"/>
+        <w:tblLayout w:type="autofit"/>
         <w:tblLook w:firstColumn="1" w:firstRow="1" w:lastColumn="0" w:lastRow="0" w:noHBand="0" w:noVBand="1" w:val="04A0"/>
       </w:tblPr>
       <w:tblGrid>
@@ -2713,12 +4965,18 @@
         <w:gridCol w:w="4759"/>
       </w:tblGrid>
       <w:tr>
+        <w:trPr>
+          <w:tblHeader w:val="true"/>
+        </w:trPr>
         <w:tc>
           <w:tcPr>
             <w:tcW w:type="dxa" w:w="4759"/>
-            <w:shd w:val="clear" w:fill="F3EEE7"/>
+            <w:shd w:fill="D9EAF7"/>
           </w:tcPr>
           <w:p>
+            <w:pPr>
+              <w:spacing w:after="40"/>
+            </w:pPr>
             <w:r>
               <w:rPr>
                 <w:b/>
@@ -2726,20 +4984,21 @@
             </w:r>
             <w:r>
               <w:rPr>
-                <w:rFonts w:ascii="Calibri" w:hAnsi="Calibri" w:eastAsia="微软雅黑"/>
                 <w:b/>
-                <w:sz w:val="19"/>
               </w:rPr>
-              <w:t>组</w:t>
+              <w:t>门禁</w:t>
             </w:r>
           </w:p>
         </w:tc>
         <w:tc>
           <w:tcPr>
             <w:tcW w:type="dxa" w:w="4759"/>
-            <w:shd w:val="clear" w:fill="F3EEE7"/>
+            <w:shd w:fill="D9EAF7"/>
           </w:tcPr>
           <w:p>
+            <w:pPr>
+              <w:spacing w:after="40"/>
+            </w:pPr>
             <w:r>
               <w:rPr>
                 <w:b/>
@@ -2747,11 +5006,9 @@
             </w:r>
             <w:r>
               <w:rPr>
-                <w:rFonts w:ascii="Calibri" w:hAnsi="Calibri" w:eastAsia="微软雅黑"/>
                 <w:b/>
-                <w:sz w:val="19"/>
               </w:rPr>
-              <w:t>关键键</w:t>
+              <w:t>实测结果</w:t>
             </w:r>
           </w:p>
         </w:tc>
@@ -2762,13 +5019,12 @@
             <w:tcW w:type="dxa" w:w="4759"/>
           </w:tcPr>
           <w:p>
+            <w:pPr>
+              <w:spacing w:after="40"/>
+            </w:pPr>
             <w:r/>
             <w:r>
-              <w:rPr>
-                <w:rFonts w:ascii="Calibri" w:hAnsi="Calibri" w:eastAsia="微软雅黑"/>
-                <w:sz w:val="19"/>
-              </w:rPr>
-              <w:t>数据库</w:t>
+              <w:t>后端 pytest</w:t>
             </w:r>
           </w:p>
         </w:tc>
@@ -2777,13 +5033,12 @@
             <w:tcW w:type="dxa" w:w="4759"/>
           </w:tcPr>
           <w:p>
+            <w:pPr>
+              <w:spacing w:after="40"/>
+            </w:pPr>
             <w:r/>
             <w:r>
-              <w:rPr>
-                <w:rFonts w:ascii="Calibri" w:hAnsi="Calibri" w:eastAsia="微软雅黑"/>
-                <w:sz w:val="19"/>
-              </w:rPr>
-              <w:t>DATABASE_URL、DB_POOL_MIN/MAX</w:t>
+              <w:t>642 passed</w:t>
             </w:r>
           </w:p>
         </w:tc>
@@ -2794,13 +5049,12 @@
             <w:tcW w:type="dxa" w:w="4759"/>
           </w:tcPr>
           <w:p>
+            <w:pPr>
+              <w:spacing w:after="40"/>
+            </w:pPr>
             <w:r/>
             <w:r>
-              <w:rPr>
-                <w:rFonts w:ascii="Calibri" w:hAnsi="Calibri" w:eastAsia="微软雅黑"/>
-                <w:sz w:val="19"/>
-              </w:rPr>
-              <w:t>LLM</w:t>
+              <w:t>Vitest</w:t>
             </w:r>
           </w:p>
         </w:tc>
@@ -2809,13 +5063,12 @@
             <w:tcW w:type="dxa" w:w="4759"/>
           </w:tcPr>
           <w:p>
+            <w:pPr>
+              <w:spacing w:after="40"/>
+            </w:pPr>
             <w:r/>
             <w:r>
-              <w:rPr>
-                <w:rFonts w:ascii="Calibri" w:hAnsi="Calibri" w:eastAsia="微软雅黑"/>
-                <w:sz w:val="19"/>
-              </w:rPr>
-              <w:t>DEEPSEEK_API_KEY/BASE_URL/MODEL_FAST/PRO、LLM_MAX_CONCURRENCY</w:t>
+              <w:t>105/105</w:t>
             </w:r>
           </w:p>
         </w:tc>
@@ -2826,13 +5079,12 @@
             <w:tcW w:type="dxa" w:w="4759"/>
           </w:tcPr>
           <w:p>
+            <w:pPr>
+              <w:spacing w:after="40"/>
+            </w:pPr>
             <w:r/>
             <w:r>
-              <w:rPr>
-                <w:rFonts w:ascii="Calibri" w:hAnsi="Calibri" w:eastAsia="微软雅黑"/>
-                <w:sz w:val="19"/>
-              </w:rPr>
-              <w:t>Embedding</w:t>
+              <w:t>Playwright</w:t>
             </w:r>
           </w:p>
         </w:tc>
@@ -2841,28 +5093,12 @@
             <w:tcW w:type="dxa" w:w="4759"/>
           </w:tcPr>
           <w:p>
+            <w:pPr>
+              <w:spacing w:after="40"/>
+            </w:pPr>
             <w:r/>
             <w:r>
-              <w:rPr>
-                <w:rFonts w:ascii="Calibri" w:hAnsi="Calibri" w:eastAsia="微软雅黑"/>
-                <w:sz w:val="19"/>
-              </w:rPr>
-              <w:t>QWEN_API_KEY、QWEN_EMBED_MODEL（</w:t>
-            </w:r>
-            <w:r>
-              <w:rPr>
-                <w:rFonts w:ascii="Calibri" w:hAnsi="Calibri" w:eastAsia="微软雅黑"/>
-                <w:b/>
-                <w:sz w:val="19"/>
-              </w:rPr>
-              <w:t>必须与语料指纹一致 = text-embedding-v4</w:t>
-            </w:r>
-            <w:r>
-              <w:rPr>
-                <w:rFonts w:ascii="Calibri" w:hAnsi="Calibri" w:eastAsia="微软雅黑"/>
-                <w:sz w:val="19"/>
-              </w:rPr>
-              <w:t>；在线服务启动不做查询模型×语料指纹交叉校验，配错会静默劣化召回——导入流程有指纹校验会报错）、EMBED_DIM、EMBED_MAX_CONCURRENCY</w:t>
+              <w:t>14/14</w:t>
             </w:r>
           </w:p>
         </w:tc>
@@ -2873,13 +5109,12 @@
             <w:tcW w:type="dxa" w:w="4759"/>
           </w:tcPr>
           <w:p>
+            <w:pPr>
+              <w:spacing w:after="40"/>
+            </w:pPr>
             <w:r/>
             <w:r>
-              <w:rPr>
-                <w:rFonts w:ascii="Calibri" w:hAnsi="Calibri" w:eastAsia="微软雅黑"/>
-                <w:sz w:val="19"/>
-              </w:rPr>
-              <w:t>精排</w:t>
+              <w:t>全局冒烟</w:t>
             </w:r>
           </w:p>
         </w:tc>
@@ -2888,13 +5123,12 @@
             <w:tcW w:type="dxa" w:w="4759"/>
           </w:tcPr>
           <w:p>
+            <w:pPr>
+              <w:spacing w:after="40"/>
+            </w:pPr>
             <w:r/>
             <w:r>
-              <w:rPr>
-                <w:rFonts w:ascii="Calibri" w:hAnsi="Calibri" w:eastAsia="微软雅黑"/>
-                <w:sz w:val="19"/>
-              </w:rPr>
-              <w:t>RERANK_ENABLED(默认 false)/MODEL(gte-rerank-v2)/ENDPOINT(启用必填)/TOP_N(20)/TIMEOUT(5s)/MAX_CONCURRENCY(4)/DOC_MAX_CHARS(1500)/QUERY_MAX_CHARS(600)</w:t>
+              <w:t>32 passed, 0 failed</w:t>
             </w:r>
           </w:p>
         </w:tc>
@@ -2905,13 +5139,12 @@
             <w:tcW w:type="dxa" w:w="4759"/>
           </w:tcPr>
           <w:p>
+            <w:pPr>
+              <w:spacing w:after="40"/>
+            </w:pPr>
             <w:r/>
             <w:r>
-              <w:rPr>
-                <w:rFonts w:ascii="Calibri" w:hAnsi="Calibri" w:eastAsia="微软雅黑"/>
-                <w:sz w:val="19"/>
-              </w:rPr>
-              <w:t>认证</w:t>
+              <w:t>pyflakes app scripts</w:t>
             </w:r>
           </w:p>
         </w:tc>
@@ -2920,13 +5153,12 @@
             <w:tcW w:type="dxa" w:w="4759"/>
           </w:tcPr>
           <w:p>
+            <w:pPr>
+              <w:spacing w:after="40"/>
+            </w:pPr>
             <w:r/>
             <w:r>
-              <w:rPr>
-                <w:rFonts w:ascii="Calibri" w:hAnsi="Calibri" w:eastAsia="微软雅黑"/>
-                <w:sz w:val="19"/>
-              </w:rPr>
-              <w:t>APP_ENV、AUTH_ENFORCED、AUTH_SECRET_KEY、OTP_PEPPER、AUTH_COOKIE_INSECURE、EMAIL/SMS_OTP_PROVIDER、SMTP_*</w:t>
+              <w:t>0</w:t>
             </w:r>
           </w:p>
         </w:tc>
@@ -2937,13 +5169,12 @@
             <w:tcW w:type="dxa" w:w="4759"/>
           </w:tcPr>
           <w:p>
+            <w:pPr>
+              <w:spacing w:after="40"/>
+            </w:pPr>
             <w:r/>
             <w:r>
-              <w:rPr>
-                <w:rFonts w:ascii="Calibri" w:hAnsi="Calibri" w:eastAsia="微软雅黑"/>
-                <w:sz w:val="19"/>
-              </w:rPr>
-              <w:t>产品</w:t>
+              <w:t>前端 typecheck / build</w:t>
             </w:r>
           </w:p>
         </w:tc>
@@ -2952,13 +5183,12 @@
             <w:tcW w:type="dxa" w:w="4759"/>
           </w:tcPr>
           <w:p>
+            <w:pPr>
+              <w:spacing w:after="40"/>
+            </w:pPr>
             <w:r/>
             <w:r>
-              <w:rPr>
-                <w:rFonts w:ascii="Calibri" w:hAnsi="Calibri" w:eastAsia="微软雅黑"/>
-                <w:sz w:val="19"/>
-              </w:rPr>
-              <w:t>SESSION_QUOTA_PER_USER、MAX_CONSULT_ROUNDS、DEMO_CORPUS_ENABLED</w:t>
+              <w:t>0 / 成功</w:t>
             </w:r>
           </w:p>
         </w:tc>
@@ -2969,13 +5199,12 @@
             <w:tcW w:type="dxa" w:w="4759"/>
           </w:tcPr>
           <w:p>
+            <w:pPr>
+              <w:spacing w:after="40"/>
+            </w:pPr>
             <w:r/>
             <w:r>
-              <w:rPr>
-                <w:rFonts w:ascii="Calibri" w:hAnsi="Calibri" w:eastAsia="微软雅黑"/>
-                <w:sz w:val="19"/>
-              </w:rPr>
-              <w:t>编排与双空间</w:t>
+              <w:t>OpenAPI export → generate → check</w:t>
             </w:r>
           </w:p>
         </w:tc>
@@ -2984,13 +5213,377 @@
             <w:tcW w:type="dxa" w:w="4759"/>
           </w:tcPr>
           <w:p>
+            <w:pPr>
+              <w:spacing w:after="40"/>
+            </w:pPr>
             <w:r/>
             <w:r>
+              <w:t>0，冻结报告记录为加性 diff</w:t>
+            </w:r>
+          </w:p>
+        </w:tc>
+      </w:tr>
+    </w:tbl>
+    <w:p>
+      <w:pPr>
+        <w:spacing w:after="0"/>
+      </w:pPr>
+    </w:p>
+    <w:p>
+      <w:r>
+        <w:t xml:space="preserve">同一报告记录：关闭两项新咨询功能时 P1–P3 为 3/3，P4 跳过；开启后 P1–P4 为 4/4。配置快照同时开启 RAPTOR 与 rerank，并完成 P4 的澄清、PM 督导、finalize、Brief、run 与公开 </w:t>
+      </w:r>
+      <w:r>
+        <w:rPr>
+          <w:rFonts w:ascii="Consolas" w:hAnsi="Consolas" w:eastAsia="Consolas"/>
+          <w:color w:val="7A2121"/>
+          <w:sz w:val="18"/>
+        </w:rPr>
+        <w:t>C001</w:t>
+      </w:r>
+      <w:r>
+        <w:t xml:space="preserve"> 证据闭环。</w:t>
+      </w:r>
+    </w:p>
+    <w:p>
+      <w:r>
+        <w:t xml:space="preserve">报告内验收 SHA 是 </w:t>
+      </w:r>
+      <w:r>
+        <w:rPr>
+          <w:rFonts w:ascii="Consolas" w:hAnsi="Consolas" w:eastAsia="Consolas"/>
+          <w:color w:val="7A2121"/>
+          <w:sz w:val="18"/>
+        </w:rPr>
+        <w:t>4cd5b287...</w:t>
+      </w:r>
+      <w:r>
+        <w:t xml:space="preserve">，报告和 rehearsal 修正随后入库；本源稿对齐用户指定的当前冻结 HEAD </w:t>
+      </w:r>
+      <w:r>
+        <w:rPr>
+          <w:rFonts w:ascii="Consolas" w:hAnsi="Consolas" w:eastAsia="Consolas"/>
+          <w:color w:val="7A2121"/>
+          <w:sz w:val="18"/>
+        </w:rPr>
+        <w:t>2474e48</w:t>
+      </w:r>
+      <w:r>
+        <w:t>。两者角色不同：前者定位那次全量复跑，后者定位本文档实际读取的仓库状态。</w:t>
+      </w:r>
+    </w:p>
+    <w:p>
+      <w:pPr>
+        <w:pStyle w:val="Heading2"/>
+      </w:pPr>
+      <w:r>
+        <w:t>18. 安全、隐私与能力边界</w:t>
+      </w:r>
+    </w:p>
+    <w:p>
+      <w:pPr>
+        <w:pStyle w:val="ListBullet"/>
+      </w:pPr>
+      <w:r>
+        <w:t>硬过滤由参数化 SQL/metadata 执行，模型不能覆盖允许集合。</w:t>
+      </w:r>
+    </w:p>
+    <w:p>
+      <w:pPr>
+        <w:pStyle w:val="ListBullet"/>
+      </w:pPr>
+      <w:r>
+        <w:rPr>
+          <w:rFonts w:ascii="Consolas" w:hAnsi="Consolas" w:eastAsia="Consolas"/>
+          <w:color w:val="7A2121"/>
+          <w:sz w:val="18"/>
+        </w:rPr>
+        <w:t>R###</w:t>
+      </w:r>
+      <w:r>
+        <w:t xml:space="preserve"> 和 </w:t>
+      </w:r>
+      <w:r>
+        <w:rPr>
+          <w:rFonts w:ascii="Consolas" w:hAnsi="Consolas" w:eastAsia="Consolas"/>
+          <w:color w:val="7A2121"/>
+          <w:sz w:val="18"/>
+        </w:rPr>
+        <w:t>C###</w:t>
+      </w:r>
+      <w:r>
+        <w:t xml:space="preserve"> evidence IDs 是建议发布门的一部分；无证据内容会被拒绝或删除。</w:t>
+      </w:r>
+    </w:p>
+    <w:p>
+      <w:pPr>
+        <w:pStyle w:val="ListBullet"/>
+      </w:pPr>
+      <w:r>
+        <w:t>所有 LLM、embedding、rerank 外部调用经过 asyncio Semaphore；不用线程或多进程扩展 I/O。</w:t>
+      </w:r>
+    </w:p>
+    <w:p>
+      <w:pPr>
+        <w:pStyle w:val="ListBullet"/>
+      </w:pPr>
+      <w:r>
+        <w:t>公开结果、群聊和监控都经过 allow-list 投影，不直接序列化 SharedState。</w:t>
+      </w:r>
+    </w:p>
+    <w:p>
+      <w:pPr>
+        <w:pStyle w:val="ListBullet"/>
+      </w:pPr>
+      <w:r>
+        <w:t>澄清原话不直接进入隐式匿名案例查询。</w:t>
+      </w:r>
+    </w:p>
+    <w:p>
+      <w:pPr>
+        <w:pStyle w:val="ListBullet"/>
+      </w:pPr>
+      <w:r>
+        <w:t>Cross-Encoder 运行时失败可回落，但缺 endpoint 等配置错误会显式失败，避免“显示已开、实际没跑”。</w:t>
+      </w:r>
+    </w:p>
+    <w:p>
+      <w:pPr>
+        <w:pStyle w:val="ListBullet"/>
+      </w:pPr>
+      <w:r>
+        <w:t>PM coach 失败保住咨询主线，但错误会进入 supervisor log，不把失败伪装成成功 note。</w:t>
+      </w:r>
+    </w:p>
+    <w:p>
+      <w:pPr>
+        <w:pStyle w:val="ListBullet"/>
+      </w:pPr>
+      <w:r>
+        <w:t>系统给出职业决策辅助，不承诺面试或录用；演示语料标签未经人工复核。</w:t>
+      </w:r>
+    </w:p>
+    <w:p>
+      <w:pPr>
+        <w:pStyle w:val="Heading1"/>
+        <w:pageBreakBefore/>
+      </w:pPr>
+      <w:r>
+        <w:t>第二部分：代码实现与复现</w:t>
+      </w:r>
+    </w:p>
+    <w:p>
+      <w:pPr>
+        <w:pStyle w:val="Heading2"/>
+      </w:pPr>
+      <w:r>
+        <w:t>19. 后端目录与调用关系</w:t>
+      </w:r>
+    </w:p>
+    <w:p>
+      <w:pPr>
+        <w:pStyle w:val="CodeBlock"/>
+        <w:shd w:fill="F3F4F6"/>
+      </w:pPr>
+      <w:r>
+        <w:rPr>
+          <w:rFonts w:ascii="Consolas" w:hAnsi="Consolas" w:eastAsia="Consolas"/>
+          <w:sz w:val="17"/>
+        </w:rPr>
+        <w:t>app/api/main.py</w:t>
+        <w:br/>
+        <w:t xml:space="preserve">  └─ app/api/v1/router.py</w:t>
+        <w:br/>
+        <w:t xml:space="preserve">      ├─ auth/routes.py</w:t>
+        <w:br/>
+        <w:t xml:space="preserve">      ├─ v1/sessions.py</w:t>
+        <w:br/>
+        <w:t xml:space="preserve">      │   ├─ normalization/resume_intake.py</w:t>
+        <w:br/>
+        <w:t xml:space="preserve">      │   ├─ agents/consult_engine.py</w:t>
+        <w:br/>
+        <w:t xml:space="preserve">      │   ├─ agents/consult_coach.py</w:t>
+        <w:br/>
+        <w:t xml:space="preserve">      │   └─ db/state_store.py</w:t>
+        <w:br/>
+        <w:t xml:space="preserve">      └─ v1/runs.py</w:t>
+        <w:br/>
+        <w:t xml:space="preserve">          └─ graph/runner.py</w:t>
+        <w:br/>
+        <w:t xml:space="preserve">              └─ graph/build.py + graph/nodes.py</w:t>
+        <w:br/>
+        <w:t xml:space="preserve">                  ├─ agents/intent_agent.py</w:t>
+        <w:br/>
+        <w:t xml:space="preserve">                  ├─ agents/matching_agent.py</w:t>
+        <w:br/>
+        <w:t xml:space="preserve">                  │   └─ retrieval/dual_space_search.py</w:t>
+        <w:br/>
+        <w:t xml:space="preserve">                  │       └─ retrieval/hybrid_search.py</w:t>
+        <w:br/>
+        <w:t xml:space="preserve">                  ├─ agents/strategy_agent.py</w:t>
+        <w:br/>
+        <w:t xml:space="preserve">                  └─ agents/supervisor.py</w:t>
+      </w:r>
+    </w:p>
+    <w:p>
+      <w:r>
+        <w:t xml:space="preserve">配置集中在 </w:t>
+      </w:r>
+      <w:r>
+        <w:rPr>
+          <w:rFonts w:ascii="Consolas" w:hAnsi="Consolas" w:eastAsia="Consolas"/>
+          <w:color w:val="7A2121"/>
+          <w:sz w:val="18"/>
+        </w:rPr>
+        <w:t>app/config.py</w:t>
+      </w:r>
+      <w:r>
+        <w:t xml:space="preserve">；数据合同集中在 </w:t>
+      </w:r>
+      <w:r>
+        <w:rPr>
+          <w:rFonts w:ascii="Consolas" w:hAnsi="Consolas" w:eastAsia="Consolas"/>
+          <w:color w:val="7A2121"/>
+          <w:sz w:val="18"/>
+        </w:rPr>
+        <w:t>app/state/schema.py</w:t>
+      </w:r>
+      <w:r>
+        <w:t xml:space="preserve"> 和 </w:t>
+      </w:r>
+      <w:r>
+        <w:rPr>
+          <w:rFonts w:ascii="Consolas" w:hAnsi="Consolas" w:eastAsia="Consolas"/>
+          <w:color w:val="7A2121"/>
+          <w:sz w:val="18"/>
+        </w:rPr>
+        <w:t>app/domain/</w:t>
+      </w:r>
+      <w:r>
+        <w:t xml:space="preserve">；外部模型客户端集中在 </w:t>
+      </w:r>
+      <w:r>
+        <w:rPr>
+          <w:rFonts w:ascii="Consolas" w:hAnsi="Consolas" w:eastAsia="Consolas"/>
+          <w:color w:val="7A2121"/>
+          <w:sz w:val="18"/>
+        </w:rPr>
+        <w:t>app/llm/</w:t>
+      </w:r>
+      <w:r>
+        <w:t>。这三类文件是代码走读的“入口地图”。</w:t>
+      </w:r>
+    </w:p>
+    <w:p>
+      <w:pPr>
+        <w:pStyle w:val="Heading2"/>
+      </w:pPr>
+      <w:r>
+        <w:t>20. 模块—文件—关键函数索引</w:t>
+      </w:r>
+    </w:p>
+    <w:tbl>
+      <w:tblPr>
+        <w:tblStyle w:val="TableGrid"/>
+        <w:tblW w:type="auto" w:w="0"/>
+        <w:tblLayout w:type="autofit"/>
+        <w:tblLook w:firstColumn="1" w:firstRow="1" w:lastColumn="0" w:lastRow="0" w:noHBand="0" w:noVBand="1" w:val="04A0"/>
+      </w:tblPr>
+      <w:tblGrid>
+        <w:gridCol w:w="2379"/>
+        <w:gridCol w:w="2379"/>
+        <w:gridCol w:w="2379"/>
+        <w:gridCol w:w="2379"/>
+      </w:tblGrid>
+      <w:tr>
+        <w:trPr>
+          <w:tblHeader w:val="true"/>
+        </w:trPr>
+        <w:tc>
+          <w:tcPr>
+            <w:tcW w:type="dxa" w:w="2379"/>
+            <w:shd w:fill="D9EAF7"/>
+          </w:tcPr>
+          <w:p>
+            <w:pPr>
+              <w:spacing w:after="40"/>
+            </w:pPr>
+            <w:r>
               <w:rPr>
-                <w:rFonts w:ascii="Calibri" w:hAnsi="Calibri" w:eastAsia="微软雅黑"/>
-                <w:sz w:val="19"/>
+                <w:b/>
               </w:rPr>
-              <w:t>LANGGRAPH_ORCHESTRATOR_ENABLED（双轨切换）、DUAL_SPACE_ENABLED、IMPLICIT_MIN_CASES、IMPLICIT_MAX_WEIGHT、MONITORING_ENABLED、EVALUATION_CAPABILITY_ENABLED</w:t>
+            </w:r>
+            <w:r>
+              <w:rPr>
+                <w:b/>
+              </w:rPr>
+              <w:t>模块</w:t>
+            </w:r>
+          </w:p>
+        </w:tc>
+        <w:tc>
+          <w:tcPr>
+            <w:tcW w:type="dxa" w:w="2379"/>
+            <w:shd w:fill="D9EAF7"/>
+          </w:tcPr>
+          <w:p>
+            <w:pPr>
+              <w:spacing w:after="40"/>
+            </w:pPr>
+            <w:r>
+              <w:rPr>
+                <w:b/>
+              </w:rPr>
+            </w:r>
+            <w:r>
+              <w:rPr>
+                <w:b/>
+              </w:rPr>
+              <w:t>文件:行</w:t>
+            </w:r>
+          </w:p>
+        </w:tc>
+        <w:tc>
+          <w:tcPr>
+            <w:tcW w:type="dxa" w:w="2379"/>
+            <w:shd w:fill="D9EAF7"/>
+          </w:tcPr>
+          <w:p>
+            <w:pPr>
+              <w:spacing w:after="40"/>
+            </w:pPr>
+            <w:r>
+              <w:rPr>
+                <w:b/>
+              </w:rPr>
+            </w:r>
+            <w:r>
+              <w:rPr>
+                <w:b/>
+              </w:rPr>
+              <w:t>关键函数/对象</w:t>
+            </w:r>
+          </w:p>
+        </w:tc>
+        <w:tc>
+          <w:tcPr>
+            <w:tcW w:type="dxa" w:w="2379"/>
+            <w:shd w:fill="D9EAF7"/>
+          </w:tcPr>
+          <w:p>
+            <w:pPr>
+              <w:spacing w:after="40"/>
+            </w:pPr>
+            <w:r>
+              <w:rPr>
+                <w:b/>
+              </w:rPr>
+            </w:r>
+            <w:r>
+              <w:rPr>
+                <w:b/>
+              </w:rPr>
+              <w:t>为什么看它</w:t>
             </w:r>
           </w:p>
         </w:tc>
@@ -2998,186 +5591,1974 @@
       <w:tr>
         <w:tc>
           <w:tcPr>
-            <w:tcW w:type="dxa" w:w="4759"/>
+            <w:tcW w:type="dxa" w:w="2379"/>
           </w:tcPr>
           <w:p>
+            <w:pPr>
+              <w:spacing w:after="40"/>
+            </w:pPr>
             <w:r/>
             <w:r>
-              <w:rPr>
-                <w:rFonts w:ascii="Calibri" w:hAnsi="Calibri" w:eastAsia="微软雅黑"/>
-                <w:sz w:val="19"/>
-              </w:rPr>
-              <w:t>有界循环</w:t>
+              <w:t>配置</w:t>
             </w:r>
           </w:p>
         </w:tc>
         <w:tc>
           <w:tcPr>
-            <w:tcW w:type="dxa" w:w="4759"/>
+            <w:tcW w:type="dxa" w:w="2379"/>
           </w:tcPr>
           <w:p>
+            <w:pPr>
+              <w:spacing w:after="40"/>
+            </w:pPr>
             <w:r/>
             <w:r>
               <w:rPr>
-                <w:rFonts w:ascii="Calibri" w:hAnsi="Calibri" w:eastAsia="微软雅黑"/>
-                <w:sz w:val="19"/>
+                <w:rFonts w:ascii="Consolas" w:hAnsi="Consolas" w:eastAsia="Consolas"/>
+                <w:color w:val="7A2121"/>
+                <w:sz w:val="18"/>
               </w:rPr>
-              <w:t>MAX_CLARIFICATION/RERETRIEVAL/REPAIR_LOOPS（各默认 1）</w:t>
+              <w:t>app/config.py:59</w:t>
+            </w:r>
+          </w:p>
+        </w:tc>
+        <w:tc>
+          <w:tcPr>
+            <w:tcW w:type="dxa" w:w="2379"/>
+          </w:tcPr>
+          <w:p>
+            <w:pPr>
+              <w:spacing w:after="40"/>
+            </w:pPr>
+            <w:r/>
+            <w:r>
+              <w:rPr>
+                <w:rFonts w:ascii="Consolas" w:hAnsi="Consolas" w:eastAsia="Consolas"/>
+                <w:color w:val="7A2121"/>
+                <w:sz w:val="18"/>
+              </w:rPr>
+              <w:t>Settings</w:t>
+            </w:r>
+            <w:r>
+              <w:t xml:space="preserve"> 检索/新特性字段</w:t>
+            </w:r>
+          </w:p>
+        </w:tc>
+        <w:tc>
+          <w:tcPr>
+            <w:tcW w:type="dxa" w:w="2379"/>
+          </w:tcPr>
+          <w:p>
+            <w:pPr>
+              <w:spacing w:after="40"/>
+            </w:pPr>
+            <w:r/>
+            <w:r>
+              <w:t>两个检索开关、两个咨询开关和预算均从环境读取。</w:t>
+            </w:r>
+          </w:p>
+        </w:tc>
+      </w:tr>
+      <w:tr>
+        <w:tc>
+          <w:tcPr>
+            <w:tcW w:type="dxa" w:w="2379"/>
+          </w:tcPr>
+          <w:p>
+            <w:pPr>
+              <w:spacing w:after="40"/>
+            </w:pPr>
+            <w:r/>
+            <w:r>
+              <w:t>状态合同</w:t>
+            </w:r>
+          </w:p>
+        </w:tc>
+        <w:tc>
+          <w:tcPr>
+            <w:tcW w:type="dxa" w:w="2379"/>
+          </w:tcPr>
+          <w:p>
+            <w:pPr>
+              <w:spacing w:after="40"/>
+            </w:pPr>
+            <w:r/>
+            <w:r>
+              <w:rPr>
+                <w:rFonts w:ascii="Consolas" w:hAnsi="Consolas" w:eastAsia="Consolas"/>
+                <w:color w:val="7A2121"/>
+                <w:sz w:val="18"/>
+              </w:rPr>
+              <w:t>app/state/schema.py:12</w:t>
+            </w:r>
+          </w:p>
+        </w:tc>
+        <w:tc>
+          <w:tcPr>
+            <w:tcW w:type="dxa" w:w="2379"/>
+          </w:tcPr>
+          <w:p>
+            <w:pPr>
+              <w:spacing w:after="40"/>
+            </w:pPr>
+            <w:r/>
+            <w:r>
+              <w:rPr>
+                <w:rFonts w:ascii="Consolas" w:hAnsi="Consolas" w:eastAsia="Consolas"/>
+                <w:color w:val="7A2121"/>
+                <w:sz w:val="18"/>
+              </w:rPr>
+              <w:t>ResumeState</w:t>
+            </w:r>
+          </w:p>
+        </w:tc>
+        <w:tc>
+          <w:tcPr>
+            <w:tcW w:type="dxa" w:w="2379"/>
+          </w:tcPr>
+          <w:p>
+            <w:pPr>
+              <w:spacing w:after="40"/>
+            </w:pPr>
+            <w:r/>
+            <w:r>
+              <w:t>R###、target、pending、C### 都在一个模型中。</w:t>
+            </w:r>
+          </w:p>
+        </w:tc>
+      </w:tr>
+      <w:tr>
+        <w:tc>
+          <w:tcPr>
+            <w:tcW w:type="dxa" w:w="2379"/>
+          </w:tcPr>
+          <w:p>
+            <w:pPr>
+              <w:spacing w:after="40"/>
+            </w:pPr>
+            <w:r/>
+            <w:r>
+              <w:t>上传受理</w:t>
+            </w:r>
+          </w:p>
+        </w:tc>
+        <w:tc>
+          <w:tcPr>
+            <w:tcW w:type="dxa" w:w="2379"/>
+          </w:tcPr>
+          <w:p>
+            <w:pPr>
+              <w:spacing w:after="40"/>
+            </w:pPr>
+            <w:r/>
+            <w:r>
+              <w:rPr>
+                <w:rFonts w:ascii="Consolas" w:hAnsi="Consolas" w:eastAsia="Consolas"/>
+                <w:color w:val="7A2121"/>
+                <w:sz w:val="18"/>
+              </w:rPr>
+              <w:t>app/db/state_store.py:207</w:t>
+            </w:r>
+          </w:p>
+        </w:tc>
+        <w:tc>
+          <w:tcPr>
+            <w:tcW w:type="dxa" w:w="2379"/>
+          </w:tcPr>
+          <w:p>
+            <w:pPr>
+              <w:spacing w:after="40"/>
+            </w:pPr>
+            <w:r/>
+            <w:r>
+              <w:rPr>
+                <w:rFonts w:ascii="Consolas" w:hAnsi="Consolas" w:eastAsia="Consolas"/>
+                <w:color w:val="7A2121"/>
+                <w:sz w:val="18"/>
+              </w:rPr>
+              <w:t>accept_resume_upload</w:t>
+            </w:r>
+          </w:p>
+        </w:tc>
+        <w:tc>
+          <w:tcPr>
+            <w:tcW w:type="dxa" w:w="2379"/>
+          </w:tcPr>
+          <w:p>
+            <w:pPr>
+              <w:spacing w:after="40"/>
+            </w:pPr>
+            <w:r/>
+            <w:r>
+              <w:t>generation 增加和旧确认作废是同一事务。</w:t>
+            </w:r>
+          </w:p>
+        </w:tc>
+      </w:tr>
+      <w:tr>
+        <w:tc>
+          <w:tcPr>
+            <w:tcW w:type="dxa" w:w="2379"/>
+          </w:tcPr>
+          <w:p>
+            <w:pPr>
+              <w:spacing w:after="40"/>
+            </w:pPr>
+            <w:r/>
+            <w:r>
+              <w:t>成功写回</w:t>
+            </w:r>
+          </w:p>
+        </w:tc>
+        <w:tc>
+          <w:tcPr>
+            <w:tcW w:type="dxa" w:w="2379"/>
+          </w:tcPr>
+          <w:p>
+            <w:pPr>
+              <w:spacing w:after="40"/>
+            </w:pPr>
+            <w:r/>
+            <w:r>
+              <w:rPr>
+                <w:rFonts w:ascii="Consolas" w:hAnsi="Consolas" w:eastAsia="Consolas"/>
+                <w:color w:val="7A2121"/>
+                <w:sz w:val="18"/>
+              </w:rPr>
+              <w:t>app/db/state_store.py:229</w:t>
+            </w:r>
+          </w:p>
+        </w:tc>
+        <w:tc>
+          <w:tcPr>
+            <w:tcW w:type="dxa" w:w="2379"/>
+          </w:tcPr>
+          <w:p>
+            <w:pPr>
+              <w:spacing w:after="40"/>
+            </w:pPr>
+            <w:r/>
+            <w:r>
+              <w:rPr>
+                <w:rFonts w:ascii="Consolas" w:hAnsi="Consolas" w:eastAsia="Consolas"/>
+                <w:color w:val="7A2121"/>
+                <w:sz w:val="18"/>
+              </w:rPr>
+              <w:t>save_normalized_resume</w:t>
+            </w:r>
+          </w:p>
+        </w:tc>
+        <w:tc>
+          <w:tcPr>
+            <w:tcW w:type="dxa" w:w="2379"/>
+          </w:tcPr>
+          <w:p>
+            <w:pPr>
+              <w:spacing w:after="40"/>
+            </w:pPr>
+            <w:r/>
+            <w:r>
+              <w:t>generation guard + resume_version 增加。</w:t>
+            </w:r>
+          </w:p>
+        </w:tc>
+      </w:tr>
+      <w:tr>
+        <w:tc>
+          <w:tcPr>
+            <w:tcW w:type="dxa" w:w="2379"/>
+          </w:tcPr>
+          <w:p>
+            <w:pPr>
+              <w:spacing w:after="40"/>
+            </w:pPr>
+            <w:r/>
+            <w:r>
+              <w:t>档案确认</w:t>
+            </w:r>
+          </w:p>
+        </w:tc>
+        <w:tc>
+          <w:tcPr>
+            <w:tcW w:type="dxa" w:w="2379"/>
+          </w:tcPr>
+          <w:p>
+            <w:pPr>
+              <w:spacing w:after="40"/>
+            </w:pPr>
+            <w:r/>
+            <w:r>
+              <w:rPr>
+                <w:rFonts w:ascii="Consolas" w:hAnsi="Consolas" w:eastAsia="Consolas"/>
+                <w:color w:val="7A2121"/>
+                <w:sz w:val="18"/>
+              </w:rPr>
+              <w:t>app/db/state_store.py:292</w:t>
+            </w:r>
+          </w:p>
+        </w:tc>
+        <w:tc>
+          <w:tcPr>
+            <w:tcW w:type="dxa" w:w="2379"/>
+          </w:tcPr>
+          <w:p>
+            <w:pPr>
+              <w:spacing w:after="40"/>
+            </w:pPr>
+            <w:r/>
+            <w:r>
+              <w:rPr>
+                <w:rFonts w:ascii="Consolas" w:hAnsi="Consolas" w:eastAsia="Consolas"/>
+                <w:color w:val="7A2121"/>
+                <w:sz w:val="18"/>
+              </w:rPr>
+              <w:t>confirm_resume</w:t>
+            </w:r>
+          </w:p>
+        </w:tc>
+        <w:tc>
+          <w:tcPr>
+            <w:tcW w:type="dxa" w:w="2379"/>
+          </w:tcPr>
+          <w:p>
+            <w:pPr>
+              <w:spacing w:after="40"/>
+            </w:pPr>
+            <w:r/>
+            <w:r>
+              <w:t>行锁内检查 ready/version。</w:t>
+            </w:r>
+          </w:p>
+        </w:tc>
+      </w:tr>
+      <w:tr>
+        <w:tc>
+          <w:tcPr>
+            <w:tcW w:type="dxa" w:w="2379"/>
+          </w:tcPr>
+          <w:p>
+            <w:pPr>
+              <w:spacing w:after="40"/>
+            </w:pPr>
+            <w:r/>
+            <w:r>
+              <w:t>归一化</w:t>
+            </w:r>
+          </w:p>
+        </w:tc>
+        <w:tc>
+          <w:tcPr>
+            <w:tcW w:type="dxa" w:w="2379"/>
+          </w:tcPr>
+          <w:p>
+            <w:pPr>
+              <w:spacing w:after="40"/>
+            </w:pPr>
+            <w:r/>
+            <w:r>
+              <w:rPr>
+                <w:rFonts w:ascii="Consolas" w:hAnsi="Consolas" w:eastAsia="Consolas"/>
+                <w:color w:val="7A2121"/>
+                <w:sz w:val="18"/>
+              </w:rPr>
+              <w:t>app/normalization/resume_intake.py:642</w:t>
+            </w:r>
+          </w:p>
+        </w:tc>
+        <w:tc>
+          <w:tcPr>
+            <w:tcW w:type="dxa" w:w="2379"/>
+          </w:tcPr>
+          <w:p>
+            <w:pPr>
+              <w:spacing w:after="40"/>
+            </w:pPr>
+            <w:r/>
+            <w:r>
+              <w:rPr>
+                <w:rFonts w:ascii="Consolas" w:hAnsi="Consolas" w:eastAsia="Consolas"/>
+                <w:color w:val="7A2121"/>
+                <w:sz w:val="18"/>
+              </w:rPr>
+              <w:t>intake_resume</w:t>
+            </w:r>
+          </w:p>
+        </w:tc>
+        <w:tc>
+          <w:tcPr>
+            <w:tcW w:type="dxa" w:w="2379"/>
+          </w:tcPr>
+          <w:p>
+            <w:pPr>
+              <w:spacing w:after="40"/>
+            </w:pPr>
+            <w:r/>
+            <w:r>
+              <w:t>Stage 0 总入口。</w:t>
+            </w:r>
+          </w:p>
+        </w:tc>
+      </w:tr>
+      <w:tr>
+        <w:tc>
+          <w:tcPr>
+            <w:tcW w:type="dxa" w:w="2379"/>
+          </w:tcPr>
+          <w:p>
+            <w:pPr>
+              <w:spacing w:after="40"/>
+            </w:pPr>
+            <w:r/>
+            <w:r>
+              <w:t>R### 证据</w:t>
+            </w:r>
+          </w:p>
+        </w:tc>
+        <w:tc>
+          <w:tcPr>
+            <w:tcW w:type="dxa" w:w="2379"/>
+          </w:tcPr>
+          <w:p>
+            <w:pPr>
+              <w:spacing w:after="40"/>
+            </w:pPr>
+            <w:r/>
+            <w:r>
+              <w:rPr>
+                <w:rFonts w:ascii="Consolas" w:hAnsi="Consolas" w:eastAsia="Consolas"/>
+                <w:color w:val="7A2121"/>
+                <w:sz w:val="18"/>
+              </w:rPr>
+              <w:t>app/normalization/resume_intake.py:191</w:t>
+            </w:r>
+          </w:p>
+        </w:tc>
+        <w:tc>
+          <w:tcPr>
+            <w:tcW w:type="dxa" w:w="2379"/>
+          </w:tcPr>
+          <w:p>
+            <w:pPr>
+              <w:spacing w:after="40"/>
+            </w:pPr>
+            <w:r/>
+            <w:r>
+              <w:rPr>
+                <w:rFonts w:ascii="Consolas" w:hAnsi="Consolas" w:eastAsia="Consolas"/>
+                <w:color w:val="7A2121"/>
+                <w:sz w:val="18"/>
+              </w:rPr>
+              <w:t>build_evidence_spans</w:t>
+            </w:r>
+          </w:p>
+        </w:tc>
+        <w:tc>
+          <w:tcPr>
+            <w:tcW w:type="dxa" w:w="2379"/>
+          </w:tcPr>
+          <w:p>
+            <w:pPr>
+              <w:spacing w:after="40"/>
+            </w:pPr>
+            <w:r/>
+            <w:r>
+              <w:t>模型调用前先切本地原文证据。</w:t>
+            </w:r>
+          </w:p>
+        </w:tc>
+      </w:tr>
+      <w:tr>
+        <w:tc>
+          <w:tcPr>
+            <w:tcW w:type="dxa" w:w="2379"/>
+          </w:tcPr>
+          <w:p>
+            <w:pPr>
+              <w:spacing w:after="40"/>
+            </w:pPr>
+            <w:r/>
+            <w:r>
+              <w:t>澄清目标</w:t>
+            </w:r>
+          </w:p>
+        </w:tc>
+        <w:tc>
+          <w:tcPr>
+            <w:tcW w:type="dxa" w:w="2379"/>
+          </w:tcPr>
+          <w:p>
+            <w:pPr>
+              <w:spacing w:after="40"/>
+            </w:pPr>
+            <w:r/>
+            <w:r>
+              <w:rPr>
+                <w:rFonts w:ascii="Consolas" w:hAnsi="Consolas" w:eastAsia="Consolas"/>
+                <w:color w:val="7A2121"/>
+                <w:sz w:val="18"/>
+              </w:rPr>
+              <w:t>app/normalization/resume_intake.py:281</w:t>
+            </w:r>
+          </w:p>
+        </w:tc>
+        <w:tc>
+          <w:tcPr>
+            <w:tcW w:type="dxa" w:w="2379"/>
+          </w:tcPr>
+          <w:p>
+            <w:pPr>
+              <w:spacing w:after="40"/>
+            </w:pPr>
+            <w:r/>
+            <w:r>
+              <w:rPr>
+                <w:rFonts w:ascii="Consolas" w:hAnsi="Consolas" w:eastAsia="Consolas"/>
+                <w:color w:val="7A2121"/>
+                <w:sz w:val="18"/>
+              </w:rPr>
+              <w:t>build_clarification_targets</w:t>
+            </w:r>
+          </w:p>
+        </w:tc>
+        <w:tc>
+          <w:tcPr>
+            <w:tcW w:type="dxa" w:w="2379"/>
+          </w:tcPr>
+          <w:p>
+            <w:pPr>
+              <w:spacing w:after="40"/>
+            </w:pPr>
+            <w:r/>
+            <w:r>
+              <w:t>质量信号到确定性追问目标。</w:t>
+            </w:r>
+          </w:p>
+        </w:tc>
+      </w:tr>
+      <w:tr>
+        <w:tc>
+          <w:tcPr>
+            <w:tcW w:type="dxa" w:w="2379"/>
+          </w:tcPr>
+          <w:p>
+            <w:pPr>
+              <w:spacing w:after="40"/>
+            </w:pPr>
+            <w:r/>
+            <w:r>
+              <w:t>咨询轮次</w:t>
+            </w:r>
+          </w:p>
+        </w:tc>
+        <w:tc>
+          <w:tcPr>
+            <w:tcW w:type="dxa" w:w="2379"/>
+          </w:tcPr>
+          <w:p>
+            <w:pPr>
+              <w:spacing w:after="40"/>
+            </w:pPr>
+            <w:r/>
+            <w:r>
+              <w:rPr>
+                <w:rFonts w:ascii="Consolas" w:hAnsi="Consolas" w:eastAsia="Consolas"/>
+                <w:color w:val="7A2121"/>
+                <w:sz w:val="18"/>
+              </w:rPr>
+              <w:t>app/agents/consult_engine.py:292</w:t>
+            </w:r>
+          </w:p>
+        </w:tc>
+        <w:tc>
+          <w:tcPr>
+            <w:tcW w:type="dxa" w:w="2379"/>
+          </w:tcPr>
+          <w:p>
+            <w:pPr>
+              <w:spacing w:after="40"/>
+            </w:pPr>
+            <w:r/>
+            <w:r>
+              <w:rPr>
+                <w:rFonts w:ascii="Consolas" w:hAnsi="Consolas" w:eastAsia="Consolas"/>
+                <w:color w:val="7A2121"/>
+                <w:sz w:val="18"/>
+              </w:rPr>
+              <w:t>run_consult_round</w:t>
+            </w:r>
+          </w:p>
+        </w:tc>
+        <w:tc>
+          <w:tcPr>
+            <w:tcW w:type="dxa" w:w="2379"/>
+          </w:tcPr>
+          <w:p>
+            <w:pPr>
+              <w:spacing w:after="40"/>
+            </w:pPr>
+            <w:r/>
+            <w:r>
+              <w:t>phase、pending、动作和对话更新。</w:t>
+            </w:r>
+          </w:p>
+        </w:tc>
+      </w:tr>
+      <w:tr>
+        <w:tc>
+          <w:tcPr>
+            <w:tcW w:type="dxa" w:w="2379"/>
+          </w:tcPr>
+          <w:p>
+            <w:pPr>
+              <w:spacing w:after="40"/>
+            </w:pPr>
+            <w:r/>
+            <w:r>
+              <w:t>澄清消费</w:t>
+            </w:r>
+          </w:p>
+        </w:tc>
+        <w:tc>
+          <w:tcPr>
+            <w:tcW w:type="dxa" w:w="2379"/>
+          </w:tcPr>
+          <w:p>
+            <w:pPr>
+              <w:spacing w:after="40"/>
+            </w:pPr>
+            <w:r/>
+            <w:r>
+              <w:rPr>
+                <w:rFonts w:ascii="Consolas" w:hAnsi="Consolas" w:eastAsia="Consolas"/>
+                <w:color w:val="7A2121"/>
+                <w:sz w:val="18"/>
+              </w:rPr>
+              <w:t>app/api/v1/sessions.py:816</w:t>
+            </w:r>
+          </w:p>
+        </w:tc>
+        <w:tc>
+          <w:tcPr>
+            <w:tcW w:type="dxa" w:w="2379"/>
+          </w:tcPr>
+          <w:p>
+            <w:pPr>
+              <w:spacing w:after="40"/>
+            </w:pPr>
+            <w:r/>
+            <w:r>
+              <w:rPr>
+                <w:rFonts w:ascii="Consolas" w:hAnsi="Consolas" w:eastAsia="Consolas"/>
+                <w:color w:val="7A2121"/>
+                <w:sz w:val="18"/>
+              </w:rPr>
+              <w:t>_record_clarification_turn</w:t>
+            </w:r>
+          </w:p>
+        </w:tc>
+        <w:tc>
+          <w:tcPr>
+            <w:tcW w:type="dxa" w:w="2379"/>
+          </w:tcPr>
+          <w:p>
+            <w:pPr>
+              <w:spacing w:after="40"/>
+            </w:pPr>
+            <w:r/>
+            <w:r>
+              <w:t>answered/skipped 与 C### 写回闭环。</w:t>
+            </w:r>
+          </w:p>
+        </w:tc>
+      </w:tr>
+      <w:tr>
+        <w:tc>
+          <w:tcPr>
+            <w:tcW w:type="dxa" w:w="2379"/>
+          </w:tcPr>
+          <w:p>
+            <w:pPr>
+              <w:spacing w:after="40"/>
+            </w:pPr>
+            <w:r/>
+            <w:r>
+              <w:t>PM L1</w:t>
+            </w:r>
+          </w:p>
+        </w:tc>
+        <w:tc>
+          <w:tcPr>
+            <w:tcW w:type="dxa" w:w="2379"/>
+          </w:tcPr>
+          <w:p>
+            <w:pPr>
+              <w:spacing w:after="40"/>
+            </w:pPr>
+            <w:r/>
+            <w:r>
+              <w:rPr>
+                <w:rFonts w:ascii="Consolas" w:hAnsi="Consolas" w:eastAsia="Consolas"/>
+                <w:color w:val="7A2121"/>
+                <w:sz w:val="18"/>
+              </w:rPr>
+              <w:t>app/agents/consult_coach.py:62</w:t>
+            </w:r>
+          </w:p>
+        </w:tc>
+        <w:tc>
+          <w:tcPr>
+            <w:tcW w:type="dxa" w:w="2379"/>
+          </w:tcPr>
+          <w:p>
+            <w:pPr>
+              <w:spacing w:after="40"/>
+            </w:pPr>
+            <w:r/>
+            <w:r>
+              <w:rPr>
+                <w:rFonts w:ascii="Consolas" w:hAnsi="Consolas" w:eastAsia="Consolas"/>
+                <w:color w:val="7A2121"/>
+                <w:sz w:val="18"/>
+              </w:rPr>
+              <w:t>evaluate_consult_l1</w:t>
+            </w:r>
+          </w:p>
+        </w:tc>
+        <w:tc>
+          <w:tcPr>
+            <w:tcW w:type="dxa" w:w="2379"/>
+          </w:tcPr>
+          <w:p>
+            <w:pPr>
+              <w:spacing w:after="40"/>
+            </w:pPr>
+            <w:r/>
+            <w:r>
+              <w:t>不调模型的事实判断。</w:t>
+            </w:r>
+          </w:p>
+        </w:tc>
+      </w:tr>
+      <w:tr>
+        <w:tc>
+          <w:tcPr>
+            <w:tcW w:type="dxa" w:w="2379"/>
+          </w:tcPr>
+          <w:p>
+            <w:pPr>
+              <w:spacing w:after="40"/>
+            </w:pPr>
+            <w:r/>
+            <w:r>
+              <w:t>PM 触发</w:t>
+            </w:r>
+          </w:p>
+        </w:tc>
+        <w:tc>
+          <w:tcPr>
+            <w:tcW w:type="dxa" w:w="2379"/>
+          </w:tcPr>
+          <w:p>
+            <w:pPr>
+              <w:spacing w:after="40"/>
+            </w:pPr>
+            <w:r/>
+            <w:r>
+              <w:rPr>
+                <w:rFonts w:ascii="Consolas" w:hAnsi="Consolas" w:eastAsia="Consolas"/>
+                <w:color w:val="7A2121"/>
+                <w:sz w:val="18"/>
+              </w:rPr>
+              <w:t>app/agents/consult_coach.py:118</w:t>
+            </w:r>
+          </w:p>
+        </w:tc>
+        <w:tc>
+          <w:tcPr>
+            <w:tcW w:type="dxa" w:w="2379"/>
+          </w:tcPr>
+          <w:p>
+            <w:pPr>
+              <w:spacing w:after="40"/>
+            </w:pPr>
+            <w:r/>
+            <w:r>
+              <w:rPr>
+                <w:rFonts w:ascii="Consolas" w:hAnsi="Consolas" w:eastAsia="Consolas"/>
+                <w:color w:val="7A2121"/>
+                <w:sz w:val="18"/>
+              </w:rPr>
+              <w:t>select_coach_trigger</w:t>
+            </w:r>
+          </w:p>
+        </w:tc>
+        <w:tc>
+          <w:tcPr>
+            <w:tcW w:type="dxa" w:w="2379"/>
+          </w:tcPr>
+          <w:p>
+            <w:pPr>
+              <w:spacing w:after="40"/>
+            </w:pPr>
+            <w:r/>
+            <w:r>
+              <w:t>优先级、去重和预算。</w:t>
+            </w:r>
+          </w:p>
+        </w:tc>
+      </w:tr>
+      <w:tr>
+        <w:tc>
+          <w:tcPr>
+            <w:tcW w:type="dxa" w:w="2379"/>
+          </w:tcPr>
+          <w:p>
+            <w:pPr>
+              <w:spacing w:after="40"/>
+            </w:pPr>
+            <w:r/>
+            <w:r>
+              <w:t>PM L2</w:t>
+            </w:r>
+          </w:p>
+        </w:tc>
+        <w:tc>
+          <w:tcPr>
+            <w:tcW w:type="dxa" w:w="2379"/>
+          </w:tcPr>
+          <w:p>
+            <w:pPr>
+              <w:spacing w:after="40"/>
+            </w:pPr>
+            <w:r/>
+            <w:r>
+              <w:rPr>
+                <w:rFonts w:ascii="Consolas" w:hAnsi="Consolas" w:eastAsia="Consolas"/>
+                <w:color w:val="7A2121"/>
+                <w:sz w:val="18"/>
+              </w:rPr>
+              <w:t>app/agents/consult_coach.py:331</w:t>
+            </w:r>
+          </w:p>
+        </w:tc>
+        <w:tc>
+          <w:tcPr>
+            <w:tcW w:type="dxa" w:w="2379"/>
+          </w:tcPr>
+          <w:p>
+            <w:pPr>
+              <w:spacing w:after="40"/>
+            </w:pPr>
+            <w:r/>
+            <w:r>
+              <w:rPr>
+                <w:rFonts w:ascii="Consolas" w:hAnsi="Consolas" w:eastAsia="Consolas"/>
+                <w:color w:val="7A2121"/>
+                <w:sz w:val="18"/>
+              </w:rPr>
+              <w:t>run_consult_coach</w:t>
+            </w:r>
+          </w:p>
+        </w:tc>
+        <w:tc>
+          <w:tcPr>
+            <w:tcW w:type="dxa" w:w="2379"/>
+          </w:tcPr>
+          <w:p>
+            <w:pPr>
+              <w:spacing w:after="40"/>
+            </w:pPr>
+            <w:r/>
+            <w:r>
+              <w:t>超时保护与 note 输出。</w:t>
+            </w:r>
+          </w:p>
+        </w:tc>
+      </w:tr>
+      <w:tr>
+        <w:tc>
+          <w:tcPr>
+            <w:tcW w:type="dxa" w:w="2379"/>
+          </w:tcPr>
+          <w:p>
+            <w:pPr>
+              <w:spacing w:after="40"/>
+            </w:pPr>
+            <w:r/>
+            <w:r>
+              <w:t>Brief 锁定</w:t>
+            </w:r>
+          </w:p>
+        </w:tc>
+        <w:tc>
+          <w:tcPr>
+            <w:tcW w:type="dxa" w:w="2379"/>
+          </w:tcPr>
+          <w:p>
+            <w:pPr>
+              <w:spacing w:after="40"/>
+            </w:pPr>
+            <w:r/>
+            <w:r>
+              <w:rPr>
+                <w:rFonts w:ascii="Consolas" w:hAnsi="Consolas" w:eastAsia="Consolas"/>
+                <w:color w:val="7A2121"/>
+                <w:sz w:val="18"/>
+              </w:rPr>
+              <w:t>app/agents/orchestrator.py:428</w:t>
+            </w:r>
+          </w:p>
+        </w:tc>
+        <w:tc>
+          <w:tcPr>
+            <w:tcW w:type="dxa" w:w="2379"/>
+          </w:tcPr>
+          <w:p>
+            <w:pPr>
+              <w:spacing w:after="40"/>
+            </w:pPr>
+            <w:r/>
+            <w:r>
+              <w:rPr>
+                <w:rFonts w:ascii="Consolas" w:hAnsi="Consolas" w:eastAsia="Consolas"/>
+                <w:color w:val="7A2121"/>
+                <w:sz w:val="18"/>
+              </w:rPr>
+              <w:t>_lock_approved_brief</w:t>
+            </w:r>
+          </w:p>
+        </w:tc>
+        <w:tc>
+          <w:tcPr>
+            <w:tcW w:type="dxa" w:w="2379"/>
+          </w:tcPr>
+          <w:p>
+            <w:pPr>
+              <w:spacing w:after="40"/>
+            </w:pPr>
+            <w:r/>
+            <w:r>
+              <w:t>版本、哈希、开关快照。</w:t>
+            </w:r>
+          </w:p>
+        </w:tc>
+      </w:tr>
+      <w:tr>
+        <w:tc>
+          <w:tcPr>
+            <w:tcW w:type="dxa" w:w="2379"/>
+          </w:tcPr>
+          <w:p>
+            <w:pPr>
+              <w:spacing w:after="40"/>
+            </w:pPr>
+            <w:r/>
+            <w:r>
+              <w:t>混合检索</w:t>
+            </w:r>
+          </w:p>
+        </w:tc>
+        <w:tc>
+          <w:tcPr>
+            <w:tcW w:type="dxa" w:w="2379"/>
+          </w:tcPr>
+          <w:p>
+            <w:pPr>
+              <w:spacing w:after="40"/>
+            </w:pPr>
+            <w:r/>
+            <w:r>
+              <w:rPr>
+                <w:rFonts w:ascii="Consolas" w:hAnsi="Consolas" w:eastAsia="Consolas"/>
+                <w:color w:val="7A2121"/>
+                <w:sz w:val="18"/>
+              </w:rPr>
+              <w:t>app/retrieval/hybrid_search.py:867</w:t>
+            </w:r>
+          </w:p>
+        </w:tc>
+        <w:tc>
+          <w:tcPr>
+            <w:tcW w:type="dxa" w:w="2379"/>
+          </w:tcPr>
+          <w:p>
+            <w:pPr>
+              <w:spacing w:after="40"/>
+            </w:pPr>
+            <w:r/>
+            <w:r>
+              <w:rPr>
+                <w:rFonts w:ascii="Consolas" w:hAnsi="Consolas" w:eastAsia="Consolas"/>
+                <w:color w:val="7A2121"/>
+                <w:sz w:val="18"/>
+              </w:rPr>
+              <w:t>hybrid_search</w:t>
+            </w:r>
+          </w:p>
+        </w:tc>
+        <w:tc>
+          <w:tcPr>
+            <w:tcW w:type="dxa" w:w="2379"/>
+          </w:tcPr>
+          <w:p>
+            <w:pPr>
+              <w:spacing w:after="40"/>
+            </w:pPr>
+            <w:r/>
+            <w:r>
+              <w:t>硬过滤、并行检索、RRF、两段重排。</w:t>
+            </w:r>
+          </w:p>
+        </w:tc>
+      </w:tr>
+      <w:tr>
+        <w:tc>
+          <w:tcPr>
+            <w:tcW w:type="dxa" w:w="2379"/>
+          </w:tcPr>
+          <w:p>
+            <w:pPr>
+              <w:spacing w:after="40"/>
+            </w:pPr>
+            <w:r/>
+            <w:r>
+              <w:t>RAPTOR</w:t>
+            </w:r>
+          </w:p>
+        </w:tc>
+        <w:tc>
+          <w:tcPr>
+            <w:tcW w:type="dxa" w:w="2379"/>
+          </w:tcPr>
+          <w:p>
+            <w:pPr>
+              <w:spacing w:after="40"/>
+            </w:pPr>
+            <w:r/>
+            <w:r>
+              <w:rPr>
+                <w:rFonts w:ascii="Consolas" w:hAnsi="Consolas" w:eastAsia="Consolas"/>
+                <w:color w:val="7A2121"/>
+                <w:sz w:val="18"/>
+              </w:rPr>
+              <w:t>app/retrieval/raptor.py:300</w:t>
+            </w:r>
+          </w:p>
+        </w:tc>
+        <w:tc>
+          <w:tcPr>
+            <w:tcW w:type="dxa" w:w="2379"/>
+          </w:tcPr>
+          <w:p>
+            <w:pPr>
+              <w:spacing w:after="40"/>
+            </w:pPr>
+            <w:r/>
+            <w:r>
+              <w:rPr>
+                <w:rFonts w:ascii="Consolas" w:hAnsi="Consolas" w:eastAsia="Consolas"/>
+                <w:color w:val="7A2121"/>
+                <w:sz w:val="18"/>
+              </w:rPr>
+              <w:t>build_raptor_index</w:t>
+            </w:r>
+          </w:p>
+        </w:tc>
+        <w:tc>
+          <w:tcPr>
+            <w:tcW w:type="dxa" w:w="2379"/>
+          </w:tcPr>
+          <w:p>
+            <w:pPr>
+              <w:spacing w:after="40"/>
+            </w:pPr>
+            <w:r/>
+            <w:r>
+              <w:t>离线摘要树。</w:t>
+            </w:r>
+          </w:p>
+        </w:tc>
+      </w:tr>
+      <w:tr>
+        <w:tc>
+          <w:tcPr>
+            <w:tcW w:type="dxa" w:w="2379"/>
+          </w:tcPr>
+          <w:p>
+            <w:pPr>
+              <w:spacing w:after="40"/>
+            </w:pPr>
+            <w:r/>
+            <w:r>
+              <w:t>双空间</w:t>
+            </w:r>
+          </w:p>
+        </w:tc>
+        <w:tc>
+          <w:tcPr>
+            <w:tcW w:type="dxa" w:w="2379"/>
+          </w:tcPr>
+          <w:p>
+            <w:pPr>
+              <w:spacing w:after="40"/>
+            </w:pPr>
+            <w:r/>
+            <w:r>
+              <w:rPr>
+                <w:rFonts w:ascii="Consolas" w:hAnsi="Consolas" w:eastAsia="Consolas"/>
+                <w:color w:val="7A2121"/>
+                <w:sz w:val="18"/>
+              </w:rPr>
+              <w:t>app/retrieval/dual_space_search.py:27</w:t>
+            </w:r>
+          </w:p>
+        </w:tc>
+        <w:tc>
+          <w:tcPr>
+            <w:tcW w:type="dxa" w:w="2379"/>
+          </w:tcPr>
+          <w:p>
+            <w:pPr>
+              <w:spacing w:after="40"/>
+            </w:pPr>
+            <w:r/>
+            <w:r>
+              <w:rPr>
+                <w:rFonts w:ascii="Consolas" w:hAnsi="Consolas" w:eastAsia="Consolas"/>
+                <w:color w:val="7A2121"/>
+                <w:sz w:val="18"/>
+              </w:rPr>
+              <w:t>dual_space_search</w:t>
+            </w:r>
+          </w:p>
+        </w:tc>
+        <w:tc>
+          <w:tcPr>
+            <w:tcW w:type="dxa" w:w="2379"/>
+          </w:tcPr>
+          <w:p>
+            <w:pPr>
+              <w:spacing w:after="40"/>
+            </w:pPr>
+            <w:r/>
+            <w:r>
+              <w:t>两空间并行与隐式失败回退。</w:t>
+            </w:r>
+          </w:p>
+        </w:tc>
+      </w:tr>
+      <w:tr>
+        <w:tc>
+          <w:tcPr>
+            <w:tcW w:type="dxa" w:w="2379"/>
+          </w:tcPr>
+          <w:p>
+            <w:pPr>
+              <w:spacing w:after="40"/>
+            </w:pPr>
+            <w:r/>
+            <w:r>
+              <w:t>图编排</w:t>
+            </w:r>
+          </w:p>
+        </w:tc>
+        <w:tc>
+          <w:tcPr>
+            <w:tcW w:type="dxa" w:w="2379"/>
+          </w:tcPr>
+          <w:p>
+            <w:pPr>
+              <w:spacing w:after="40"/>
+            </w:pPr>
+            <w:r/>
+            <w:r>
+              <w:rPr>
+                <w:rFonts w:ascii="Consolas" w:hAnsi="Consolas" w:eastAsia="Consolas"/>
+                <w:color w:val="7A2121"/>
+                <w:sz w:val="18"/>
+              </w:rPr>
+              <w:t>app/graph/build.py:20</w:t>
+            </w:r>
+          </w:p>
+        </w:tc>
+        <w:tc>
+          <w:tcPr>
+            <w:tcW w:type="dxa" w:w="2379"/>
+          </w:tcPr>
+          <w:p>
+            <w:pPr>
+              <w:spacing w:after="40"/>
+            </w:pPr>
+            <w:r/>
+            <w:r>
+              <w:rPr>
+                <w:rFonts w:ascii="Consolas" w:hAnsi="Consolas" w:eastAsia="Consolas"/>
+                <w:color w:val="7A2121"/>
+                <w:sz w:val="18"/>
+              </w:rPr>
+              <w:t>build_graph</w:t>
+            </w:r>
+          </w:p>
+        </w:tc>
+        <w:tc>
+          <w:tcPr>
+            <w:tcW w:type="dxa" w:w="2379"/>
+          </w:tcPr>
+          <w:p>
+            <w:pPr>
+              <w:spacing w:after="40"/>
+            </w:pPr>
+            <w:r/>
+            <w:r>
+              <w:t>七节点和唯一有界恢复分支。</w:t>
+            </w:r>
+          </w:p>
+        </w:tc>
+      </w:tr>
+      <w:tr>
+        <w:tc>
+          <w:tcPr>
+            <w:tcW w:type="dxa" w:w="2379"/>
+          </w:tcPr>
+          <w:p>
+            <w:pPr>
+              <w:spacing w:after="40"/>
+            </w:pPr>
+            <w:r/>
+            <w:r>
+              <w:t>图执行</w:t>
+            </w:r>
+          </w:p>
+        </w:tc>
+        <w:tc>
+          <w:tcPr>
+            <w:tcW w:type="dxa" w:w="2379"/>
+          </w:tcPr>
+          <w:p>
+            <w:pPr>
+              <w:spacing w:after="40"/>
+            </w:pPr>
+            <w:r/>
+            <w:r>
+              <w:rPr>
+                <w:rFonts w:ascii="Consolas" w:hAnsi="Consolas" w:eastAsia="Consolas"/>
+                <w:color w:val="7A2121"/>
+                <w:sz w:val="18"/>
+              </w:rPr>
+              <w:t>app/graph/runner.py:25</w:t>
+            </w:r>
+          </w:p>
+        </w:tc>
+        <w:tc>
+          <w:tcPr>
+            <w:tcW w:type="dxa" w:w="2379"/>
+          </w:tcPr>
+          <w:p>
+            <w:pPr>
+              <w:spacing w:after="40"/>
+            </w:pPr>
+            <w:r/>
+            <w:r>
+              <w:rPr>
+                <w:rFonts w:ascii="Consolas" w:hAnsi="Consolas" w:eastAsia="Consolas"/>
+                <w:color w:val="7A2121"/>
+                <w:sz w:val="18"/>
+              </w:rPr>
+              <w:t>run_graph_match</w:t>
+            </w:r>
+          </w:p>
+        </w:tc>
+        <w:tc>
+          <w:tcPr>
+            <w:tcW w:type="dxa" w:w="2379"/>
+          </w:tcPr>
+          <w:p>
+            <w:pPr>
+              <w:spacing w:after="40"/>
+            </w:pPr>
+            <w:r/>
+            <w:r>
+              <w:t>checkpoint、幂等收尾与清理。</w:t>
+            </w:r>
+          </w:p>
+        </w:tc>
+      </w:tr>
+      <w:tr>
+        <w:tc>
+          <w:tcPr>
+            <w:tcW w:type="dxa" w:w="2379"/>
+          </w:tcPr>
+          <w:p>
+            <w:pPr>
+              <w:spacing w:after="40"/>
+            </w:pPr>
+            <w:r/>
+            <w:r>
+              <w:t>评估</w:t>
+            </w:r>
+          </w:p>
+        </w:tc>
+        <w:tc>
+          <w:tcPr>
+            <w:tcW w:type="dxa" w:w="2379"/>
+          </w:tcPr>
+          <w:p>
+            <w:pPr>
+              <w:spacing w:after="40"/>
+            </w:pPr>
+            <w:r/>
+            <w:r>
+              <w:rPr>
+                <w:rFonts w:ascii="Consolas" w:hAnsi="Consolas" w:eastAsia="Consolas"/>
+                <w:color w:val="7A2121"/>
+                <w:sz w:val="18"/>
+              </w:rPr>
+              <w:t>app/evaluation/metrics.py:12</w:t>
+            </w:r>
+          </w:p>
+        </w:tc>
+        <w:tc>
+          <w:tcPr>
+            <w:tcW w:type="dxa" w:w="2379"/>
+          </w:tcPr>
+          <w:p>
+            <w:pPr>
+              <w:spacing w:after="40"/>
+            </w:pPr>
+            <w:r/>
+            <w:r>
+              <w:rPr>
+                <w:rFonts w:ascii="Consolas" w:hAnsi="Consolas" w:eastAsia="Consolas"/>
+                <w:color w:val="7A2121"/>
+                <w:sz w:val="18"/>
+              </w:rPr>
+              <w:t>evaluate_rankings</w:t>
+            </w:r>
+          </w:p>
+        </w:tc>
+        <w:tc>
+          <w:tcPr>
+            <w:tcW w:type="dxa" w:w="2379"/>
+          </w:tcPr>
+          <w:p>
+            <w:pPr>
+              <w:spacing w:after="40"/>
+            </w:pPr>
+            <w:r/>
+            <w:r>
+              <w:t>四类排名指标的统一入口。</w:t>
             </w:r>
           </w:p>
         </w:tc>
       </w:tr>
     </w:tbl>
-    <w:p/>
+    <w:p>
+      <w:pPr>
+        <w:spacing w:after="0"/>
+      </w:pPr>
+    </w:p>
     <w:p>
       <w:pPr>
         <w:pStyle w:val="Heading2"/>
       </w:pPr>
       <w:r>
+        <w:t>21. 前端数据流与竞态恢复</w:t>
+      </w:r>
+    </w:p>
+    <w:p>
+      <w:r>
+        <w:t>前端使用 React、TypeScript、TanStack Query 和 Vite。</w:t>
+      </w:r>
+      <w:r>
         <w:rPr>
-          <w:rFonts w:ascii="Calibri" w:hAnsi="Calibri" w:eastAsia="微软雅黑"/>
-          <w:b/>
-          <w:color w:val="332E28"/>
-          <w:sz w:val="26"/>
+          <w:rFonts w:ascii="Consolas" w:hAnsi="Consolas" w:eastAsia="Consolas"/>
+          <w:color w:val="7A2121"/>
+          <w:sz w:val="18"/>
         </w:rPr>
-        <w:t>15. 运行手册</w:t>
+        <w:t>frontend/src/api/client.ts:76</w:t>
+      </w:r>
+      <w:r>
+        <w:t xml:space="preserve"> 统一处理带 Cookie 的请求；</w:t>
+      </w:r>
+      <w:r>
+        <w:rPr>
+          <w:rFonts w:ascii="Consolas" w:hAnsi="Consolas" w:eastAsia="Consolas"/>
+          <w:color w:val="7A2121"/>
+          <w:sz w:val="18"/>
+        </w:rPr>
+        <w:t>frontend/src/api/queries.ts:44</w:t>
+      </w:r>
+      <w:r>
+        <w:t xml:space="preserve"> 提供类型化 API 方法；</w:t>
+      </w:r>
+      <w:r>
+        <w:rPr>
+          <w:rFonts w:ascii="Consolas" w:hAnsi="Consolas" w:eastAsia="Consolas"/>
+          <w:color w:val="7A2121"/>
+          <w:sz w:val="18"/>
+        </w:rPr>
+        <w:t>frontend/src/api/generated.ts</w:t>
+      </w:r>
+      <w:r>
+        <w:t xml:space="preserve"> 来自 OpenAPI 快照，禁止手改。</w:t>
+      </w:r>
+    </w:p>
+    <w:p>
+      <w:r>
+        <w:t xml:space="preserve">工作台 </w:t>
+      </w:r>
+      <w:r>
+        <w:rPr>
+          <w:rFonts w:ascii="Consolas" w:hAnsi="Consolas" w:eastAsia="Consolas"/>
+          <w:color w:val="7A2121"/>
+          <w:sz w:val="18"/>
+        </w:rPr>
+        <w:t>frontend/src/v2/WorkbenchPage.tsx:490</w:t>
+      </w:r>
+      <w:r>
+        <w:t xml:space="preserve"> 同时维护三类服务端数据：resume preview、consult state、run status/conversation。mutation 成功后通过 query key 失效重取，而不是在多个组件复制服务器真相。</w:t>
+      </w:r>
+    </w:p>
+    <w:p>
+      <w:r>
+        <w:t>简历冲突路径：</w:t>
       </w:r>
     </w:p>
     <w:p>
       <w:pPr>
-        <w:spacing w:after="0"/>
-        <w:ind w:left="340"/>
+        <w:pStyle w:val="CodeBlock"/>
+        <w:shd w:fill="F3F4F6"/>
       </w:pPr>
       <w:r>
         <w:rPr>
-          <w:rFonts w:ascii="Consolas" w:hAnsi="Consolas" w:eastAsia="微软雅黑"/>
-          <w:color w:val="332E28"/>
+          <w:rFonts w:ascii="Consolas" w:hAnsi="Consolas" w:eastAsia="Consolas"/>
           <w:sz w:val="17"/>
         </w:rPr>
-        <w:t>.\start.ps1                     # 一键：环境校验 + 数据库迁移 + 后端 + 前端（都会启动，别再手动重复起前端）</w:t>
+        <w:t>动作返回 409</w:t>
+        <w:br/>
+        <w:t xml:space="preserve">  → resumeRecoveryState 解析稳定 detail</w:t>
+        <w:br/>
+        <w:t xml:space="preserve">  → 清 briefDraft</w:t>
+        <w:br/>
+        <w:t xml:space="preserve">  → invalidate resume-preview + consult</w:t>
+        <w:br/>
+        <w:t xml:space="preserve">  → processing：继续轮询</w:t>
+        <w:br/>
+        <w:t xml:space="preserve">  → error：停止并显示重传</w:t>
+        <w:br/>
+        <w:t xml:space="preserve">  → ready：转 updated，要求重新确认</w:t>
       </w:r>
     </w:p>
     <w:p>
-      <w:pPr>
-        <w:spacing w:after="0"/>
-        <w:ind w:left="340"/>
-      </w:pPr>
+      <w:r>
+        <w:t xml:space="preserve">相关代码是 </w:t>
+      </w:r>
       <w:r>
         <w:rPr>
-          <w:rFonts w:ascii="Consolas" w:hAnsi="Consolas" w:eastAsia="微软雅黑"/>
-          <w:color w:val="332E28"/>
-          <w:sz w:val="17"/>
+          <w:rFonts w:ascii="Consolas" w:hAnsi="Consolas" w:eastAsia="Consolas"/>
+          <w:color w:val="7A2121"/>
+          <w:sz w:val="18"/>
         </w:rPr>
-        <w:t>cd frontend ; npm run dev -- --host   # 仅跨机器演示单独起前端时用（配合 AUTH_COOKIE_INSECURE）</w:t>
+        <w:t>frontend/src/v2/WorkbenchPage.tsx:31</w:t>
+      </w:r>
+      <w:r>
+        <w:t>、</w:t>
+      </w:r>
+      <w:r>
+        <w:rPr>
+          <w:rFonts w:ascii="Consolas" w:hAnsi="Consolas" w:eastAsia="Consolas"/>
+          <w:color w:val="7A2121"/>
+          <w:sz w:val="18"/>
+        </w:rPr>
+        <w:t>:535</w:t>
+      </w:r>
+      <w:r>
+        <w:t>、</w:t>
+      </w:r>
+      <w:r>
+        <w:rPr>
+          <w:rFonts w:ascii="Consolas" w:hAnsi="Consolas" w:eastAsia="Consolas"/>
+          <w:color w:val="7A2121"/>
+          <w:sz w:val="18"/>
+        </w:rPr>
+        <w:t>:689</w:t>
+      </w:r>
+      <w:r>
+        <w:t xml:space="preserve">。咨询输入在恢复、未确认、run 执行或请求 pending 时禁用，见 </w:t>
+      </w:r>
+      <w:r>
+        <w:rPr>
+          <w:rFonts w:ascii="Consolas" w:hAnsi="Consolas" w:eastAsia="Consolas"/>
+          <w:color w:val="7A2121"/>
+          <w:sz w:val="18"/>
+        </w:rPr>
+        <w:t>:801</w:t>
+      </w:r>
+      <w:r>
+        <w:t>；这既避免双发，也让用户知道下一步该做什么。</w:t>
       </w:r>
     </w:p>
     <w:p>
-      <w:pPr>
-        <w:spacing w:after="0"/>
-        <w:ind w:left="340"/>
-      </w:pPr>
+      <w:r>
+        <w:t xml:space="preserve">移动抽屉的焦点约束位于 </w:t>
+      </w:r>
       <w:r>
         <w:rPr>
-          <w:rFonts w:ascii="Consolas" w:hAnsi="Consolas" w:eastAsia="微软雅黑"/>
-          <w:color w:val="332E28"/>
-          <w:sz w:val="17"/>
+          <w:rFonts w:ascii="Consolas" w:hAnsi="Consolas" w:eastAsia="Consolas"/>
+          <w:color w:val="7A2121"/>
+          <w:sz w:val="18"/>
         </w:rPr>
-        <w:t>.venv\Scripts\python -m pytest tests/ -q                  # 后端全量</w:t>
+        <w:t>frontend/src/v2/AppShell.tsx:56</w:t>
+      </w:r>
+      <w:r>
+        <w:t xml:space="preserve">。结果证据抽屉位于 </w:t>
+      </w:r>
+      <w:r>
+        <w:rPr>
+          <w:rFonts w:ascii="Consolas" w:hAnsi="Consolas" w:eastAsia="Consolas"/>
+          <w:color w:val="7A2121"/>
+          <w:sz w:val="18"/>
+        </w:rPr>
+        <w:t>frontend/src/features/results/EvidenceDrawer.tsx:14</w:t>
+      </w:r>
+      <w:r>
+        <w:t>，关闭后恢复触发点焦点。</w:t>
       </w:r>
     </w:p>
-    <w:p>
-      <w:pPr>
-        <w:spacing w:after="0"/>
-        <w:ind w:left="340"/>
-      </w:pPr>
-      <w:r>
-        <w:rPr>
-          <w:rFonts w:ascii="Consolas" w:hAnsi="Consolas" w:eastAsia="微软雅黑"/>
-          <w:color w:val="332E28"/>
-          <w:sz w:val="17"/>
-        </w:rPr>
-        <w:t>cd frontend ; npm run typecheck ; npm test ; npm run build ; npx playwright test</w:t>
-      </w:r>
-    </w:p>
-    <w:p>
-      <w:pPr>
-        <w:spacing w:after="0"/>
-        <w:ind w:left="340"/>
-      </w:pPr>
-      <w:r>
-        <w:rPr>
-          <w:rFonts w:ascii="Consolas" w:hAnsi="Consolas" w:eastAsia="微软雅黑"/>
-          <w:color w:val="332E28"/>
-          <w:sz w:val="17"/>
-        </w:rPr>
-        <w:t>$env:AUTH_ENFORCED="true" ; .venv\Scripts\python -u -m app.serve *&gt; tmp\s.log   # 真机彩排前置</w:t>
-      </w:r>
-    </w:p>
-    <w:p>
-      <w:pPr>
-        <w:spacing w:after="0"/>
-        <w:ind w:left="340"/>
-      </w:pPr>
-      <w:r>
-        <w:rPr>
-          <w:rFonts w:ascii="Consolas" w:hAnsi="Consolas" w:eastAsia="微软雅黑"/>
-          <w:color w:val="332E28"/>
-          <w:sz w:val="17"/>
-        </w:rPr>
-        <w:t>.venv\Scripts\python scripts\global_smoke.py tmp\s.log</w:t>
-      </w:r>
-    </w:p>
-    <w:p>
-      <w:pPr>
-        <w:spacing w:after="0"/>
-        <w:ind w:left="340"/>
-      </w:pPr>
-      <w:r>
-        <w:rPr>
-          <w:rFonts w:ascii="Consolas" w:hAnsi="Consolas" w:eastAsia="微软雅黑"/>
-          <w:color w:val="332E28"/>
-          <w:sz w:val="17"/>
-        </w:rPr>
-        <w:t>.venv\Scripts\python scripts\demo_rehearsal.py tmp\s.log</w:t>
-      </w:r>
-    </w:p>
-    <w:p/>
     <w:p>
       <w:pPr>
         <w:pStyle w:val="Heading2"/>
       </w:pPr>
       <w:r>
-        <w:rPr>
-          <w:rFonts w:ascii="Calibri" w:hAnsi="Calibri" w:eastAsia="微软雅黑"/>
-          <w:b/>
-          <w:color w:val="332E28"/>
-          <w:sz w:val="26"/>
-        </w:rPr>
-        <w:t>16. 边界与不足</w:t>
+        <w:t>22. 配置与快速运行</w:t>
       </w:r>
     </w:p>
     <w:p>
       <w:r>
+        <w:t xml:space="preserve">从 </w:t>
+      </w:r>
+      <w:r>
         <w:rPr>
-          <w:rFonts w:ascii="Calibri" w:hAnsi="Calibri" w:eastAsia="微软雅黑"/>
-          <w:sz w:val="21"/>
+          <w:rFonts w:ascii="Consolas" w:hAnsi="Consolas" w:eastAsia="Consolas"/>
+          <w:color w:val="7A2121"/>
+          <w:sz w:val="18"/>
         </w:rPr>
-        <w:t xml:space="preserve">见 </w:t>
-      </w:r>
+        <w:t>.env.example</w:t>
+      </w:r>
+      <w:r>
+        <w:t xml:space="preserve"> 复制本地配置，不提交真实密钥：</w:t>
+      </w:r>
+    </w:p>
+    <w:p>
+      <w:pPr>
+        <w:pStyle w:val="CodeBlock"/>
+        <w:shd w:fill="F3F4F6"/>
+      </w:pPr>
       <w:r>
         <w:rPr>
-          <w:rFonts w:ascii="Consolas" w:hAnsi="Consolas" w:eastAsia="微软雅黑"/>
-          <w:color w:val="8A3B1E"/>
-          <w:sz w:val="20"/>
+          <w:rFonts w:ascii="Consolas" w:hAnsi="Consolas" w:eastAsia="Consolas"/>
+          <w:sz w:val="17"/>
+        </w:rPr>
+        <w:t>Copy-Item .env.example .env</w:t>
+        <w:br/>
+        <w:t>.\.venv\Scripts\python.exe -m pip install -r requirements.txt</w:t>
+        <w:br/>
+        <w:t>.\.venv\Scripts\python.exe -m app.db.migrate</w:t>
+        <w:br/>
+        <w:t>.\.venv\Scripts\python.exe -m app.serve --host 127.0.0.1 --port 8000</w:t>
+      </w:r>
+    </w:p>
+    <w:p>
+      <w:r>
+        <w:t>前端另开终端：</w:t>
+      </w:r>
+    </w:p>
+    <w:p>
+      <w:pPr>
+        <w:pStyle w:val="CodeBlock"/>
+        <w:shd w:fill="F3F4F6"/>
+      </w:pPr>
+      <w:r>
+        <w:rPr>
+          <w:rFonts w:ascii="Consolas" w:hAnsi="Consolas" w:eastAsia="Consolas"/>
+          <w:sz w:val="17"/>
+        </w:rPr>
+        <w:t>Set-Location frontend</w:t>
+        <w:br/>
+        <w:t>npm.cmd install</w:t>
+        <w:br/>
+        <w:t>npm.cmd run dev</w:t>
+      </w:r>
+    </w:p>
+    <w:p>
+      <w:r>
+        <w:t>接受态需要的关键非秘密项：</w:t>
+      </w:r>
+    </w:p>
+    <w:p>
+      <w:pPr>
+        <w:pStyle w:val="CodeBlock"/>
+        <w:shd w:fill="F3F4F6"/>
+      </w:pPr>
+      <w:r>
+        <w:rPr>
+          <w:rFonts w:ascii="Consolas" w:hAnsi="Consolas" w:eastAsia="Consolas"/>
+          <w:sz w:val="17"/>
+        </w:rPr>
+        <w:t>AUTH_ENFORCED=true</w:t>
+        <w:br/>
+        <w:t>SESSION_QUOTA_PER_USER=3</w:t>
+        <w:br/>
+        <w:t>QWEN_EMBED_MODEL=text-embedding-v4</w:t>
+        <w:br/>
+        <w:t>EMBED_DIM=1024</w:t>
+        <w:br/>
+        <w:br/>
+        <w:t>RESUME_CLARIFY_ENABLED=true</w:t>
+        <w:br/>
+        <w:t>RESUME_CLARIFY_MAX=2</w:t>
+        <w:br/>
+        <w:t>CONSULT_COACH_ENABLED=true</w:t>
+        <w:br/>
+        <w:t>CONSULT_COACH_MAX=3</w:t>
+        <w:br/>
+        <w:br/>
+        <w:t>RAPTOR_ENABLED=true</w:t>
+        <w:br/>
+        <w:t>RERANK_ENABLED=true</w:t>
+        <w:br/>
+        <w:t>RERANK_MODEL=gte-rerank-v2</w:t>
+        <w:br/>
+        <w:t>RERANK_ENDPOINT=...</w:t>
+      </w:r>
+    </w:p>
+    <w:p>
+      <w:r>
+        <w:t xml:space="preserve">数据库迁移必须先跑；当前迁移目录含 </w:t>
+      </w:r>
+      <w:r>
+        <w:rPr>
+          <w:rFonts w:ascii="Consolas" w:hAnsi="Consolas" w:eastAsia="Consolas"/>
+          <w:color w:val="7A2121"/>
+          <w:sz w:val="18"/>
+        </w:rPr>
+        <w:t>0008_resume_upload_generation.sql</w:t>
+      </w:r>
+      <w:r>
+        <w:t>。</w:t>
+      </w:r>
+      <w:r>
+        <w:rPr>
+          <w:rFonts w:ascii="Consolas" w:hAnsi="Consolas" w:eastAsia="Consolas"/>
+          <w:color w:val="7A2121"/>
+          <w:sz w:val="18"/>
+        </w:rPr>
+        <w:t>EMBED_DIM</w:t>
+      </w:r>
+      <w:r>
+        <w:t xml:space="preserve"> 必须与 pgvector 列维度一致；rerank 开启时 endpoint 必须可用。开发用 console OTP 不能当作生产邮件/短信能力。</w:t>
+      </w:r>
+    </w:p>
+    <w:p>
+      <w:pPr>
+        <w:pStyle w:val="Heading2"/>
+      </w:pPr>
+      <w:r>
+        <w:t>23. 测试、契约与评估命令</w:t>
+      </w:r>
+    </w:p>
+    <w:p>
+      <w:pPr>
+        <w:pStyle w:val="CodeBlock"/>
+        <w:shd w:fill="F3F4F6"/>
+      </w:pPr>
+      <w:r>
+        <w:rPr>
+          <w:rFonts w:ascii="Consolas" w:hAnsi="Consolas" w:eastAsia="Consolas"/>
+          <w:sz w:val="17"/>
+        </w:rPr>
+        <w:t># 后端与静态检查</w:t>
+        <w:br/>
+        <w:t>.\.venv\Scripts\python.exe -m pytest tests -q</w:t>
+        <w:br/>
+        <w:t>.\.venv\Scripts\python.exe -m pyflakes app scripts</w:t>
+        <w:br/>
+        <w:br/>
+        <w:t># 前端</w:t>
+        <w:br/>
+        <w:t>Set-Location frontend</w:t>
+        <w:br/>
+        <w:t>npm.cmd test</w:t>
+        <w:br/>
+        <w:t>npm.cmd run typecheck</w:t>
+        <w:br/>
+        <w:t>npm.cmd run build</w:t>
+        <w:br/>
+        <w:t>npm.cmd run e2e</w:t>
+        <w:br/>
+        <w:br/>
+        <w:t># OpenAPI 契约</w:t>
+        <w:br/>
+        <w:t>Set-Location ..</w:t>
+        <w:br/>
+        <w:t>.\.venv\Scripts\python.exe scripts\export_openapi.py</w:t>
+        <w:br/>
+        <w:t>Set-Location frontend</w:t>
+        <w:br/>
+        <w:t>npm.cmd run api:generate</w:t>
+        <w:br/>
+        <w:t>npm.cmd run api:check</w:t>
+        <w:br/>
+        <w:br/>
+        <w:t># 版本化演示评估</w:t>
+        <w:br/>
+        <w:t>Set-Location ..</w:t>
+        <w:br/>
+        <w:t>.\.venv\Scripts\python.exe scripts\evaluate_demo_corpus.py --include-raptor --use-cross-encoder</w:t>
+      </w:r>
+    </w:p>
+    <w:p>
+      <w:r>
+        <w:t xml:space="preserve">真机服务和数据库准备好后，可执行 </w:t>
+      </w:r>
+      <w:r>
+        <w:rPr>
+          <w:rFonts w:ascii="Consolas" w:hAnsi="Consolas" w:eastAsia="Consolas"/>
+          <w:color w:val="7A2121"/>
+          <w:sz w:val="18"/>
+        </w:rPr>
+        <w:t>scripts/global_smoke.py</w:t>
+      </w:r>
+      <w:r>
+        <w:t xml:space="preserve"> 与 </w:t>
+      </w:r>
+      <w:r>
+        <w:rPr>
+          <w:rFonts w:ascii="Consolas" w:hAnsi="Consolas" w:eastAsia="Consolas"/>
+          <w:color w:val="7A2121"/>
+          <w:sz w:val="18"/>
+        </w:rPr>
+        <w:t>scripts/demo_rehearsal.py</w:t>
+      </w:r>
+      <w:r>
+        <w:t>。脚本会产生真实外部调用或数据库写入，答辩前应在专用演示环境运行，而不是把版本化报告误当作本机此刻已经复跑。</w:t>
+      </w:r>
+    </w:p>
+    <w:p>
+      <w:pPr>
+        <w:pStyle w:val="Heading2"/>
+      </w:pPr>
+      <w:r>
+        <w:t>24. 答辩问答与诚实表述</w:t>
+      </w:r>
+    </w:p>
+    <w:p>
+      <w:r>
+        <w:rPr>
+          <w:b/>
+        </w:rPr>
+        <w:t>问：为什么不用模型判断签证和地点？</w:t>
+      </w:r>
+      <w:r>
+        <w:t xml:space="preserve"> 这些是可结构化、可验证的硬条件，SQL 更稳定，也能留下 filter log；模型只负责语义排序和解释。</w:t>
+      </w:r>
+    </w:p>
+    <w:p>
+      <w:r>
+        <w:rPr>
+          <w:b/>
+        </w:rPr>
+        <w:t>问：怎样证明澄清不是编造？</w:t>
+      </w:r>
+      <w:r>
+        <w:t xml:space="preserve"> 回答必须对应 pending 目标和同一简历 baseline；</w:t>
+      </w:r>
+      <w:r>
+        <w:rPr>
+          <w:rFonts w:ascii="Consolas" w:hAnsi="Consolas" w:eastAsia="Consolas"/>
+          <w:color w:val="7A2121"/>
+          <w:sz w:val="18"/>
+        </w:rPr>
+        <w:t>C###.text</w:t>
+      </w:r>
+      <w:r>
+        <w:t xml:space="preserve"> 保存用户原话；摘要不能添加原话外 token；策略和发布门再核对 evidence ID。</w:t>
+      </w:r>
+    </w:p>
+    <w:p>
+      <w:r>
+        <w:rPr>
+          <w:b/>
+        </w:rPr>
+        <w:t>问：PM 模型挂了会怎样？</w:t>
+      </w:r>
+      <w:r>
+        <w:t xml:space="preserve"> 用户轮次已在第一次 CAS 提交。第二次 PM 调用失败只终结 reservation 并记日志，主咨询继续，因此不会为辅助气泡丢失用户输入。</w:t>
+      </w:r>
+    </w:p>
+    <w:p>
+      <w:r>
+        <w:rPr>
+          <w:b/>
+        </w:rPr>
+        <w:t>问：双开最好，是否说明已经达到生产效果？</w:t>
+      </w:r>
+      <w:r>
+        <w:t xml:space="preserve"> 不能这样说。双开在 15 条查询、852 个 LLM 池化判定对上取得本轮最高离线指标；标签未经人工复核，且 Recall 是池内口径。它支持通道相对比较，不支持录用效果结论。</w:t>
+      </w:r>
+    </w:p>
+    <w:p>
+      <w:r>
+        <w:rPr>
+          <w:b/>
+        </w:rPr>
+        <w:t>问：服务重启会自己恢复全部任务吗？</w:t>
+      </w:r>
+      <w:r>
+        <w:t xml:space="preserve"> checkpoint 让同一 run 再次触发时可以续跑，结果保存幂等；当前没有外部队列自动重派所有中断 run。</w:t>
+      </w:r>
+    </w:p>
+    <w:p>
+      <w:r>
+        <w:rPr>
+          <w:b/>
+        </w:rPr>
+        <w:t>问：四组合等价是什么意思？</w:t>
+      </w:r>
+      <w:r>
+        <w:t xml:space="preserve"> 关闭开关时，对应功能不应改变旧状态合同和公开结构；不是说开启与关闭的排名必须一样。后端矩阵和批次 9 两种真机开关态共同验证这一边界。</w:t>
+      </w:r>
+    </w:p>
+    <w:p>
+      <w:r>
+        <w:rPr>
+          <w:b/>
+        </w:rPr>
+        <w:t>问：还有哪些已知不足？</w:t>
+      </w:r>
+      <w:r>
+        <w:t xml:space="preserve"> 外部模型和网络依赖仍在；LLM 标签未经人工复核；反馈写入与隐式读取表尚未统一；支付、账号删除和自动任务队列不在当前闭环。完整清单见 </w:t>
+      </w:r>
+      <w:r>
+        <w:rPr>
+          <w:rFonts w:ascii="Consolas" w:hAnsi="Consolas" w:eastAsia="Consolas"/>
+          <w:color w:val="7A2121"/>
+          <w:sz w:val="18"/>
         </w:rPr>
         <w:t>docs/limitations_and_future_work.md</w:t>
       </w:r>
       <w:r>
+        <w:t>。</w:t>
+      </w:r>
+    </w:p>
+    <w:p>
+      <w:pPr>
+        <w:pStyle w:val="Heading2"/>
+      </w:pPr>
+      <w:r>
+        <w:t>25. 可核来源清单</w:t>
+      </w:r>
+    </w:p>
+    <w:p>
+      <w:r>
+        <w:t>本文所有离线检索指标只使用：</w:t>
+      </w:r>
+    </w:p>
+    <w:p>
+      <w:pPr>
+        <w:pStyle w:val="ListBullet"/>
+      </w:pPr>
+      <w:r>
         <w:rPr>
-          <w:rFonts w:ascii="Calibri" w:hAnsi="Calibri" w:eastAsia="微软雅黑"/>
-          <w:sz w:val="21"/>
+          <w:rFonts w:ascii="Consolas" w:hAnsi="Consolas" w:eastAsia="Consolas"/>
+          <w:color w:val="7A2121"/>
+          <w:sz w:val="18"/>
         </w:rPr>
-        <w:t>（14 条，四维度，每条含取舍理由与展望）——合成语料声明、LLM 标注口径、短信网关、账号删除、任务队列、支付占位等均在列。</w:t>
+        <w:t>data/eval/demo_corpus_cross_v1/manifest.json</w:t>
+      </w:r>
+    </w:p>
+    <w:p>
+      <w:pPr>
+        <w:pStyle w:val="ListBullet"/>
+      </w:pPr>
+      <w:r>
+        <w:rPr>
+          <w:rFonts w:ascii="Consolas" w:hAnsi="Consolas" w:eastAsia="Consolas"/>
+          <w:color w:val="7A2121"/>
+          <w:sz w:val="18"/>
+        </w:rPr>
+        <w:t>data/eval/demo_corpus_cross_v1/labels.jsonl</w:t>
+      </w:r>
+    </w:p>
+    <w:p>
+      <w:pPr>
+        <w:pStyle w:val="ListBullet"/>
+      </w:pPr>
+      <w:r>
+        <w:rPr>
+          <w:rFonts w:ascii="Consolas" w:hAnsi="Consolas" w:eastAsia="Consolas"/>
+          <w:color w:val="7A2121"/>
+          <w:sz w:val="18"/>
+        </w:rPr>
+        <w:t>data/eval/demo_corpus_cross_v1/rankings.json</w:t>
+      </w:r>
+    </w:p>
+    <w:p>
+      <w:pPr>
+        <w:pStyle w:val="ListBullet"/>
+      </w:pPr>
+      <w:r>
+        <w:rPr>
+          <w:rFonts w:ascii="Consolas" w:hAnsi="Consolas" w:eastAsia="Consolas"/>
+          <w:color w:val="7A2121"/>
+          <w:sz w:val="18"/>
+        </w:rPr>
+        <w:t>docs/validation/2026-08-06-cross-encoder-ablation.md</w:t>
+      </w:r>
+    </w:p>
+    <w:p>
+      <w:r>
+        <w:t>测试计数、四组合与 P1–P4 真机结论只使用：</w:t>
+      </w:r>
+    </w:p>
+    <w:p>
+      <w:pPr>
+        <w:pStyle w:val="ListBullet"/>
+      </w:pPr>
+      <w:r>
+        <w:rPr>
+          <w:rFonts w:ascii="Consolas" w:hAnsi="Consolas" w:eastAsia="Consolas"/>
+          <w:color w:val="7A2121"/>
+          <w:sz w:val="18"/>
+        </w:rPr>
+        <w:t>docs/validation/2026-08-07-batch9-acceptance.md</w:t>
+      </w:r>
+    </w:p>
+    <w:p>
+      <w:r>
+        <w:t xml:space="preserve">功能和行号引用来自冻结 HEAD </w:t>
+      </w:r>
+      <w:r>
+        <w:rPr>
+          <w:rFonts w:ascii="Consolas" w:hAnsi="Consolas" w:eastAsia="Consolas"/>
+          <w:color w:val="7A2121"/>
+          <w:sz w:val="18"/>
+        </w:rPr>
+        <w:t>2474e48</w:t>
+      </w:r>
+      <w:r>
+        <w:t xml:space="preserve"> 的实际文件。若代码继续变化，应先更新 Markdown 源稿，再用 </w:t>
+      </w:r>
+      <w:r>
+        <w:rPr>
+          <w:rFonts w:ascii="Consolas" w:hAnsi="Consolas" w:eastAsia="Consolas"/>
+          <w:color w:val="7A2121"/>
+          <w:sz w:val="18"/>
+        </w:rPr>
+        <w:t>scripts/render_guide_docx.py</w:t>
+      </w:r>
+      <w:r>
+        <w:t xml:space="preserve"> 重新生成 Word，不能只手工修改 DOCX。</w:t>
       </w:r>
     </w:p>
     <w:sectPr>
@@ -3553,8 +7934,11 @@
     <w:name w:val="Normal"/>
     <w:qFormat/>
     <w:rsid w:val="00FC693F"/>
+    <w:pPr>
+      <w:spacing w:after="100" w:line="240" w:lineRule="auto"/>
+    </w:pPr>
     <w:rPr>
-      <w:rFonts w:ascii="Calibri" w:hAnsi="Calibri" w:eastAsia="微软雅黑"/>
+      <w:rFonts w:ascii="Calibri" w:hAnsi="Calibri" w:eastAsia="Calibri"/>
       <w:sz w:val="21"/>
     </w:rPr>
   </w:style>
@@ -3617,11 +8001,11 @@
       <w:outlineLvl w:val="0"/>
     </w:pPr>
     <w:rPr>
-      <w:rFonts w:asciiTheme="majorHAnsi" w:eastAsiaTheme="majorEastAsia" w:hAnsiTheme="majorHAnsi" w:cstheme="majorBidi" w:ascii="Calibri" w:hAnsi="Calibri" w:eastAsia="微软雅黑"/>
+      <w:rFonts w:asciiTheme="majorHAnsi" w:eastAsiaTheme="majorEastAsia" w:hAnsiTheme="majorHAnsi" w:cstheme="majorBidi" w:ascii="Calibri" w:hAnsi="Calibri" w:eastAsia="Calibri"/>
       <w:b/>
       <w:bCs/>
-      <w:color w:val="C15F3C"/>
-      <w:sz w:val="32"/>
+      <w:color w:val="1F4E79"/>
+      <w:sz w:val="34"/>
       <w:szCs w:val="28"/>
     </w:rPr>
   </w:style>
@@ -3641,10 +8025,10 @@
       <w:outlineLvl w:val="1"/>
     </w:pPr>
     <w:rPr>
-      <w:rFonts w:asciiTheme="majorHAnsi" w:eastAsiaTheme="majorEastAsia" w:hAnsiTheme="majorHAnsi" w:cstheme="majorBidi" w:ascii="Calibri" w:hAnsi="Calibri" w:eastAsia="微软雅黑"/>
+      <w:rFonts w:asciiTheme="majorHAnsi" w:eastAsiaTheme="majorEastAsia" w:hAnsiTheme="majorHAnsi" w:cstheme="majorBidi" w:ascii="Calibri" w:hAnsi="Calibri" w:eastAsia="Calibri"/>
       <w:b/>
       <w:bCs/>
-      <w:color w:val="332E28"/>
+      <w:color w:val="2F5597"/>
       <w:sz w:val="26"/>
       <w:szCs w:val="26"/>
     </w:rPr>
@@ -3665,11 +8049,11 @@
       <w:outlineLvl w:val="2"/>
     </w:pPr>
     <w:rPr>
-      <w:rFonts w:asciiTheme="majorHAnsi" w:eastAsiaTheme="majorEastAsia" w:hAnsiTheme="majorHAnsi" w:cstheme="majorBidi" w:ascii="Calibri" w:hAnsi="Calibri" w:eastAsia="微软雅黑"/>
+      <w:rFonts w:asciiTheme="majorHAnsi" w:eastAsiaTheme="majorEastAsia" w:hAnsiTheme="majorHAnsi" w:cstheme="majorBidi" w:ascii="Calibri" w:hAnsi="Calibri" w:eastAsia="Calibri"/>
       <w:b/>
       <w:bCs/>
-      <w:color w:val="332E28"/>
-      <w:sz w:val="23"/>
+      <w:color w:val="3F6B9A"/>
+      <w:sz w:val="22"/>
     </w:rPr>
   </w:style>
   <w:style w:type="paragraph" w:styleId="Heading4">
@@ -3900,6 +8284,7 @@
     <w:qFormat/>
     <w:rsid w:val="00FC693F"/>
     <w:pPr>
+      <w:keepNext/>
       <w:pBdr>
         <w:bottom w:val="single" w:sz="8" w:space="4" w:color="4F81BD" w:themeColor="accent1"/>
       </w:pBdr>
@@ -3907,11 +8292,11 @@
       <w:contextualSpacing/>
     </w:pPr>
     <w:rPr>
-      <w:rFonts w:asciiTheme="majorHAnsi" w:eastAsiaTheme="majorEastAsia" w:hAnsiTheme="majorHAnsi" w:cstheme="majorBidi"/>
-      <w:color w:val="17365D" w:themeColor="text2" w:themeShade="BF"/>
+      <w:rFonts w:asciiTheme="majorHAnsi" w:eastAsiaTheme="majorEastAsia" w:hAnsiTheme="majorHAnsi" w:cstheme="majorBidi" w:ascii="Calibri" w:hAnsi="Calibri" w:eastAsia="Calibri"/>
+      <w:color w:val="1F4E79"/>
       <w:spacing w:val="5"/>
       <w:kern w:val="28"/>
-      <w:sz w:val="52"/>
+      <w:sz w:val="48"/>
       <w:szCs w:val="52"/>
     </w:rPr>
   </w:style>
@@ -3939,17 +8324,18 @@
     <w:qFormat/>
     <w:rsid w:val="00FC693F"/>
     <w:pPr>
+      <w:keepNext/>
       <w:numPr>
         <w:ilvl w:val="1"/>
       </w:numPr>
     </w:pPr>
     <w:rPr>
-      <w:rFonts w:asciiTheme="majorHAnsi" w:eastAsiaTheme="majorEastAsia" w:hAnsiTheme="majorHAnsi" w:cstheme="majorBidi"/>
+      <w:rFonts w:asciiTheme="majorHAnsi" w:eastAsiaTheme="majorEastAsia" w:hAnsiTheme="majorHAnsi" w:cstheme="majorBidi" w:ascii="Calibri" w:hAnsi="Calibri" w:eastAsia="Calibri"/>
       <w:i/>
       <w:iCs/>
-      <w:color w:val="4F81BD" w:themeColor="accent1"/>
+      <w:color w:val="5B6573"/>
       <w:spacing w:val="15"/>
-      <w:sz w:val="24"/>
+      <w:sz w:val="22"/>
       <w:szCs w:val="24"/>
     </w:rPr>
   </w:style>
@@ -15240,6 +19626,29 @@
         <w:shd w:val="clear" w:color="auto" w:fill="FBCAA2" w:themeFill="accent6" w:themeFillTint="7F"/>
       </w:tcPr>
     </w:tblStylePr>
+  </w:style>
+  <w:style w:type="paragraph" w:customStyle="1" w:styleId="CodeBlock">
+    <w:name w:val="Code Block"/>
+    <w:basedOn w:val="Normal"/>
+    <w:pPr>
+      <w:spacing w:before="80" w:after="140"/>
+      <w:ind w:left="259" w:right="115"/>
+    </w:pPr>
+    <w:rPr>
+      <w:rFonts w:ascii="Consolas" w:hAnsi="Consolas" w:eastAsia="Consolas"/>
+      <w:sz w:val="17"/>
+    </w:rPr>
+  </w:style>
+  <w:style w:type="paragraph" w:customStyle="1" w:styleId="GuideTOC">
+    <w:name w:val="Guide TOC"/>
+    <w:basedOn w:val="Normal"/>
+    <w:pPr>
+      <w:spacing w:after="40"/>
+    </w:pPr>
+    <w:rPr>
+      <w:rFonts w:ascii="Calibri" w:hAnsi="Calibri" w:eastAsia="Calibri"/>
+      <w:sz w:val="20"/>
+    </w:rPr>
   </w:style>
 </w:styles>
 </file>
